--- a/docs/Documentation.docx
+++ b/docs/Documentation.docx
@@ -889,7 +889,7 @@
         </w:rPr>
       </w:pPr>
       <w:bookmarkStart w:id="0" w:name="_Toc237987091"/>
-      <w:bookmarkStart w:id="1" w:name="_Toc237988406"/>
+      <w:bookmarkStart w:id="1" w:name="_Toc238058693"/>
       <w:r>
         <w:rPr>
           <w:rFonts w:ascii="Times New Roman" w:hAnsi="Times New Roman" w:cs="Times New Roman"/>
@@ -1026,7 +1026,7 @@
             </w:rPr>
             <w:fldChar w:fldCharType="separate"/>
           </w:r>
-          <w:hyperlink w:anchor="_Toc237988406" w:history="1">
+          <w:hyperlink w:anchor="_Toc238058693" w:history="1">
             <w:r>
               <w:rPr>
                 <w:rStyle w:val="Hyperlink"/>
@@ -1054,7 +1054,7 @@
                 <w:noProof/>
                 <w:webHidden/>
               </w:rPr>
-              <w:instrText xml:space="preserve"> PAGEREF _Toc237988406 \h </w:instrText>
+              <w:instrText xml:space="preserve"> PAGEREF _Toc238058693 \h </w:instrText>
             </w:r>
             <w:r>
               <w:rPr>
@@ -1089,6 +1089,7 @@
           <w:pPr>
             <w:pStyle w:val="TOC1"/>
             <w:tabs>
+              <w:tab w:val="left" w:pos="480"/>
               <w:tab w:val="right" w:leader="dot" w:pos="9016"/>
             </w:tabs>
             <w:rPr>
@@ -1097,13 +1098,29 @@
               <w:lang w:eastAsia="en-MY"/>
             </w:rPr>
           </w:pPr>
-          <w:hyperlink w:anchor="_Toc237988407" w:history="1">
+          <w:hyperlink w:anchor="_Toc238058694" w:history="1">
             <w:r>
               <w:rPr>
                 <w:rStyle w:val="Hyperlink"/>
                 <w:rFonts w:cs="Times New Roman"/>
                 <w:noProof/>
               </w:rPr>
+              <w:t>1.</w:t>
+            </w:r>
+            <w:r>
+              <w:rPr>
+                <w:rFonts w:asciiTheme="minorHAnsi" w:eastAsiaTheme="minorEastAsia" w:hAnsiTheme="minorHAnsi"/>
+                <w:noProof/>
+                <w:lang w:eastAsia="en-MY"/>
+              </w:rPr>
+              <w:tab/>
+            </w:r>
+            <w:r>
+              <w:rPr>
+                <w:rStyle w:val="Hyperlink"/>
+                <w:rFonts w:cs="Times New Roman"/>
+                <w:noProof/>
+              </w:rPr>
               <w:t>Introduction</w:t>
             </w:r>
             <w:r>
@@ -1125,7 +1142,7 @@
                 <w:noProof/>
                 <w:webHidden/>
               </w:rPr>
-              <w:instrText xml:space="preserve"> PAGEREF _Toc237988407 \h </w:instrText>
+              <w:instrText xml:space="preserve"> PAGEREF _Toc238058694 \h </w:instrText>
             </w:r>
             <w:r>
               <w:rPr>
@@ -1160,6 +1177,7 @@
           <w:pPr>
             <w:pStyle w:val="TOC1"/>
             <w:tabs>
+              <w:tab w:val="left" w:pos="480"/>
               <w:tab w:val="right" w:leader="dot" w:pos="9016"/>
             </w:tabs>
             <w:rPr>
@@ -1168,13 +1186,29 @@
               <w:lang w:eastAsia="en-MY"/>
             </w:rPr>
           </w:pPr>
-          <w:hyperlink w:anchor="_Toc237988408" w:history="1">
+          <w:hyperlink w:anchor="_Toc238058695" w:history="1">
             <w:r>
               <w:rPr>
                 <w:rStyle w:val="Hyperlink"/>
                 <w:rFonts w:cs="Times New Roman"/>
                 <w:noProof/>
               </w:rPr>
+              <w:t>2.</w:t>
+            </w:r>
+            <w:r>
+              <w:rPr>
+                <w:rFonts w:asciiTheme="minorHAnsi" w:eastAsiaTheme="minorEastAsia" w:hAnsiTheme="minorHAnsi"/>
+                <w:noProof/>
+                <w:lang w:eastAsia="en-MY"/>
+              </w:rPr>
+              <w:tab/>
+            </w:r>
+            <w:r>
+              <w:rPr>
+                <w:rStyle w:val="Hyperlink"/>
+                <w:rFonts w:cs="Times New Roman"/>
+                <w:noProof/>
+              </w:rPr>
               <w:t>Phase 1: Setting up the environment</w:t>
             </w:r>
             <w:r>
@@ -1196,7 +1230,7 @@
                 <w:noProof/>
                 <w:webHidden/>
               </w:rPr>
-              <w:instrText xml:space="preserve"> PAGEREF _Toc237988408 \h </w:instrText>
+              <w:instrText xml:space="preserve"> PAGEREF _Toc238058695 \h </w:instrText>
             </w:r>
             <w:r>
               <w:rPr>
@@ -1217,6 +1251,665 @@
                 <w:webHidden/>
               </w:rPr>
               <w:t>4</w:t>
+            </w:r>
+            <w:r>
+              <w:rPr>
+                <w:noProof/>
+                <w:webHidden/>
+              </w:rPr>
+              <w:fldChar w:fldCharType="end"/>
+            </w:r>
+          </w:hyperlink>
+        </w:p>
+        <w:p>
+          <w:pPr>
+            <w:pStyle w:val="TOC2"/>
+            <w:tabs>
+              <w:tab w:val="right" w:leader="dot" w:pos="9016"/>
+            </w:tabs>
+            <w:rPr>
+              <w:noProof/>
+            </w:rPr>
+          </w:pPr>
+          <w:hyperlink w:anchor="_Toc238058696" w:history="1">
+            <w:r>
+              <w:rPr>
+                <w:rStyle w:val="Hyperlink"/>
+                <w:rFonts w:cs="Times New Roman"/>
+                <w:noProof/>
+              </w:rPr>
+              <w:t>Python and Anaconda Navigator</w:t>
+            </w:r>
+            <w:r>
+              <w:rPr>
+                <w:noProof/>
+                <w:webHidden/>
+              </w:rPr>
+              <w:tab/>
+            </w:r>
+            <w:r>
+              <w:rPr>
+                <w:noProof/>
+                <w:webHidden/>
+              </w:rPr>
+              <w:fldChar w:fldCharType="begin"/>
+            </w:r>
+            <w:r>
+              <w:rPr>
+                <w:noProof/>
+                <w:webHidden/>
+              </w:rPr>
+              <w:instrText xml:space="preserve"> PAGEREF _Toc238058696 \h </w:instrText>
+            </w:r>
+            <w:r>
+              <w:rPr>
+                <w:noProof/>
+                <w:webHidden/>
+              </w:rPr>
+            </w:r>
+            <w:r>
+              <w:rPr>
+                <w:noProof/>
+                <w:webHidden/>
+              </w:rPr>
+              <w:fldChar w:fldCharType="separate"/>
+            </w:r>
+            <w:r>
+              <w:rPr>
+                <w:noProof/>
+                <w:webHidden/>
+              </w:rPr>
+              <w:t>4</w:t>
+            </w:r>
+            <w:r>
+              <w:rPr>
+                <w:noProof/>
+                <w:webHidden/>
+              </w:rPr>
+              <w:fldChar w:fldCharType="end"/>
+            </w:r>
+          </w:hyperlink>
+        </w:p>
+        <w:p>
+          <w:pPr>
+            <w:pStyle w:val="TOC2"/>
+            <w:tabs>
+              <w:tab w:val="right" w:leader="dot" w:pos="9016"/>
+            </w:tabs>
+            <w:rPr>
+              <w:noProof/>
+            </w:rPr>
+          </w:pPr>
+          <w:hyperlink w:anchor="_Toc238058697" w:history="1">
+            <w:r>
+              <w:rPr>
+                <w:rStyle w:val="Hyperlink"/>
+                <w:rFonts w:cs="Times New Roman"/>
+                <w:noProof/>
+              </w:rPr>
+              <w:t>SQL Server</w:t>
+            </w:r>
+            <w:r>
+              <w:rPr>
+                <w:noProof/>
+                <w:webHidden/>
+              </w:rPr>
+              <w:tab/>
+            </w:r>
+            <w:r>
+              <w:rPr>
+                <w:noProof/>
+                <w:webHidden/>
+              </w:rPr>
+              <w:fldChar w:fldCharType="begin"/>
+            </w:r>
+            <w:r>
+              <w:rPr>
+                <w:noProof/>
+                <w:webHidden/>
+              </w:rPr>
+              <w:instrText xml:space="preserve"> PAGEREF _Toc238058697 \h </w:instrText>
+            </w:r>
+            <w:r>
+              <w:rPr>
+                <w:noProof/>
+                <w:webHidden/>
+              </w:rPr>
+            </w:r>
+            <w:r>
+              <w:rPr>
+                <w:noProof/>
+                <w:webHidden/>
+              </w:rPr>
+              <w:fldChar w:fldCharType="separate"/>
+            </w:r>
+            <w:r>
+              <w:rPr>
+                <w:noProof/>
+                <w:webHidden/>
+              </w:rPr>
+              <w:t>4</w:t>
+            </w:r>
+            <w:r>
+              <w:rPr>
+                <w:noProof/>
+                <w:webHidden/>
+              </w:rPr>
+              <w:fldChar w:fldCharType="end"/>
+            </w:r>
+          </w:hyperlink>
+        </w:p>
+        <w:p>
+          <w:pPr>
+            <w:pStyle w:val="TOC2"/>
+            <w:tabs>
+              <w:tab w:val="right" w:leader="dot" w:pos="9016"/>
+            </w:tabs>
+            <w:rPr>
+              <w:noProof/>
+            </w:rPr>
+          </w:pPr>
+          <w:hyperlink w:anchor="_Toc238058698" w:history="1">
+            <w:r>
+              <w:rPr>
+                <w:rStyle w:val="Hyperlink"/>
+                <w:rFonts w:cs="Times New Roman"/>
+                <w:noProof/>
+              </w:rPr>
+              <w:t>SQL Server Management Studio</w:t>
+            </w:r>
+            <w:r>
+              <w:rPr>
+                <w:noProof/>
+                <w:webHidden/>
+              </w:rPr>
+              <w:tab/>
+            </w:r>
+            <w:r>
+              <w:rPr>
+                <w:noProof/>
+                <w:webHidden/>
+              </w:rPr>
+              <w:fldChar w:fldCharType="begin"/>
+            </w:r>
+            <w:r>
+              <w:rPr>
+                <w:noProof/>
+                <w:webHidden/>
+              </w:rPr>
+              <w:instrText xml:space="preserve"> PAGEREF _Toc238058698 \h </w:instrText>
+            </w:r>
+            <w:r>
+              <w:rPr>
+                <w:noProof/>
+                <w:webHidden/>
+              </w:rPr>
+            </w:r>
+            <w:r>
+              <w:rPr>
+                <w:noProof/>
+                <w:webHidden/>
+              </w:rPr>
+              <w:fldChar w:fldCharType="separate"/>
+            </w:r>
+            <w:r>
+              <w:rPr>
+                <w:noProof/>
+                <w:webHidden/>
+              </w:rPr>
+              <w:t>4</w:t>
+            </w:r>
+            <w:r>
+              <w:rPr>
+                <w:noProof/>
+                <w:webHidden/>
+              </w:rPr>
+              <w:fldChar w:fldCharType="end"/>
+            </w:r>
+          </w:hyperlink>
+        </w:p>
+        <w:p>
+          <w:pPr>
+            <w:pStyle w:val="TOC2"/>
+            <w:tabs>
+              <w:tab w:val="right" w:leader="dot" w:pos="9016"/>
+            </w:tabs>
+            <w:rPr>
+              <w:noProof/>
+            </w:rPr>
+          </w:pPr>
+          <w:hyperlink w:anchor="_Toc238058699" w:history="1">
+            <w:r>
+              <w:rPr>
+                <w:rStyle w:val="Hyperlink"/>
+                <w:rFonts w:cs="Times New Roman"/>
+                <w:noProof/>
+              </w:rPr>
+              <w:t>R</w:t>
+            </w:r>
+            <w:r>
+              <w:rPr>
+                <w:noProof/>
+                <w:webHidden/>
+              </w:rPr>
+              <w:tab/>
+            </w:r>
+            <w:r>
+              <w:rPr>
+                <w:noProof/>
+                <w:webHidden/>
+              </w:rPr>
+              <w:fldChar w:fldCharType="begin"/>
+            </w:r>
+            <w:r>
+              <w:rPr>
+                <w:noProof/>
+                <w:webHidden/>
+              </w:rPr>
+              <w:instrText xml:space="preserve"> PAGEREF _Toc238058699 \h </w:instrText>
+            </w:r>
+            <w:r>
+              <w:rPr>
+                <w:noProof/>
+                <w:webHidden/>
+              </w:rPr>
+            </w:r>
+            <w:r>
+              <w:rPr>
+                <w:noProof/>
+                <w:webHidden/>
+              </w:rPr>
+              <w:fldChar w:fldCharType="separate"/>
+            </w:r>
+            <w:r>
+              <w:rPr>
+                <w:noProof/>
+                <w:webHidden/>
+              </w:rPr>
+              <w:t>4</w:t>
+            </w:r>
+            <w:r>
+              <w:rPr>
+                <w:noProof/>
+                <w:webHidden/>
+              </w:rPr>
+              <w:fldChar w:fldCharType="end"/>
+            </w:r>
+          </w:hyperlink>
+        </w:p>
+        <w:p>
+          <w:pPr>
+            <w:pStyle w:val="TOC2"/>
+            <w:tabs>
+              <w:tab w:val="right" w:leader="dot" w:pos="9016"/>
+            </w:tabs>
+            <w:rPr>
+              <w:noProof/>
+            </w:rPr>
+          </w:pPr>
+          <w:hyperlink w:anchor="_Toc238058700" w:history="1">
+            <w:r>
+              <w:rPr>
+                <w:rStyle w:val="Hyperlink"/>
+                <w:rFonts w:cs="Times New Roman"/>
+                <w:noProof/>
+              </w:rPr>
+              <w:t>Power BI</w:t>
+            </w:r>
+            <w:r>
+              <w:rPr>
+                <w:noProof/>
+                <w:webHidden/>
+              </w:rPr>
+              <w:tab/>
+            </w:r>
+            <w:r>
+              <w:rPr>
+                <w:noProof/>
+                <w:webHidden/>
+              </w:rPr>
+              <w:fldChar w:fldCharType="begin"/>
+            </w:r>
+            <w:r>
+              <w:rPr>
+                <w:noProof/>
+                <w:webHidden/>
+              </w:rPr>
+              <w:instrText xml:space="preserve"> PAGEREF _Toc238058700 \h </w:instrText>
+            </w:r>
+            <w:r>
+              <w:rPr>
+                <w:noProof/>
+                <w:webHidden/>
+              </w:rPr>
+            </w:r>
+            <w:r>
+              <w:rPr>
+                <w:noProof/>
+                <w:webHidden/>
+              </w:rPr>
+              <w:fldChar w:fldCharType="separate"/>
+            </w:r>
+            <w:r>
+              <w:rPr>
+                <w:noProof/>
+                <w:webHidden/>
+              </w:rPr>
+              <w:t>4</w:t>
+            </w:r>
+            <w:r>
+              <w:rPr>
+                <w:noProof/>
+                <w:webHidden/>
+              </w:rPr>
+              <w:fldChar w:fldCharType="end"/>
+            </w:r>
+          </w:hyperlink>
+        </w:p>
+        <w:p>
+          <w:pPr>
+            <w:pStyle w:val="TOC2"/>
+            <w:tabs>
+              <w:tab w:val="right" w:leader="dot" w:pos="9016"/>
+            </w:tabs>
+            <w:rPr>
+              <w:noProof/>
+            </w:rPr>
+          </w:pPr>
+          <w:hyperlink w:anchor="_Toc238058701" w:history="1">
+            <w:r>
+              <w:rPr>
+                <w:rStyle w:val="Hyperlink"/>
+                <w:rFonts w:cs="Times New Roman"/>
+                <w:noProof/>
+              </w:rPr>
+              <w:t>Git</w:t>
+            </w:r>
+            <w:r>
+              <w:rPr>
+                <w:noProof/>
+                <w:webHidden/>
+              </w:rPr>
+              <w:tab/>
+            </w:r>
+            <w:r>
+              <w:rPr>
+                <w:noProof/>
+                <w:webHidden/>
+              </w:rPr>
+              <w:fldChar w:fldCharType="begin"/>
+            </w:r>
+            <w:r>
+              <w:rPr>
+                <w:noProof/>
+                <w:webHidden/>
+              </w:rPr>
+              <w:instrText xml:space="preserve"> PAGEREF _Toc238058701 \h </w:instrText>
+            </w:r>
+            <w:r>
+              <w:rPr>
+                <w:noProof/>
+                <w:webHidden/>
+              </w:rPr>
+            </w:r>
+            <w:r>
+              <w:rPr>
+                <w:noProof/>
+                <w:webHidden/>
+              </w:rPr>
+              <w:fldChar w:fldCharType="separate"/>
+            </w:r>
+            <w:r>
+              <w:rPr>
+                <w:noProof/>
+                <w:webHidden/>
+              </w:rPr>
+              <w:t>5</w:t>
+            </w:r>
+            <w:r>
+              <w:rPr>
+                <w:noProof/>
+                <w:webHidden/>
+              </w:rPr>
+              <w:fldChar w:fldCharType="end"/>
+            </w:r>
+          </w:hyperlink>
+        </w:p>
+        <w:p>
+          <w:pPr>
+            <w:pStyle w:val="TOC2"/>
+            <w:tabs>
+              <w:tab w:val="right" w:leader="dot" w:pos="9016"/>
+            </w:tabs>
+            <w:rPr>
+              <w:noProof/>
+            </w:rPr>
+          </w:pPr>
+          <w:hyperlink w:anchor="_Toc238058702" w:history="1">
+            <w:r>
+              <w:rPr>
+                <w:rStyle w:val="Hyperlink"/>
+                <w:rFonts w:cs="Times New Roman"/>
+                <w:noProof/>
+              </w:rPr>
+              <w:t>VS Code</w:t>
+            </w:r>
+            <w:r>
+              <w:rPr>
+                <w:noProof/>
+                <w:webHidden/>
+              </w:rPr>
+              <w:tab/>
+            </w:r>
+            <w:r>
+              <w:rPr>
+                <w:noProof/>
+                <w:webHidden/>
+              </w:rPr>
+              <w:fldChar w:fldCharType="begin"/>
+            </w:r>
+            <w:r>
+              <w:rPr>
+                <w:noProof/>
+                <w:webHidden/>
+              </w:rPr>
+              <w:instrText xml:space="preserve"> PAGEREF _Toc238058702 \h </w:instrText>
+            </w:r>
+            <w:r>
+              <w:rPr>
+                <w:noProof/>
+                <w:webHidden/>
+              </w:rPr>
+            </w:r>
+            <w:r>
+              <w:rPr>
+                <w:noProof/>
+                <w:webHidden/>
+              </w:rPr>
+              <w:fldChar w:fldCharType="separate"/>
+            </w:r>
+            <w:r>
+              <w:rPr>
+                <w:noProof/>
+                <w:webHidden/>
+              </w:rPr>
+              <w:t>5</w:t>
+            </w:r>
+            <w:r>
+              <w:rPr>
+                <w:noProof/>
+                <w:webHidden/>
+              </w:rPr>
+              <w:fldChar w:fldCharType="end"/>
+            </w:r>
+          </w:hyperlink>
+        </w:p>
+        <w:p>
+          <w:pPr>
+            <w:pStyle w:val="TOC1"/>
+            <w:tabs>
+              <w:tab w:val="left" w:pos="480"/>
+              <w:tab w:val="right" w:leader="dot" w:pos="9016"/>
+            </w:tabs>
+            <w:rPr>
+              <w:rFonts w:asciiTheme="minorHAnsi" w:eastAsiaTheme="minorEastAsia" w:hAnsiTheme="minorHAnsi"/>
+              <w:noProof/>
+              <w:lang w:eastAsia="en-MY"/>
+            </w:rPr>
+          </w:pPr>
+          <w:hyperlink w:anchor="_Toc238058703" w:history="1">
+            <w:r>
+              <w:rPr>
+                <w:rStyle w:val="Hyperlink"/>
+                <w:rFonts w:cs="Times New Roman"/>
+                <w:noProof/>
+              </w:rPr>
+              <w:t>3.</w:t>
+            </w:r>
+            <w:r>
+              <w:rPr>
+                <w:rFonts w:asciiTheme="minorHAnsi" w:eastAsiaTheme="minorEastAsia" w:hAnsiTheme="minorHAnsi"/>
+                <w:noProof/>
+                <w:lang w:eastAsia="en-MY"/>
+              </w:rPr>
+              <w:tab/>
+            </w:r>
+            <w:r>
+              <w:rPr>
+                <w:rStyle w:val="Hyperlink"/>
+                <w:rFonts w:cs="Times New Roman"/>
+                <w:noProof/>
+              </w:rPr>
+              <w:t>Phase 2: project structure and version control</w:t>
+            </w:r>
+            <w:r>
+              <w:rPr>
+                <w:noProof/>
+                <w:webHidden/>
+              </w:rPr>
+              <w:tab/>
+            </w:r>
+            <w:r>
+              <w:rPr>
+                <w:noProof/>
+                <w:webHidden/>
+              </w:rPr>
+              <w:fldChar w:fldCharType="begin"/>
+            </w:r>
+            <w:r>
+              <w:rPr>
+                <w:noProof/>
+                <w:webHidden/>
+              </w:rPr>
+              <w:instrText xml:space="preserve"> PAGEREF _Toc238058703 \h </w:instrText>
+            </w:r>
+            <w:r>
+              <w:rPr>
+                <w:noProof/>
+                <w:webHidden/>
+              </w:rPr>
+            </w:r>
+            <w:r>
+              <w:rPr>
+                <w:noProof/>
+                <w:webHidden/>
+              </w:rPr>
+              <w:fldChar w:fldCharType="separate"/>
+            </w:r>
+            <w:r>
+              <w:rPr>
+                <w:noProof/>
+                <w:webHidden/>
+              </w:rPr>
+              <w:t>6</w:t>
+            </w:r>
+            <w:r>
+              <w:rPr>
+                <w:noProof/>
+                <w:webHidden/>
+              </w:rPr>
+              <w:fldChar w:fldCharType="end"/>
+            </w:r>
+          </w:hyperlink>
+        </w:p>
+        <w:p>
+          <w:pPr>
+            <w:pStyle w:val="TOC1"/>
+            <w:tabs>
+              <w:tab w:val="left" w:pos="480"/>
+              <w:tab w:val="right" w:leader="dot" w:pos="9016"/>
+            </w:tabs>
+            <w:rPr>
+              <w:rFonts w:asciiTheme="minorHAnsi" w:eastAsiaTheme="minorEastAsia" w:hAnsiTheme="minorHAnsi"/>
+              <w:noProof/>
+              <w:lang w:eastAsia="en-MY"/>
+            </w:rPr>
+          </w:pPr>
+          <w:hyperlink w:anchor="_Toc238058704" w:history="1">
+            <w:r>
+              <w:rPr>
+                <w:rStyle w:val="Hyperlink"/>
+                <w:rFonts w:cs="Times New Roman"/>
+                <w:noProof/>
+              </w:rPr>
+              <w:t>4.</w:t>
+            </w:r>
+            <w:r>
+              <w:rPr>
+                <w:rFonts w:asciiTheme="minorHAnsi" w:eastAsiaTheme="minorEastAsia" w:hAnsiTheme="minorHAnsi"/>
+                <w:noProof/>
+                <w:lang w:eastAsia="en-MY"/>
+              </w:rPr>
+              <w:tab/>
+            </w:r>
+            <w:r>
+              <w:rPr>
+                <w:rStyle w:val="Hyperlink"/>
+                <w:rFonts w:cs="Times New Roman"/>
+                <w:noProof/>
+              </w:rPr>
+              <w:t>Phase 3: Acquiring the data</w:t>
+            </w:r>
+            <w:r>
+              <w:rPr>
+                <w:noProof/>
+                <w:webHidden/>
+              </w:rPr>
+              <w:tab/>
+            </w:r>
+            <w:r>
+              <w:rPr>
+                <w:noProof/>
+                <w:webHidden/>
+              </w:rPr>
+              <w:fldChar w:fldCharType="begin"/>
+            </w:r>
+            <w:r>
+              <w:rPr>
+                <w:noProof/>
+                <w:webHidden/>
+              </w:rPr>
+              <w:instrText xml:space="preserve"> PAGEREF _Toc238058704 \h </w:instrText>
+            </w:r>
+            <w:r>
+              <w:rPr>
+                <w:noProof/>
+                <w:webHidden/>
+              </w:rPr>
+            </w:r>
+            <w:r>
+              <w:rPr>
+                <w:noProof/>
+                <w:webHidden/>
+              </w:rPr>
+              <w:fldChar w:fldCharType="separate"/>
+            </w:r>
+            <w:r>
+              <w:rPr>
+                <w:noProof/>
+                <w:webHidden/>
+              </w:rPr>
+              <w:t>7</w:t>
             </w:r>
             <w:r>
               <w:rPr>
@@ -1268,11 +1961,15 @@
     <w:p>
       <w:pPr>
         <w:pStyle w:val="Heading1"/>
+        <w:numPr>
+          <w:ilvl w:val="0"/>
+          <w:numId w:val="8"/>
+        </w:numPr>
         <w:rPr>
           <w:rFonts w:ascii="Times New Roman" w:hAnsi="Times New Roman" w:cs="Times New Roman"/>
         </w:rPr>
       </w:pPr>
-      <w:bookmarkStart w:id="2" w:name="_Toc237988407"/>
+      <w:bookmarkStart w:id="2" w:name="_Toc238058694"/>
       <w:r>
         <w:rPr>
           <w:rFonts w:ascii="Times New Roman" w:hAnsi="Times New Roman" w:cs="Times New Roman"/>
@@ -1441,11 +2138,15 @@
     <w:p>
       <w:pPr>
         <w:pStyle w:val="Heading1"/>
+        <w:numPr>
+          <w:ilvl w:val="0"/>
+          <w:numId w:val="8"/>
+        </w:numPr>
         <w:rPr>
           <w:rFonts w:ascii="Times New Roman" w:hAnsi="Times New Roman" w:cs="Times New Roman"/>
         </w:rPr>
       </w:pPr>
-      <w:bookmarkStart w:id="3" w:name="_Toc237988408"/>
+      <w:bookmarkStart w:id="3" w:name="_Toc238058695"/>
       <w:r>
         <w:rPr>
           <w:rFonts w:ascii="Times New Roman" w:hAnsi="Times New Roman" w:cs="Times New Roman"/>
@@ -1461,13 +2162,6 @@
           <w:rFonts w:cs="Times New Roman"/>
         </w:rPr>
       </w:pPr>
-    </w:p>
-    <w:p>
-      <w:pPr>
-        <w:rPr>
-          <w:rFonts w:cs="Times New Roman"/>
-        </w:rPr>
-      </w:pPr>
       <w:r>
         <w:rPr>
           <w:rFonts w:cs="Times New Roman"/>
@@ -1485,13 +2179,29 @@
     <w:p>
       <w:pPr>
         <w:pStyle w:val="Heading2"/>
-      </w:pPr>
-      <w:r>
+        <w:rPr>
+          <w:rFonts w:ascii="Times New Roman" w:hAnsi="Times New Roman" w:cs="Times New Roman"/>
+        </w:rPr>
+      </w:pPr>
+      <w:bookmarkStart w:id="4" w:name="_Toc238058696"/>
+      <w:r>
+        <w:rPr>
+          <w:rFonts w:ascii="Times New Roman" w:hAnsi="Times New Roman" w:cs="Times New Roman"/>
+        </w:rPr>
         <w:t>Python and Anaconda Navigator</w:t>
       </w:r>
-    </w:p>
-    <w:p>
-      <w:r>
+      <w:bookmarkEnd w:id="4"/>
+    </w:p>
+    <w:p>
+      <w:pPr>
+        <w:rPr>
+          <w:rFonts w:cs="Times New Roman"/>
+        </w:rPr>
+      </w:pPr>
+      <w:r>
+        <w:rPr>
+          <w:rFonts w:cs="Times New Roman"/>
+        </w:rPr>
         <w:t>Python was chosen as the programming language of choice due to its consequent presence in the data analytics field. The packages and libraries installed and their uses are as follows:</w:t>
       </w:r>
     </w:p>
@@ -1501,21 +2211,15 @@
           <w:ilvl w:val="0"/>
           <w:numId w:val="4"/>
         </w:numPr>
-      </w:pPr>
-      <w:r>
-        <w:t>Pandas</w:t>
-      </w:r>
-      <w:r>
-        <w:t xml:space="preserve"> and</w:t>
-      </w:r>
-      <w:r>
-        <w:t> numpy </w:t>
-      </w:r>
-      <w:r>
-        <w:t xml:space="preserve">for </w:t>
-      </w:r>
-      <w:r>
-        <w:t>data wrangling</w:t>
+        <w:rPr>
+          <w:rFonts w:cs="Times New Roman"/>
+        </w:rPr>
+      </w:pPr>
+      <w:r>
+        <w:rPr>
+          <w:rFonts w:cs="Times New Roman"/>
+        </w:rPr>
+        <w:t>Pandas and numpy for data wrangling</w:t>
       </w:r>
     </w:p>
     <w:p>
@@ -1524,15 +2228,15 @@
           <w:ilvl w:val="0"/>
           <w:numId w:val="4"/>
         </w:numPr>
-      </w:pPr>
-      <w:r>
-        <w:t>openpyxl / xlrd</w:t>
-      </w:r>
-      <w:r>
-        <w:t xml:space="preserve"> for</w:t>
-      </w:r>
-      <w:r>
-        <w:t xml:space="preserve"> reading .xlsx / older .xls files (Statistics Mauritius uses both)</w:t>
+        <w:rPr>
+          <w:rFonts w:cs="Times New Roman"/>
+        </w:rPr>
+      </w:pPr>
+      <w:r>
+        <w:rPr>
+          <w:rFonts w:cs="Times New Roman"/>
+        </w:rPr>
+        <w:t>openpyxl / xlrd for reading .xlsx / older .xls files (Statistics Mauritius uses both)</w:t>
       </w:r>
     </w:p>
     <w:p>
@@ -1541,21 +2245,15 @@
           <w:ilvl w:val="0"/>
           <w:numId w:val="4"/>
         </w:numPr>
-      </w:pPr>
-      <w:r>
-        <w:t>sqlalchemy </w:t>
-      </w:r>
-      <w:r>
-        <w:t>and</w:t>
-      </w:r>
-      <w:r>
-        <w:t> pyodbc </w:t>
-      </w:r>
-      <w:r>
-        <w:t>for</w:t>
-      </w:r>
-      <w:r>
-        <w:t xml:space="preserve"> connecting Python to SQL Server</w:t>
+        <w:rPr>
+          <w:rFonts w:cs="Times New Roman"/>
+        </w:rPr>
+      </w:pPr>
+      <w:r>
+        <w:rPr>
+          <w:rFonts w:cs="Times New Roman"/>
+        </w:rPr>
+        <w:t>sqlalchemy and pyodbc for connecting Python to SQL Server</w:t>
       </w:r>
     </w:p>
     <w:p>
@@ -1564,15 +2262,15 @@
           <w:ilvl w:val="0"/>
           <w:numId w:val="4"/>
         </w:numPr>
-      </w:pPr>
-      <w:r>
-        <w:t>statsmodels </w:t>
-      </w:r>
-      <w:r>
-        <w:t>for</w:t>
-      </w:r>
-      <w:r>
-        <w:t xml:space="preserve"> seasonal decomposition / ARIMA forecasting</w:t>
+        <w:rPr>
+          <w:rFonts w:cs="Times New Roman"/>
+        </w:rPr>
+      </w:pPr>
+      <w:r>
+        <w:rPr>
+          <w:rFonts w:cs="Times New Roman"/>
+        </w:rPr>
+        <w:t>statsmodels for seasonal decomposition / ARIMA forecasting</w:t>
       </w:r>
     </w:p>
     <w:p>
@@ -1581,21 +2279,15 @@
           <w:ilvl w:val="0"/>
           <w:numId w:val="4"/>
         </w:numPr>
-      </w:pPr>
-      <w:r>
-        <w:t>matplotlib</w:t>
-      </w:r>
-      <w:r>
-        <w:t xml:space="preserve"> and</w:t>
-      </w:r>
-      <w:r>
-        <w:t> seaborn </w:t>
-      </w:r>
-      <w:r>
-        <w:t>to create</w:t>
-      </w:r>
-      <w:r>
-        <w:t xml:space="preserve"> exploratory plots</w:t>
+        <w:rPr>
+          <w:rFonts w:cs="Times New Roman"/>
+        </w:rPr>
+      </w:pPr>
+      <w:r>
+        <w:rPr>
+          <w:rFonts w:cs="Times New Roman"/>
+        </w:rPr>
+        <w:t>matplotlib and seaborn to create exploratory plots</w:t>
       </w:r>
     </w:p>
     <w:p>
@@ -1604,39 +2296,97 @@
           <w:ilvl w:val="0"/>
           <w:numId w:val="4"/>
         </w:numPr>
-      </w:pPr>
-      <w:r>
+        <w:rPr>
+          <w:rFonts w:cs="Times New Roman"/>
+        </w:rPr>
+      </w:pPr>
+      <w:r>
+        <w:rPr>
+          <w:rFonts w:cs="Times New Roman"/>
+        </w:rPr>
         <w:t>jupyter for exploratory notebooks</w:t>
       </w:r>
     </w:p>
-    <w:p/>
+    <w:p>
+      <w:pPr>
+        <w:rPr>
+          <w:rFonts w:cs="Times New Roman"/>
+        </w:rPr>
+      </w:pPr>
+    </w:p>
     <w:p>
       <w:pPr>
         <w:pStyle w:val="Heading2"/>
-      </w:pPr>
-      <w:r>
+        <w:rPr>
+          <w:rFonts w:ascii="Times New Roman" w:hAnsi="Times New Roman" w:cs="Times New Roman"/>
+        </w:rPr>
+      </w:pPr>
+      <w:bookmarkStart w:id="5" w:name="_Toc238058697"/>
+      <w:r>
+        <w:rPr>
+          <w:rFonts w:ascii="Times New Roman" w:hAnsi="Times New Roman" w:cs="Times New Roman"/>
+        </w:rPr>
         <w:t>SQL Server</w:t>
       </w:r>
-    </w:p>
-    <w:p/>
+      <w:bookmarkStart w:id="6" w:name="_Toc238058698"/>
+      <w:bookmarkEnd w:id="5"/>
+      <w:r>
+        <w:rPr>
+          <w:rFonts w:ascii="Times New Roman" w:hAnsi="Times New Roman" w:cs="Times New Roman"/>
+        </w:rPr>
+        <w:t xml:space="preserve"> and </w:t>
+      </w:r>
+      <w:r>
+        <w:rPr>
+          <w:rFonts w:ascii="Times New Roman" w:hAnsi="Times New Roman" w:cs="Times New Roman"/>
+        </w:rPr>
+        <w:t>SQL Server Management Studio</w:t>
+      </w:r>
+      <w:bookmarkEnd w:id="6"/>
+    </w:p>
+    <w:p>
+      <w:r>
+        <w:t>These two are used in conjunction with each other. I  already had experience with SSMS in some university modules but SQL Server was totally new to me. Reading about databases and the</w:t>
+      </w:r>
+      <w:r>
+        <w:t xml:space="preserve"> different aspects of SQL Server and SSMS gave me a lot more insight into the whole database creation and management processes. </w:t>
+      </w:r>
+      <w:r>
+        <w:t>To explain it crudely, I find it useful to view SQL Server as</w:t>
+      </w:r>
+      <w:r>
+        <w:t xml:space="preserve"> the actual server room with all the towering computers and SSMS as being a dashboard in the neighbouring room that allows me to more easily view the data stored in the server using GUIs and </w:t>
+      </w:r>
+      <w:r>
+        <w:t>SQL commands.</w:t>
+      </w:r>
+    </w:p>
     <w:p>
       <w:pPr>
         <w:pStyle w:val="Heading2"/>
-      </w:pPr>
-      <w:r>
-        <w:t>SQL Server Management Studio</w:t>
-      </w:r>
-    </w:p>
-    <w:p>
-      <w:pPr>
-        <w:pStyle w:val="Heading2"/>
-      </w:pPr>
-      <w:r>
+        <w:rPr>
+          <w:rFonts w:ascii="Times New Roman" w:hAnsi="Times New Roman" w:cs="Times New Roman"/>
+        </w:rPr>
+      </w:pPr>
+      <w:bookmarkStart w:id="7" w:name="_Toc238058699"/>
+      <w:r>
+        <w:rPr>
+          <w:rFonts w:ascii="Times New Roman" w:hAnsi="Times New Roman" w:cs="Times New Roman"/>
+        </w:rPr>
         <w:t>R</w:t>
       </w:r>
-    </w:p>
-    <w:p>
-      <w:r>
+      <w:bookmarkEnd w:id="7"/>
+    </w:p>
+    <w:p>
+      <w:pPr>
+        <w:rPr>
+          <w:rFonts w:cs="Times New Roman"/>
+        </w:rPr>
+      </w:pPr>
+      <w:r>
+        <w:rPr>
+          <w:rFonts w:cs="Times New Roman"/>
+        </w:rPr>
         <w:t>R is the tool of choice for data analytics. I installed the packages:</w:t>
       </w:r>
     </w:p>
@@ -1647,12 +2397,15 @@
           <w:ilvl w:val="0"/>
           <w:numId w:val="5"/>
         </w:numPr>
-      </w:pPr>
-      <w:r>
-        <w:t>Tidyverse</w:t>
-      </w:r>
-      <w:r>
-        <w:t xml:space="preserve"> for data wrangling</w:t>
+        <w:rPr>
+          <w:rFonts w:cs="Times New Roman"/>
+        </w:rPr>
+      </w:pPr>
+      <w:r>
+        <w:rPr>
+          <w:rFonts w:cs="Times New Roman"/>
+        </w:rPr>
+        <w:t>Tidyverse for data wrangling</w:t>
       </w:r>
     </w:p>
     <w:p>
@@ -1662,15 +2415,15 @@
           <w:ilvl w:val="0"/>
           <w:numId w:val="5"/>
         </w:numPr>
-      </w:pPr>
-      <w:r>
-        <w:t>Readxl</w:t>
-      </w:r>
-      <w:r>
-        <w:t xml:space="preserve"> l</w:t>
-      </w:r>
-      <w:r>
-        <w:t>ets R read .xls and .xlsx files directly</w:t>
+        <w:rPr>
+          <w:rFonts w:cs="Times New Roman"/>
+        </w:rPr>
+      </w:pPr>
+      <w:r>
+        <w:rPr>
+          <w:rFonts w:cs="Times New Roman"/>
+        </w:rPr>
+        <w:t>Readxl lets R read .xls and .xlsx files directly</w:t>
       </w:r>
     </w:p>
     <w:p>
@@ -1680,21 +2433,15 @@
           <w:ilvl w:val="0"/>
           <w:numId w:val="5"/>
         </w:numPr>
-      </w:pPr>
-      <w:r>
-        <w:t>DBI</w:t>
-      </w:r>
-      <w:r>
-        <w:t xml:space="preserve"> and </w:t>
-      </w:r>
-      <w:r>
-        <w:t>Odbc</w:t>
-      </w:r>
-      <w:r>
-        <w:t xml:space="preserve"> </w:t>
-      </w:r>
-      <w:r>
-        <w:t>work together to let R connect to SQL Server</w:t>
+        <w:rPr>
+          <w:rFonts w:cs="Times New Roman"/>
+        </w:rPr>
+      </w:pPr>
+      <w:r>
+        <w:rPr>
+          <w:rFonts w:cs="Times New Roman"/>
+        </w:rPr>
+        <w:t>DBI and Odbc work together to let R connect to SQL Server</w:t>
       </w:r>
     </w:p>
     <w:p>
@@ -1704,15 +2451,15 @@
           <w:ilvl w:val="0"/>
           <w:numId w:val="5"/>
         </w:numPr>
-      </w:pPr>
-      <w:r>
-        <w:t>Forecast</w:t>
-      </w:r>
-      <w:r>
-        <w:t xml:space="preserve"> is </w:t>
-      </w:r>
-      <w:r>
-        <w:t>the standard R package for time-series forecasting</w:t>
+        <w:rPr>
+          <w:rFonts w:cs="Times New Roman"/>
+        </w:rPr>
+      </w:pPr>
+      <w:r>
+        <w:rPr>
+          <w:rFonts w:cs="Times New Roman"/>
+        </w:rPr>
+        <w:t>Forecast is the standard R package for time-series forecasting</w:t>
       </w:r>
     </w:p>
     <w:p>
@@ -1722,18 +2469,15 @@
           <w:ilvl w:val="0"/>
           <w:numId w:val="5"/>
         </w:numPr>
-      </w:pPr>
-      <w:r>
-        <w:t>Lubridate</w:t>
-      </w:r>
-      <w:r>
-        <w:t xml:space="preserve"> </w:t>
-      </w:r>
-      <w:r>
-        <w:t>Makes working with dates in R much</w:t>
-      </w:r>
-      <w:r>
-        <w:t xml:space="preserve"> easier</w:t>
+        <w:rPr>
+          <w:rFonts w:cs="Times New Roman"/>
+        </w:rPr>
+      </w:pPr>
+      <w:r>
+        <w:rPr>
+          <w:rFonts w:cs="Times New Roman"/>
+        </w:rPr>
+        <w:t>Lubridate Makes working with dates in R much easier</w:t>
       </w:r>
     </w:p>
     <w:p>
@@ -1743,48 +2487,583 @@
           <w:ilvl w:val="0"/>
           <w:numId w:val="5"/>
         </w:numPr>
-      </w:pPr>
-      <w:r>
-        <w:t>Ja</w:t>
-      </w:r>
-      <w:r>
-        <w:t>nitor</w:t>
-      </w:r>
-      <w:r>
-        <w:t xml:space="preserve"> – a cleaning tool that is useful to standardise column names etc.</w:t>
+        <w:rPr>
+          <w:rFonts w:cs="Times New Roman"/>
+        </w:rPr>
+      </w:pPr>
+      <w:r>
+        <w:rPr>
+          <w:rFonts w:cs="Times New Roman"/>
+        </w:rPr>
+        <w:t>Janitor – a cleaning tool that is useful to standardise column names etc.</w:t>
+      </w:r>
+    </w:p>
+    <w:p>
+      <w:pPr>
+        <w:rPr>
+          <w:rFonts w:cs="Times New Roman"/>
+        </w:rPr>
+      </w:pPr>
+      <w:r>
+        <w:rPr>
+          <w:rFonts w:cs="Times New Roman"/>
+        </w:rPr>
+        <w:t>I will be using R in this project</w:t>
+      </w:r>
+      <w:r>
+        <w:rPr>
+          <w:rFonts w:cs="Times New Roman"/>
+        </w:rPr>
+        <w:t xml:space="preserve"> to connect to my SQL Server and create predictions and forecasts for coming years. It is my goal at the end of this project to compare these forecasts to the actual data at the end of the year to see how </w:t>
+      </w:r>
+      <w:r>
+        <w:rPr>
+          <w:rFonts w:cs="Times New Roman"/>
+        </w:rPr>
+        <w:t>the analytics fared in predicting trends.</w:t>
       </w:r>
     </w:p>
     <w:p>
       <w:pPr>
         <w:pStyle w:val="Heading2"/>
-      </w:pPr>
-      <w:r>
+        <w:rPr>
+          <w:rFonts w:ascii="Times New Roman" w:hAnsi="Times New Roman" w:cs="Times New Roman"/>
+        </w:rPr>
+      </w:pPr>
+      <w:bookmarkStart w:id="8" w:name="_Toc238058700"/>
+      <w:r>
+        <w:rPr>
+          <w:rFonts w:ascii="Times New Roman" w:hAnsi="Times New Roman" w:cs="Times New Roman"/>
+        </w:rPr>
+        <w:lastRenderedPageBreak/>
         <w:t>Power BI</w:t>
       </w:r>
-    </w:p>
-    <w:p>
-      <w:r>
+      <w:bookmarkEnd w:id="8"/>
+    </w:p>
+    <w:p>
+      <w:pPr>
+        <w:rPr>
+          <w:rFonts w:cs="Times New Roman"/>
+        </w:rPr>
+      </w:pPr>
+      <w:r>
+        <w:rPr>
+          <w:rFonts w:cs="Times New Roman"/>
+        </w:rPr>
         <w:t>Power BI is the data visualisation tool that will be used to create the final interactive dashboard of this project.</w:t>
       </w:r>
+      <w:r>
+        <w:rPr>
+          <w:rFonts w:cs="Times New Roman"/>
+        </w:rPr>
+        <w:t xml:space="preserve"> Power BI is the first proper data analytics tool that I learned how to use on my ow</w:t>
+      </w:r>
+      <w:r>
+        <w:rPr>
+          <w:rFonts w:cs="Times New Roman"/>
+        </w:rPr>
+        <w:t xml:space="preserve">n and it is through learning Power BI that I wanted to get a deeper understanding of the end-to-end data analysis pipeline. I am quite familiar with </w:t>
+      </w:r>
+      <w:r>
+        <w:rPr>
+          <w:rFonts w:cs="Times New Roman"/>
+        </w:rPr>
+        <w:t>creating dashboards, ETL processes and using Power Query and DAX to clean and present my data, however I wanted to do the bulk of my cleanup using tools such as Python</w:t>
+      </w:r>
+      <w:r>
+        <w:rPr>
+          <w:rFonts w:cs="Times New Roman"/>
+        </w:rPr>
+        <w:t xml:space="preserve"> and use Power Query to a strict minimum.</w:t>
+      </w:r>
     </w:p>
     <w:p>
       <w:pPr>
         <w:pStyle w:val="Heading2"/>
-      </w:pPr>
-      <w:r>
+        <w:rPr>
+          <w:rFonts w:ascii="Times New Roman" w:hAnsi="Times New Roman" w:cs="Times New Roman"/>
+        </w:rPr>
+      </w:pPr>
+      <w:bookmarkStart w:id="9" w:name="_Toc238058701"/>
+      <w:r>
+        <w:rPr>
+          <w:rFonts w:ascii="Times New Roman" w:hAnsi="Times New Roman" w:cs="Times New Roman"/>
+        </w:rPr>
         <w:t>Git</w:t>
       </w:r>
+      <w:bookmarkEnd w:id="9"/>
+    </w:p>
+    <w:p>
+      <w:pPr>
+        <w:rPr>
+          <w:rFonts w:cs="Times New Roman"/>
+        </w:rPr>
+      </w:pPr>
+      <w:r>
+        <w:rPr>
+          <w:rFonts w:cs="Times New Roman"/>
+        </w:rPr>
+        <w:t xml:space="preserve">Installing and creating a Git account was by far the easiest part of working with it. Considering </w:t>
+      </w:r>
+      <w:r>
+        <w:rPr>
+          <w:rFonts w:cs="Times New Roman"/>
+        </w:rPr>
+        <w:t>that I am totally new to using Git, repositories and such, I feel that this is one of the most useful tools that I learned to work with in this project.</w:t>
+      </w:r>
     </w:p>
     <w:p>
       <w:pPr>
         <w:pStyle w:val="Heading2"/>
-      </w:pPr>
-      <w:r>
+        <w:rPr>
+          <w:rFonts w:ascii="Times New Roman" w:hAnsi="Times New Roman" w:cs="Times New Roman"/>
+        </w:rPr>
+      </w:pPr>
+      <w:bookmarkStart w:id="10" w:name="_Toc238058702"/>
+      <w:r>
+        <w:rPr>
+          <w:rFonts w:ascii="Times New Roman" w:hAnsi="Times New Roman" w:cs="Times New Roman"/>
+        </w:rPr>
         <w:t>VS Code</w:t>
       </w:r>
+      <w:bookmarkEnd w:id="10"/>
+    </w:p>
+    <w:p>
+      <w:pPr>
+        <w:rPr>
+          <w:rFonts w:cs="Times New Roman"/>
+        </w:rPr>
+      </w:pPr>
+      <w:r>
+        <w:rPr>
+          <w:rFonts w:cs="Times New Roman"/>
+        </w:rPr>
+        <w:t>As my IDE for this project, I have chosen to use VS Code simply out of convenience as I was already familiar with it and had it installed on my machine.</w:t>
+      </w:r>
+      <w:r>
+        <w:rPr>
+          <w:rFonts w:cs="Times New Roman"/>
+        </w:rPr>
+        <w:t xml:space="preserve"> Downloading the extra extensions and getting familiar with the source control panel</w:t>
+      </w:r>
+      <w:r>
+        <w:rPr>
+          <w:rFonts w:cs="Times New Roman"/>
+        </w:rPr>
+        <w:t xml:space="preserve"> was the part that took me the most time.</w:t>
+      </w:r>
+    </w:p>
+    <w:p>
+      <w:pPr>
+        <w:rPr>
+          <w:rFonts w:cs="Times New Roman"/>
+        </w:rPr>
+      </w:pPr>
+    </w:p>
+    <w:p>
+      <w:pPr>
+        <w:rPr>
+          <w:rFonts w:cs="Times New Roman"/>
+        </w:rPr>
+      </w:pPr>
+      <w:r>
+        <w:rPr>
+          <w:rFonts w:cs="Times New Roman"/>
+        </w:rPr>
+        <w:br w:type="page"/>
+      </w:r>
+    </w:p>
+    <w:p>
+      <w:pPr>
+        <w:pStyle w:val="Heading1"/>
+        <w:numPr>
+          <w:ilvl w:val="0"/>
+          <w:numId w:val="8"/>
+        </w:numPr>
+        <w:rPr>
+          <w:rFonts w:ascii="Times New Roman" w:hAnsi="Times New Roman" w:cs="Times New Roman"/>
+        </w:rPr>
+      </w:pPr>
+      <w:bookmarkStart w:id="11" w:name="_Toc238058703"/>
+      <w:r>
+        <w:rPr>
+          <w:rFonts w:ascii="Times New Roman" w:hAnsi="Times New Roman" w:cs="Times New Roman"/>
+        </w:rPr>
+        <w:lastRenderedPageBreak/>
+        <w:t>Phase 2: project structure and version control</w:t>
+      </w:r>
+      <w:bookmarkEnd w:id="11"/>
+    </w:p>
+    <w:p>
+      <w:pPr>
+        <w:rPr>
+          <w:rFonts w:cs="Times New Roman"/>
+        </w:rPr>
+      </w:pPr>
+      <w:r>
+        <w:rPr>
+          <w:rFonts w:cs="Times New Roman"/>
+        </w:rPr>
+        <w:t>To get started on the project I first had to create a layout of the files</w:t>
+      </w:r>
+      <w:r>
+        <w:rPr>
+          <w:rFonts w:cs="Times New Roman"/>
+        </w:rPr>
+        <w:t xml:space="preserve"> and their necessary dependencies that I would use as I progressed. To do this, I opted to create the</w:t>
+      </w:r>
+      <w:r>
+        <w:rPr>
+          <w:rFonts w:cs="Times New Roman"/>
+        </w:rPr>
+        <w:t xml:space="preserve"> repository and its files from </w:t>
+      </w:r>
+      <w:r>
+        <w:rPr>
+          <w:rFonts w:cs="Times New Roman"/>
+        </w:rPr>
+        <w:t>the VS Code Git terminal. Working with the terminal for the 2</w:t>
+      </w:r>
+      <w:r>
+        <w:rPr>
+          <w:rFonts w:cs="Times New Roman"/>
+          <w:vertAlign w:val="superscript"/>
+        </w:rPr>
+        <w:t>nd</w:t>
+      </w:r>
+      <w:r>
+        <w:rPr>
+          <w:rFonts w:cs="Times New Roman"/>
+        </w:rPr>
+        <w:t xml:space="preserve"> time ever was not the easiest task for me and I had to </w:t>
+      </w:r>
+      <w:r>
+        <w:rPr>
+          <w:rFonts w:cs="Times New Roman"/>
+        </w:rPr>
+        <w:t>use the help of Claude AI to guide me through the process just to get a clear understanding of what I was actually doing.</w:t>
+      </w:r>
+    </w:p>
+    <w:p>
+      <w:pPr>
+        <w:keepNext/>
+        <w:jc w:val="center"/>
+        <w:rPr>
+          <w:rFonts w:cs="Times New Roman"/>
+        </w:rPr>
+      </w:pPr>
+      <w:r>
+        <w:rPr>
+          <w:rFonts w:cs="Times New Roman"/>
+        </w:rPr>
+        <w:drawing>
+          <wp:inline distT="0" distB="0" distL="0" distR="0" wp14:anchorId="169BF811" wp14:editId="78886D3A">
+            <wp:extent cx="2695951" cy="4058216"/>
+            <wp:effectExtent l="0" t="0" r="9525" b="0"/>
+            <wp:docPr id="1646145205" name="Picture 1"/>
+            <wp:cNvGraphicFramePr>
+              <a:graphicFrameLocks xmlns:a="http://schemas.openxmlformats.org/drawingml/2006/main" noChangeAspect="1"/>
+            </wp:cNvGraphicFramePr>
+            <a:graphic xmlns:a="http://schemas.openxmlformats.org/drawingml/2006/main">
+              <a:graphicData uri="http://schemas.openxmlformats.org/drawingml/2006/picture">
+                <pic:pic xmlns:pic="http://schemas.openxmlformats.org/drawingml/2006/picture">
+                  <pic:nvPicPr>
+                    <pic:cNvPr id="1646145205" name=""/>
+                    <pic:cNvPicPr/>
+                  </pic:nvPicPr>
+                  <pic:blipFill>
+                    <a:blip r:embed="rId9"/>
+                    <a:stretch>
+                      <a:fillRect/>
+                    </a:stretch>
+                  </pic:blipFill>
+                  <pic:spPr>
+                    <a:xfrm>
+                      <a:off x="0" y="0"/>
+                      <a:ext cx="2695951" cy="4058216"/>
+                    </a:xfrm>
+                    <a:prstGeom prst="rect">
+                      <a:avLst/>
+                    </a:prstGeom>
+                  </pic:spPr>
+                </pic:pic>
+              </a:graphicData>
+            </a:graphic>
+          </wp:inline>
+        </w:drawing>
+      </w:r>
+    </w:p>
+    <w:p>
+      <w:pPr>
+        <w:pStyle w:val="Caption"/>
+        <w:jc w:val="center"/>
+        <w:rPr>
+          <w:rFonts w:cs="Times New Roman"/>
+        </w:rPr>
+      </w:pPr>
+      <w:r>
+        <w:rPr>
+          <w:rFonts w:cs="Times New Roman"/>
+        </w:rPr>
+        <w:t xml:space="preserve">Figure </w:t>
+      </w:r>
+      <w:r>
+        <w:rPr>
+          <w:rFonts w:cs="Times New Roman"/>
+        </w:rPr>
+        <w:fldChar w:fldCharType="begin"/>
+      </w:r>
+      <w:r>
+        <w:rPr>
+          <w:rFonts w:cs="Times New Roman"/>
+        </w:rPr>
+        <w:instrText xml:space="preserve"> STYLEREF 1 \s </w:instrText>
+      </w:r>
+      <w:r>
+        <w:rPr>
+          <w:rFonts w:cs="Times New Roman"/>
+        </w:rPr>
+        <w:fldChar w:fldCharType="separate"/>
+      </w:r>
+      <w:r>
+        <w:rPr>
+          <w:rFonts w:cs="Times New Roman"/>
+          <w:noProof/>
+        </w:rPr>
+        <w:t>3</w:t>
+      </w:r>
+      <w:r>
+        <w:rPr>
+          <w:rFonts w:cs="Times New Roman"/>
+        </w:rPr>
+        <w:fldChar w:fldCharType="end"/>
+      </w:r>
+      <w:r>
+        <w:rPr>
+          <w:rFonts w:cs="Times New Roman"/>
+        </w:rPr>
+        <w:t>.</w:t>
+      </w:r>
+      <w:r>
+        <w:rPr>
+          <w:rFonts w:cs="Times New Roman"/>
+        </w:rPr>
+        <w:fldChar w:fldCharType="begin"/>
+      </w:r>
+      <w:r>
+        <w:rPr>
+          <w:rFonts w:cs="Times New Roman"/>
+        </w:rPr>
+        <w:instrText xml:space="preserve"> SEQ Figure \* ARABIC \s 1 </w:instrText>
+      </w:r>
+      <w:r>
+        <w:rPr>
+          <w:rFonts w:cs="Times New Roman"/>
+        </w:rPr>
+        <w:fldChar w:fldCharType="separate"/>
+      </w:r>
+      <w:r>
+        <w:rPr>
+          <w:rFonts w:cs="Times New Roman"/>
+          <w:noProof/>
+        </w:rPr>
+        <w:t>1</w:t>
+      </w:r>
+      <w:r>
+        <w:rPr>
+          <w:rFonts w:cs="Times New Roman"/>
+        </w:rPr>
+        <w:fldChar w:fldCharType="end"/>
+      </w:r>
+      <w:r>
+        <w:rPr>
+          <w:rFonts w:cs="Times New Roman"/>
+        </w:rPr>
+        <w:t>: Project structure</w:t>
+      </w:r>
+    </w:p>
+    <w:p>
+      <w:pPr>
+        <w:rPr>
+          <w:rFonts w:cs="Times New Roman"/>
+        </w:rPr>
+      </w:pPr>
+      <w:r>
+        <w:rPr>
+          <w:rFonts w:cs="Times New Roman"/>
+        </w:rPr>
+        <w:t>For the project title I went with something straightforward and descriptive: Mauritius</w:t>
+      </w:r>
+      <w:r>
+        <w:rPr>
+          <w:rFonts w:cs="Times New Roman"/>
+        </w:rPr>
+        <w:t xml:space="preserve">_Tourism_Analytics. </w:t>
+      </w:r>
+      <w:r>
+        <w:rPr>
+          <w:rFonts w:cs="Times New Roman"/>
+        </w:rPr>
+        <w:t xml:space="preserve">The folders contained are self-explanatory: the data folder contains the raw and cleaned up data </w:t>
+      </w:r>
+      <w:r>
+        <w:rPr>
+          <w:rFonts w:cs="Times New Roman"/>
+        </w:rPr>
+        <w:t xml:space="preserve">that will be used, docs </w:t>
+      </w:r>
+      <w:r>
+        <w:rPr>
+          <w:rFonts w:cs="Times New Roman"/>
+        </w:rPr>
+        <w:t>contains</w:t>
+      </w:r>
+      <w:r>
+        <w:rPr>
+          <w:rFonts w:cs="Times New Roman"/>
+        </w:rPr>
+        <w:t xml:space="preserve"> data dictionaries and methodologies</w:t>
+      </w:r>
+      <w:r>
+        <w:rPr>
+          <w:rFonts w:cs="Times New Roman"/>
+        </w:rPr>
+        <w:t xml:space="preserve"> and</w:t>
+      </w:r>
+      <w:r>
+        <w:rPr>
+          <w:rFonts w:cs="Times New Roman"/>
+        </w:rPr>
+        <w:t xml:space="preserve"> </w:t>
+      </w:r>
+      <w:r>
+        <w:rPr>
+          <w:rFonts w:cs="Times New Roman"/>
+        </w:rPr>
+        <w:t>notebook</w:t>
+      </w:r>
+      <w:r>
+        <w:rPr>
+          <w:rFonts w:cs="Times New Roman"/>
+        </w:rPr>
+        <w:t>s</w:t>
+      </w:r>
+      <w:r>
+        <w:rPr>
+          <w:rFonts w:cs="Times New Roman"/>
+        </w:rPr>
+        <w:t xml:space="preserve"> keeps track of</w:t>
+      </w:r>
+      <w:r>
+        <w:rPr>
+          <w:rFonts w:cs="Times New Roman"/>
+        </w:rPr>
+        <w:t xml:space="preserve"> exploratory Jupyter Notebooks</w:t>
+      </w:r>
+      <w:r>
+        <w:rPr>
+          <w:rFonts w:cs="Times New Roman"/>
+        </w:rPr>
+        <w:t xml:space="preserve">. </w:t>
+      </w:r>
+      <w:r>
+        <w:rPr>
+          <w:rFonts w:cs="Times New Roman"/>
+        </w:rPr>
+        <w:t>A .gitignore file was added</w:t>
+      </w:r>
+      <w:r>
+        <w:rPr>
+          <w:rFonts w:cs="Times New Roman"/>
+        </w:rPr>
+        <w:t xml:space="preserve"> so as to ignore any cache or unwanted files. .gitkeep files were added in each folder to make sure that changed were always staged at any time in the process.</w:t>
+      </w:r>
+    </w:p>
+    <w:p>
+      <w:pPr>
+        <w:rPr>
+          <w:rFonts w:cs="Times New Roman"/>
+        </w:rPr>
+      </w:pPr>
+      <w:r>
+        <w:rPr>
+          <w:rFonts w:cs="Times New Roman"/>
+        </w:rPr>
+        <w:t>Once this was all in place, I got started with this document</w:t>
+      </w:r>
+      <w:r>
+        <w:rPr>
+          <w:rFonts w:cs="Times New Roman"/>
+        </w:rPr>
+        <w:t>, and adding it to the repo was definitely a hard task at first as I had no idea what I was doing but through trial and error I figured out the process of pushing</w:t>
+      </w:r>
+      <w:r>
+        <w:rPr>
+          <w:rFonts w:cs="Times New Roman"/>
+        </w:rPr>
+        <w:t xml:space="preserve"> and</w:t>
+      </w:r>
+      <w:r>
+        <w:rPr>
+          <w:rFonts w:cs="Times New Roman"/>
+        </w:rPr>
+        <w:t xml:space="preserve"> pulling</w:t>
+      </w:r>
+      <w:r>
+        <w:rPr>
+          <w:rFonts w:cs="Times New Roman"/>
+        </w:rPr>
+        <w:t>, staging changes, committing and</w:t>
+      </w:r>
+      <w:r>
+        <w:rPr>
+          <w:rFonts w:cs="Times New Roman"/>
+        </w:rPr>
+        <w:t xml:space="preserve"> bran</w:t>
+      </w:r>
+      <w:r>
+        <w:rPr>
+          <w:rFonts w:cs="Times New Roman"/>
+        </w:rPr>
+        <w:t>ches. Now all that is left to do is to get started on acquiring the data and starting the project.</w:t>
+      </w:r>
+    </w:p>
+    <w:p>
+      <w:pPr>
+        <w:rPr>
+          <w:rFonts w:cs="Times New Roman"/>
+        </w:rPr>
+      </w:pPr>
+      <w:r>
+        <w:rPr>
+          <w:rFonts w:cs="Times New Roman"/>
+        </w:rPr>
+        <w:br w:type="page"/>
+      </w:r>
+    </w:p>
+    <w:p>
+      <w:pPr>
+        <w:pStyle w:val="Heading1"/>
+        <w:numPr>
+          <w:ilvl w:val="0"/>
+          <w:numId w:val="8"/>
+        </w:numPr>
+        <w:rPr>
+          <w:rFonts w:ascii="Times New Roman" w:hAnsi="Times New Roman" w:cs="Times New Roman"/>
+        </w:rPr>
+      </w:pPr>
+      <w:bookmarkStart w:id="12" w:name="_Toc238058704"/>
+      <w:r>
+        <w:rPr>
+          <w:rFonts w:ascii="Times New Roman" w:hAnsi="Times New Roman" w:cs="Times New Roman"/>
+        </w:rPr>
+        <w:lastRenderedPageBreak/>
+        <w:t>Phase 3: Acquiring the data</w:t>
+      </w:r>
+      <w:bookmarkEnd w:id="12"/>
     </w:p>
     <w:sectPr>
-      <w:footerReference w:type="default" r:id="rId9"/>
+      <w:footerReference w:type="default" r:id="rId10"/>
       <w:pgSz w:w="11906" w:h="16838"/>
       <w:pgMar w:top="1440" w:right="1440" w:bottom="1440" w:left="1440" w:header="708" w:footer="708" w:gutter="0"/>
       <w:pgNumType w:start="0"/>
@@ -2040,6 +3319,92 @@
     </w:lvl>
   </w:abstractNum>
   <w:abstractNum w:abstractNumId="1" w15:restartNumberingAfterBreak="0">
+    <w:nsid w:val="23E6590E"/>
+    <w:multiLevelType w:val="multilevel"/>
+    <w:tmpl w:val="4409001F"/>
+    <w:lvl w:ilvl="0">
+      <w:start w:val="1"/>
+      <w:numFmt w:val="decimal"/>
+      <w:lvlText w:val="%1."/>
+      <w:lvlJc w:val="left"/>
+      <w:pPr>
+        <w:ind w:left="360" w:hanging="360"/>
+      </w:pPr>
+    </w:lvl>
+    <w:lvl w:ilvl="1">
+      <w:start w:val="1"/>
+      <w:numFmt w:val="decimal"/>
+      <w:lvlText w:val="%1.%2."/>
+      <w:lvlJc w:val="left"/>
+      <w:pPr>
+        <w:ind w:left="792" w:hanging="432"/>
+      </w:pPr>
+    </w:lvl>
+    <w:lvl w:ilvl="2">
+      <w:start w:val="1"/>
+      <w:numFmt w:val="decimal"/>
+      <w:lvlText w:val="%1.%2.%3."/>
+      <w:lvlJc w:val="left"/>
+      <w:pPr>
+        <w:ind w:left="1224" w:hanging="504"/>
+      </w:pPr>
+    </w:lvl>
+    <w:lvl w:ilvl="3">
+      <w:start w:val="1"/>
+      <w:numFmt w:val="decimal"/>
+      <w:lvlText w:val="%1.%2.%3.%4."/>
+      <w:lvlJc w:val="left"/>
+      <w:pPr>
+        <w:ind w:left="1728" w:hanging="648"/>
+      </w:pPr>
+    </w:lvl>
+    <w:lvl w:ilvl="4">
+      <w:start w:val="1"/>
+      <w:numFmt w:val="decimal"/>
+      <w:lvlText w:val="%1.%2.%3.%4.%5."/>
+      <w:lvlJc w:val="left"/>
+      <w:pPr>
+        <w:ind w:left="2232" w:hanging="792"/>
+      </w:pPr>
+    </w:lvl>
+    <w:lvl w:ilvl="5">
+      <w:start w:val="1"/>
+      <w:numFmt w:val="decimal"/>
+      <w:lvlText w:val="%1.%2.%3.%4.%5.%6."/>
+      <w:lvlJc w:val="left"/>
+      <w:pPr>
+        <w:ind w:left="2736" w:hanging="936"/>
+      </w:pPr>
+    </w:lvl>
+    <w:lvl w:ilvl="6">
+      <w:start w:val="1"/>
+      <w:numFmt w:val="decimal"/>
+      <w:lvlText w:val="%1.%2.%3.%4.%5.%6.%7."/>
+      <w:lvlJc w:val="left"/>
+      <w:pPr>
+        <w:ind w:left="3240" w:hanging="1080"/>
+      </w:pPr>
+    </w:lvl>
+    <w:lvl w:ilvl="7">
+      <w:start w:val="1"/>
+      <w:numFmt w:val="decimal"/>
+      <w:lvlText w:val="%1.%2.%3.%4.%5.%6.%7.%8."/>
+      <w:lvlJc w:val="left"/>
+      <w:pPr>
+        <w:ind w:left="3744" w:hanging="1224"/>
+      </w:pPr>
+    </w:lvl>
+    <w:lvl w:ilvl="8">
+      <w:start w:val="1"/>
+      <w:numFmt w:val="decimal"/>
+      <w:lvlText w:val="%1.%2.%3.%4.%5.%6.%7.%8.%9."/>
+      <w:lvlJc w:val="left"/>
+      <w:pPr>
+        <w:ind w:left="4320" w:hanging="1440"/>
+      </w:pPr>
+    </w:lvl>
+  </w:abstractNum>
+  <w:abstractNum w:abstractNumId="2" w15:restartNumberingAfterBreak="0">
     <w:nsid w:val="280579F8"/>
     <w:multiLevelType w:val="hybridMultilevel"/>
     <w:tmpl w:val="E65629FE"/>
@@ -2128,7 +3493,7 @@
       </w:pPr>
     </w:lvl>
   </w:abstractNum>
-  <w:abstractNum w:abstractNumId="2" w15:restartNumberingAfterBreak="0">
+  <w:abstractNum w:abstractNumId="3" w15:restartNumberingAfterBreak="0">
     <w:nsid w:val="36DA0971"/>
     <w:multiLevelType w:val="multilevel"/>
     <w:tmpl w:val="DA4AF87A"/>
@@ -2277,7 +3642,179 @@
       </w:rPr>
     </w:lvl>
   </w:abstractNum>
-  <w:abstractNum w:abstractNumId="3" w15:restartNumberingAfterBreak="0">
+  <w:abstractNum w:abstractNumId="4" w15:restartNumberingAfterBreak="0">
+    <w:nsid w:val="43357772"/>
+    <w:multiLevelType w:val="multilevel"/>
+    <w:tmpl w:val="4409001F"/>
+    <w:lvl w:ilvl="0">
+      <w:start w:val="1"/>
+      <w:numFmt w:val="decimal"/>
+      <w:lvlText w:val="%1."/>
+      <w:lvlJc w:val="left"/>
+      <w:pPr>
+        <w:ind w:left="360" w:hanging="360"/>
+      </w:pPr>
+    </w:lvl>
+    <w:lvl w:ilvl="1">
+      <w:start w:val="1"/>
+      <w:numFmt w:val="decimal"/>
+      <w:lvlText w:val="%1.%2."/>
+      <w:lvlJc w:val="left"/>
+      <w:pPr>
+        <w:ind w:left="792" w:hanging="432"/>
+      </w:pPr>
+    </w:lvl>
+    <w:lvl w:ilvl="2">
+      <w:start w:val="1"/>
+      <w:numFmt w:val="decimal"/>
+      <w:lvlText w:val="%1.%2.%3."/>
+      <w:lvlJc w:val="left"/>
+      <w:pPr>
+        <w:ind w:left="1224" w:hanging="504"/>
+      </w:pPr>
+    </w:lvl>
+    <w:lvl w:ilvl="3">
+      <w:start w:val="1"/>
+      <w:numFmt w:val="decimal"/>
+      <w:lvlText w:val="%1.%2.%3.%4."/>
+      <w:lvlJc w:val="left"/>
+      <w:pPr>
+        <w:ind w:left="1728" w:hanging="648"/>
+      </w:pPr>
+    </w:lvl>
+    <w:lvl w:ilvl="4">
+      <w:start w:val="1"/>
+      <w:numFmt w:val="decimal"/>
+      <w:lvlText w:val="%1.%2.%3.%4.%5."/>
+      <w:lvlJc w:val="left"/>
+      <w:pPr>
+        <w:ind w:left="2232" w:hanging="792"/>
+      </w:pPr>
+    </w:lvl>
+    <w:lvl w:ilvl="5">
+      <w:start w:val="1"/>
+      <w:numFmt w:val="decimal"/>
+      <w:lvlText w:val="%1.%2.%3.%4.%5.%6."/>
+      <w:lvlJc w:val="left"/>
+      <w:pPr>
+        <w:ind w:left="2736" w:hanging="936"/>
+      </w:pPr>
+    </w:lvl>
+    <w:lvl w:ilvl="6">
+      <w:start w:val="1"/>
+      <w:numFmt w:val="decimal"/>
+      <w:lvlText w:val="%1.%2.%3.%4.%5.%6.%7."/>
+      <w:lvlJc w:val="left"/>
+      <w:pPr>
+        <w:ind w:left="3240" w:hanging="1080"/>
+      </w:pPr>
+    </w:lvl>
+    <w:lvl w:ilvl="7">
+      <w:start w:val="1"/>
+      <w:numFmt w:val="decimal"/>
+      <w:lvlText w:val="%1.%2.%3.%4.%5.%6.%7.%8."/>
+      <w:lvlJc w:val="left"/>
+      <w:pPr>
+        <w:ind w:left="3744" w:hanging="1224"/>
+      </w:pPr>
+    </w:lvl>
+    <w:lvl w:ilvl="8">
+      <w:start w:val="1"/>
+      <w:numFmt w:val="decimal"/>
+      <w:lvlText w:val="%1.%2.%3.%4.%5.%6.%7.%8.%9."/>
+      <w:lvlJc w:val="left"/>
+      <w:pPr>
+        <w:ind w:left="4320" w:hanging="1440"/>
+      </w:pPr>
+    </w:lvl>
+  </w:abstractNum>
+  <w:abstractNum w:abstractNumId="5" w15:restartNumberingAfterBreak="0">
+    <w:nsid w:val="45FA5986"/>
+    <w:multiLevelType w:val="multilevel"/>
+    <w:tmpl w:val="4409001F"/>
+    <w:lvl w:ilvl="0">
+      <w:start w:val="1"/>
+      <w:numFmt w:val="decimal"/>
+      <w:lvlText w:val="%1."/>
+      <w:lvlJc w:val="left"/>
+      <w:pPr>
+        <w:ind w:left="360" w:hanging="360"/>
+      </w:pPr>
+    </w:lvl>
+    <w:lvl w:ilvl="1">
+      <w:start w:val="1"/>
+      <w:numFmt w:val="decimal"/>
+      <w:lvlText w:val="%1.%2."/>
+      <w:lvlJc w:val="left"/>
+      <w:pPr>
+        <w:ind w:left="792" w:hanging="432"/>
+      </w:pPr>
+    </w:lvl>
+    <w:lvl w:ilvl="2">
+      <w:start w:val="1"/>
+      <w:numFmt w:val="decimal"/>
+      <w:lvlText w:val="%1.%2.%3."/>
+      <w:lvlJc w:val="left"/>
+      <w:pPr>
+        <w:ind w:left="1224" w:hanging="504"/>
+      </w:pPr>
+    </w:lvl>
+    <w:lvl w:ilvl="3">
+      <w:start w:val="1"/>
+      <w:numFmt w:val="decimal"/>
+      <w:lvlText w:val="%1.%2.%3.%4."/>
+      <w:lvlJc w:val="left"/>
+      <w:pPr>
+        <w:ind w:left="1728" w:hanging="648"/>
+      </w:pPr>
+    </w:lvl>
+    <w:lvl w:ilvl="4">
+      <w:start w:val="1"/>
+      <w:numFmt w:val="decimal"/>
+      <w:lvlText w:val="%1.%2.%3.%4.%5."/>
+      <w:lvlJc w:val="left"/>
+      <w:pPr>
+        <w:ind w:left="2232" w:hanging="792"/>
+      </w:pPr>
+    </w:lvl>
+    <w:lvl w:ilvl="5">
+      <w:start w:val="1"/>
+      <w:numFmt w:val="decimal"/>
+      <w:lvlText w:val="%1.%2.%3.%4.%5.%6."/>
+      <w:lvlJc w:val="left"/>
+      <w:pPr>
+        <w:ind w:left="2736" w:hanging="936"/>
+      </w:pPr>
+    </w:lvl>
+    <w:lvl w:ilvl="6">
+      <w:start w:val="1"/>
+      <w:numFmt w:val="decimal"/>
+      <w:lvlText w:val="%1.%2.%3.%4.%5.%6.%7."/>
+      <w:lvlJc w:val="left"/>
+      <w:pPr>
+        <w:ind w:left="3240" w:hanging="1080"/>
+      </w:pPr>
+    </w:lvl>
+    <w:lvl w:ilvl="7">
+      <w:start w:val="1"/>
+      <w:numFmt w:val="decimal"/>
+      <w:lvlText w:val="%1.%2.%3.%4.%5.%6.%7.%8."/>
+      <w:lvlJc w:val="left"/>
+      <w:pPr>
+        <w:ind w:left="3744" w:hanging="1224"/>
+      </w:pPr>
+    </w:lvl>
+    <w:lvl w:ilvl="8">
+      <w:start w:val="1"/>
+      <w:numFmt w:val="decimal"/>
+      <w:lvlText w:val="%1.%2.%3.%4.%5.%6.%7.%8.%9."/>
+      <w:lvlJc w:val="left"/>
+      <w:pPr>
+        <w:ind w:left="4320" w:hanging="1440"/>
+      </w:pPr>
+    </w:lvl>
+  </w:abstractNum>
+  <w:abstractNum w:abstractNumId="6" w15:restartNumberingAfterBreak="0">
     <w:nsid w:val="5B7B3798"/>
     <w:multiLevelType w:val="hybridMultilevel"/>
     <w:tmpl w:val="846219A2"/>
@@ -2366,7 +3903,7 @@
       </w:pPr>
     </w:lvl>
   </w:abstractNum>
-  <w:abstractNum w:abstractNumId="4" w15:restartNumberingAfterBreak="0">
+  <w:abstractNum w:abstractNumId="7" w15:restartNumberingAfterBreak="0">
     <w:nsid w:val="6C4D2303"/>
     <w:multiLevelType w:val="hybridMultilevel"/>
     <w:tmpl w:val="C05E8B68"/>
@@ -2480,19 +4017,28 @@
     </w:lvl>
   </w:abstractNum>
   <w:num w:numId="1" w16cid:durableId="922448085">
-    <w:abstractNumId w:val="1"/>
+    <w:abstractNumId w:val="2"/>
   </w:num>
   <w:num w:numId="2" w16cid:durableId="52581679">
-    <w:abstractNumId w:val="3"/>
+    <w:abstractNumId w:val="6"/>
   </w:num>
   <w:num w:numId="3" w16cid:durableId="466435341">
-    <w:abstractNumId w:val="4"/>
+    <w:abstractNumId w:val="7"/>
   </w:num>
   <w:num w:numId="4" w16cid:durableId="1985623982">
-    <w:abstractNumId w:val="2"/>
+    <w:abstractNumId w:val="3"/>
   </w:num>
   <w:num w:numId="5" w16cid:durableId="136845690">
     <w:abstractNumId w:val="0"/>
+  </w:num>
+  <w:num w:numId="6" w16cid:durableId="1475485158">
+    <w:abstractNumId w:val="4"/>
+  </w:num>
+  <w:num w:numId="7" w16cid:durableId="558712163">
+    <w:abstractNumId w:val="1"/>
+  </w:num>
+  <w:num w:numId="8" w16cid:durableId="1123622351">
+    <w:abstractNumId w:val="5"/>
   </w:num>
 </w:numbering>
 </file>
@@ -3545,6 +5091,38 @@
     <w:uiPriority w:val="99"/>
     <w:rsid w:val="00932298"/>
   </w:style>
+  <w:style w:type="paragraph" w:styleId="Caption">
+    <w:name w:val="caption"/>
+    <w:basedOn w:val="Normal"/>
+    <w:next w:val="Normal"/>
+    <w:uiPriority w:val="35"/>
+    <w:unhideWhenUsed/>
+    <w:qFormat/>
+    <w:rsid w:val="00FF4459"/>
+    <w:pPr>
+      <w:spacing w:after="200" w:line="240" w:lineRule="auto"/>
+    </w:pPr>
+    <w:rPr>
+      <w:i/>
+      <w:iCs/>
+      <w:color w:val="0E2841" w:themeColor="text2"/>
+      <w:sz w:val="18"/>
+      <w:szCs w:val="18"/>
+    </w:rPr>
+  </w:style>
+  <w:style w:type="paragraph" w:styleId="TOC2">
+    <w:name w:val="toc 2"/>
+    <w:basedOn w:val="Normal"/>
+    <w:next w:val="Normal"/>
+    <w:autoRedefine/>
+    <w:uiPriority w:val="39"/>
+    <w:unhideWhenUsed/>
+    <w:rsid w:val="00152C03"/>
+    <w:pPr>
+      <w:spacing w:after="100"/>
+      <w:ind w:left="240"/>
+    </w:pPr>
+  </w:style>
 </w:styles>
 </file>
 

--- a/docs/Documentation.docx
+++ b/docs/Documentation.docx
@@ -13,7 +13,6 @@
           <w:docPartUnique/>
         </w:docPartObj>
       </w:sdtPr>
-      <w:sdtEndPr/>
       <w:sdtContent>
         <w:p>
           <w:pPr>
@@ -204,7 +203,6 @@
                                       <w:dataBinding w:prefixMappings="xmlns:ns0='http://purl.org/dc/elements/1.1/' xmlns:ns1='http://schemas.openxmlformats.org/package/2006/metadata/core-properties' " w:xpath="/ns1:coreProperties[1]/ns0:title[1]" w:storeItemID="{6C3C8BC8-F283-45AE-878A-BAB7291924A1}"/>
                                       <w:text/>
                                     </w:sdtPr>
-                                    <w:sdtEndPr/>
                                     <w:sdtContent>
                                       <w:r>
                                         <w:rPr>
@@ -375,7 +373,6 @@
                                 <w:dataBinding w:prefixMappings="xmlns:ns0='http://purl.org/dc/elements/1.1/' xmlns:ns1='http://schemas.openxmlformats.org/package/2006/metadata/core-properties' " w:xpath="/ns1:coreProperties[1]/ns0:title[1]" w:storeItemID="{6C3C8BC8-F283-45AE-878A-BAB7291924A1}"/>
                                 <w:text/>
                               </w:sdtPr>
-                              <w:sdtEndPr/>
                               <w:sdtContent>
                                 <w:r>
                                   <w:rPr>
@@ -479,7 +476,6 @@
                                   <w:dataBinding w:prefixMappings="xmlns:ns0='http://purl.org/dc/elements/1.1/' xmlns:ns1='http://schemas.openxmlformats.org/package/2006/metadata/core-properties' " w:xpath="/ns1:coreProperties[1]/ns0:subject[1]" w:storeItemID="{6C3C8BC8-F283-45AE-878A-BAB7291924A1}"/>
                                   <w:text/>
                                 </w:sdtPr>
-                                <w:sdtEndPr/>
                                 <w:sdtContent>
                                   <w:p>
                                     <w:pPr>
@@ -534,7 +530,6 @@
                                   <w:dataBinding w:prefixMappings="xmlns:ns0='http://purl.org/dc/elements/1.1/' xmlns:ns1='http://schemas.openxmlformats.org/package/2006/metadata/core-properties' " w:xpath="/ns1:coreProperties[1]/ns0:creator[1]" w:storeItemID="{6C3C8BC8-F283-45AE-878A-BAB7291924A1}"/>
                                   <w:text/>
                                 </w:sdtPr>
-                                <w:sdtEndPr/>
                                 <w:sdtContent>
                                   <w:p>
                                     <w:pPr>
@@ -601,7 +596,6 @@
                             <w:dataBinding w:prefixMappings="xmlns:ns0='http://purl.org/dc/elements/1.1/' xmlns:ns1='http://schemas.openxmlformats.org/package/2006/metadata/core-properties' " w:xpath="/ns1:coreProperties[1]/ns0:subject[1]" w:storeItemID="{6C3C8BC8-F283-45AE-878A-BAB7291924A1}"/>
                             <w:text/>
                           </w:sdtPr>
-                          <w:sdtEndPr/>
                           <w:sdtContent>
                             <w:p>
                               <w:pPr>
@@ -656,7 +650,6 @@
                             <w:dataBinding w:prefixMappings="xmlns:ns0='http://purl.org/dc/elements/1.1/' xmlns:ns1='http://schemas.openxmlformats.org/package/2006/metadata/core-properties' " w:xpath="/ns1:coreProperties[1]/ns0:creator[1]" w:storeItemID="{6C3C8BC8-F283-45AE-878A-BAB7291924A1}"/>
                             <w:text/>
                           </w:sdtPr>
-                          <w:sdtEndPr/>
                           <w:sdtContent>
                             <w:p>
                               <w:pPr>
@@ -774,7 +767,6 @@
                                     <w:calendar w:val="gregorian"/>
                                   </w:date>
                                 </w:sdtPr>
-                                <w:sdtEndPr/>
                                 <w:sdtContent>
                                   <w:p>
                                     <w:pPr>
@@ -841,7 +833,6 @@
                               <w:calendar w:val="gregorian"/>
                             </w:date>
                           </w:sdtPr>
-                          <w:sdtEndPr/>
                           <w:sdtContent>
                             <w:p>
                               <w:pPr>
@@ -1003,7 +994,7 @@
               <w:tab w:val="right" w:leader="dot" w:pos="9016"/>
             </w:tabs>
             <w:rPr>
-              <w:rFonts w:asciiTheme="minorHAnsi" w:eastAsiaTheme="minorEastAsia" w:hAnsiTheme="minorHAnsi"/>
+              <w:rFonts w:eastAsiaTheme="minorEastAsia" w:cs="Times New Roman"/>
               <w:noProof/>
               <w:lang w:eastAsia="en-MY"/>
             </w:rPr>
@@ -1037,6 +1028,7 @@
             </w:r>
             <w:r>
               <w:rPr>
+                <w:rFonts w:cs="Times New Roman"/>
                 <w:noProof/>
                 <w:webHidden/>
               </w:rPr>
@@ -1044,6 +1036,7 @@
             </w:r>
             <w:r>
               <w:rPr>
+                <w:rFonts w:cs="Times New Roman"/>
                 <w:noProof/>
                 <w:webHidden/>
               </w:rPr>
@@ -1051,6 +1044,7 @@
             </w:r>
             <w:r>
               <w:rPr>
+                <w:rFonts w:cs="Times New Roman"/>
                 <w:noProof/>
                 <w:webHidden/>
               </w:rPr>
@@ -1058,12 +1052,14 @@
             </w:r>
             <w:r>
               <w:rPr>
-                <w:noProof/>
-                <w:webHidden/>
-              </w:rPr>
-            </w:r>
-            <w:r>
-              <w:rPr>
+                <w:rFonts w:cs="Times New Roman"/>
+                <w:noProof/>
+                <w:webHidden/>
+              </w:rPr>
+            </w:r>
+            <w:r>
+              <w:rPr>
+                <w:rFonts w:cs="Times New Roman"/>
                 <w:noProof/>
                 <w:webHidden/>
               </w:rPr>
@@ -1071,6 +1067,7 @@
             </w:r>
             <w:r>
               <w:rPr>
+                <w:rFonts w:cs="Times New Roman"/>
                 <w:noProof/>
                 <w:webHidden/>
               </w:rPr>
@@ -1078,6 +1075,7 @@
             </w:r>
             <w:r>
               <w:rPr>
+                <w:rFonts w:cs="Times New Roman"/>
                 <w:noProof/>
                 <w:webHidden/>
               </w:rPr>
@@ -1093,7 +1091,7 @@
               <w:tab w:val="right" w:leader="dot" w:pos="9016"/>
             </w:tabs>
             <w:rPr>
-              <w:rFonts w:asciiTheme="minorHAnsi" w:eastAsiaTheme="minorEastAsia" w:hAnsiTheme="minorHAnsi"/>
+              <w:rFonts w:eastAsiaTheme="minorEastAsia" w:cs="Times New Roman"/>
               <w:noProof/>
               <w:lang w:eastAsia="en-MY"/>
             </w:rPr>
@@ -1109,7 +1107,7 @@
             </w:r>
             <w:r>
               <w:rPr>
-                <w:rFonts w:asciiTheme="minorHAnsi" w:eastAsiaTheme="minorEastAsia" w:hAnsiTheme="minorHAnsi"/>
+                <w:rFonts w:eastAsiaTheme="minorEastAsia" w:cs="Times New Roman"/>
                 <w:noProof/>
                 <w:lang w:eastAsia="en-MY"/>
               </w:rPr>
@@ -1125,6 +1123,7 @@
             </w:r>
             <w:r>
               <w:rPr>
+                <w:rFonts w:cs="Times New Roman"/>
                 <w:noProof/>
                 <w:webHidden/>
               </w:rPr>
@@ -1132,6 +1131,7 @@
             </w:r>
             <w:r>
               <w:rPr>
+                <w:rFonts w:cs="Times New Roman"/>
                 <w:noProof/>
                 <w:webHidden/>
               </w:rPr>
@@ -1139,6 +1139,7 @@
             </w:r>
             <w:r>
               <w:rPr>
+                <w:rFonts w:cs="Times New Roman"/>
                 <w:noProof/>
                 <w:webHidden/>
               </w:rPr>
@@ -1146,12 +1147,14 @@
             </w:r>
             <w:r>
               <w:rPr>
-                <w:noProof/>
-                <w:webHidden/>
-              </w:rPr>
-            </w:r>
-            <w:r>
-              <w:rPr>
+                <w:rFonts w:cs="Times New Roman"/>
+                <w:noProof/>
+                <w:webHidden/>
+              </w:rPr>
+            </w:r>
+            <w:r>
+              <w:rPr>
+                <w:rFonts w:cs="Times New Roman"/>
                 <w:noProof/>
                 <w:webHidden/>
               </w:rPr>
@@ -1159,6 +1162,7 @@
             </w:r>
             <w:r>
               <w:rPr>
+                <w:rFonts w:cs="Times New Roman"/>
                 <w:noProof/>
                 <w:webHidden/>
               </w:rPr>
@@ -1166,6 +1170,7 @@
             </w:r>
             <w:r>
               <w:rPr>
+                <w:rFonts w:cs="Times New Roman"/>
                 <w:noProof/>
                 <w:webHidden/>
               </w:rPr>
@@ -1181,7 +1186,7 @@
               <w:tab w:val="right" w:leader="dot" w:pos="9016"/>
             </w:tabs>
             <w:rPr>
-              <w:rFonts w:asciiTheme="minorHAnsi" w:eastAsiaTheme="minorEastAsia" w:hAnsiTheme="minorHAnsi"/>
+              <w:rFonts w:eastAsiaTheme="minorEastAsia" w:cs="Times New Roman"/>
               <w:noProof/>
               <w:lang w:eastAsia="en-MY"/>
             </w:rPr>
@@ -1197,7 +1202,7 @@
             </w:r>
             <w:r>
               <w:rPr>
-                <w:rFonts w:asciiTheme="minorHAnsi" w:eastAsiaTheme="minorEastAsia" w:hAnsiTheme="minorHAnsi"/>
+                <w:rFonts w:eastAsiaTheme="minorEastAsia" w:cs="Times New Roman"/>
                 <w:noProof/>
                 <w:lang w:eastAsia="en-MY"/>
               </w:rPr>
@@ -1213,6 +1218,7 @@
             </w:r>
             <w:r>
               <w:rPr>
+                <w:rFonts w:cs="Times New Roman"/>
                 <w:noProof/>
                 <w:webHidden/>
               </w:rPr>
@@ -1220,6 +1226,7 @@
             </w:r>
             <w:r>
               <w:rPr>
+                <w:rFonts w:cs="Times New Roman"/>
                 <w:noProof/>
                 <w:webHidden/>
               </w:rPr>
@@ -1227,6 +1234,7 @@
             </w:r>
             <w:r>
               <w:rPr>
+                <w:rFonts w:cs="Times New Roman"/>
                 <w:noProof/>
                 <w:webHidden/>
               </w:rPr>
@@ -1234,12 +1242,14 @@
             </w:r>
             <w:r>
               <w:rPr>
-                <w:noProof/>
-                <w:webHidden/>
-              </w:rPr>
-            </w:r>
-            <w:r>
-              <w:rPr>
+                <w:rFonts w:cs="Times New Roman"/>
+                <w:noProof/>
+                <w:webHidden/>
+              </w:rPr>
+            </w:r>
+            <w:r>
+              <w:rPr>
+                <w:rFonts w:cs="Times New Roman"/>
                 <w:noProof/>
                 <w:webHidden/>
               </w:rPr>
@@ -1247,6 +1257,7 @@
             </w:r>
             <w:r>
               <w:rPr>
+                <w:rFonts w:cs="Times New Roman"/>
                 <w:noProof/>
                 <w:webHidden/>
               </w:rPr>
@@ -1254,6 +1265,7 @@
             </w:r>
             <w:r>
               <w:rPr>
+                <w:rFonts w:cs="Times New Roman"/>
                 <w:noProof/>
                 <w:webHidden/>
               </w:rPr>
@@ -1268,6 +1280,7 @@
               <w:tab w:val="right" w:leader="dot" w:pos="9016"/>
             </w:tabs>
             <w:rPr>
+              <w:rFonts w:cs="Times New Roman"/>
               <w:noProof/>
             </w:rPr>
           </w:pPr>
@@ -1282,6 +1295,7 @@
             </w:r>
             <w:r>
               <w:rPr>
+                <w:rFonts w:cs="Times New Roman"/>
                 <w:noProof/>
                 <w:webHidden/>
               </w:rPr>
@@ -1289,6 +1303,7 @@
             </w:r>
             <w:r>
               <w:rPr>
+                <w:rFonts w:cs="Times New Roman"/>
                 <w:noProof/>
                 <w:webHidden/>
               </w:rPr>
@@ -1296,6 +1311,7 @@
             </w:r>
             <w:r>
               <w:rPr>
+                <w:rFonts w:cs="Times New Roman"/>
                 <w:noProof/>
                 <w:webHidden/>
               </w:rPr>
@@ -1303,12 +1319,14 @@
             </w:r>
             <w:r>
               <w:rPr>
-                <w:noProof/>
-                <w:webHidden/>
-              </w:rPr>
-            </w:r>
-            <w:r>
-              <w:rPr>
+                <w:rFonts w:cs="Times New Roman"/>
+                <w:noProof/>
+                <w:webHidden/>
+              </w:rPr>
+            </w:r>
+            <w:r>
+              <w:rPr>
+                <w:rFonts w:cs="Times New Roman"/>
                 <w:noProof/>
                 <w:webHidden/>
               </w:rPr>
@@ -1316,6 +1334,7 @@
             </w:r>
             <w:r>
               <w:rPr>
+                <w:rFonts w:cs="Times New Roman"/>
                 <w:noProof/>
                 <w:webHidden/>
               </w:rPr>
@@ -1323,6 +1342,7 @@
             </w:r>
             <w:r>
               <w:rPr>
+                <w:rFonts w:cs="Times New Roman"/>
                 <w:noProof/>
                 <w:webHidden/>
               </w:rPr>
@@ -1337,6 +1357,7 @@
               <w:tab w:val="right" w:leader="dot" w:pos="9016"/>
             </w:tabs>
             <w:rPr>
+              <w:rFonts w:cs="Times New Roman"/>
               <w:noProof/>
             </w:rPr>
           </w:pPr>
@@ -1351,6 +1372,7 @@
             </w:r>
             <w:r>
               <w:rPr>
+                <w:rFonts w:cs="Times New Roman"/>
                 <w:noProof/>
                 <w:webHidden/>
               </w:rPr>
@@ -1358,6 +1380,7 @@
             </w:r>
             <w:r>
               <w:rPr>
+                <w:rFonts w:cs="Times New Roman"/>
                 <w:noProof/>
                 <w:webHidden/>
               </w:rPr>
@@ -1365,6 +1388,7 @@
             </w:r>
             <w:r>
               <w:rPr>
+                <w:rFonts w:cs="Times New Roman"/>
                 <w:noProof/>
                 <w:webHidden/>
               </w:rPr>
@@ -1372,12 +1396,14 @@
             </w:r>
             <w:r>
               <w:rPr>
-                <w:noProof/>
-                <w:webHidden/>
-              </w:rPr>
-            </w:r>
-            <w:r>
-              <w:rPr>
+                <w:rFonts w:cs="Times New Roman"/>
+                <w:noProof/>
+                <w:webHidden/>
+              </w:rPr>
+            </w:r>
+            <w:r>
+              <w:rPr>
+                <w:rFonts w:cs="Times New Roman"/>
                 <w:noProof/>
                 <w:webHidden/>
               </w:rPr>
@@ -1385,6 +1411,7 @@
             </w:r>
             <w:r>
               <w:rPr>
+                <w:rFonts w:cs="Times New Roman"/>
                 <w:noProof/>
                 <w:webHidden/>
               </w:rPr>
@@ -1392,6 +1419,7 @@
             </w:r>
             <w:r>
               <w:rPr>
+                <w:rFonts w:cs="Times New Roman"/>
                 <w:noProof/>
                 <w:webHidden/>
               </w:rPr>
@@ -1406,6 +1434,7 @@
               <w:tab w:val="right" w:leader="dot" w:pos="9016"/>
             </w:tabs>
             <w:rPr>
+              <w:rFonts w:cs="Times New Roman"/>
               <w:noProof/>
             </w:rPr>
           </w:pPr>
@@ -1420,6 +1449,7 @@
             </w:r>
             <w:r>
               <w:rPr>
+                <w:rFonts w:cs="Times New Roman"/>
                 <w:noProof/>
                 <w:webHidden/>
               </w:rPr>
@@ -1427,6 +1457,7 @@
             </w:r>
             <w:r>
               <w:rPr>
+                <w:rFonts w:cs="Times New Roman"/>
                 <w:noProof/>
                 <w:webHidden/>
               </w:rPr>
@@ -1434,6 +1465,7 @@
             </w:r>
             <w:r>
               <w:rPr>
+                <w:rFonts w:cs="Times New Roman"/>
                 <w:noProof/>
                 <w:webHidden/>
               </w:rPr>
@@ -1441,12 +1473,14 @@
             </w:r>
             <w:r>
               <w:rPr>
-                <w:noProof/>
-                <w:webHidden/>
-              </w:rPr>
-            </w:r>
-            <w:r>
-              <w:rPr>
+                <w:rFonts w:cs="Times New Roman"/>
+                <w:noProof/>
+                <w:webHidden/>
+              </w:rPr>
+            </w:r>
+            <w:r>
+              <w:rPr>
+                <w:rFonts w:cs="Times New Roman"/>
                 <w:noProof/>
                 <w:webHidden/>
               </w:rPr>
@@ -1454,6 +1488,7 @@
             </w:r>
             <w:r>
               <w:rPr>
+                <w:rFonts w:cs="Times New Roman"/>
                 <w:noProof/>
                 <w:webHidden/>
               </w:rPr>
@@ -1461,6 +1496,7 @@
             </w:r>
             <w:r>
               <w:rPr>
+                <w:rFonts w:cs="Times New Roman"/>
                 <w:noProof/>
                 <w:webHidden/>
               </w:rPr>
@@ -1475,6 +1511,7 @@
               <w:tab w:val="right" w:leader="dot" w:pos="9016"/>
             </w:tabs>
             <w:rPr>
+              <w:rFonts w:cs="Times New Roman"/>
               <w:noProof/>
             </w:rPr>
           </w:pPr>
@@ -1489,6 +1526,7 @@
             </w:r>
             <w:r>
               <w:rPr>
+                <w:rFonts w:cs="Times New Roman"/>
                 <w:noProof/>
                 <w:webHidden/>
               </w:rPr>
@@ -1496,6 +1534,7 @@
             </w:r>
             <w:r>
               <w:rPr>
+                <w:rFonts w:cs="Times New Roman"/>
                 <w:noProof/>
                 <w:webHidden/>
               </w:rPr>
@@ -1503,6 +1542,7 @@
             </w:r>
             <w:r>
               <w:rPr>
+                <w:rFonts w:cs="Times New Roman"/>
                 <w:noProof/>
                 <w:webHidden/>
               </w:rPr>
@@ -1510,12 +1550,14 @@
             </w:r>
             <w:r>
               <w:rPr>
-                <w:noProof/>
-                <w:webHidden/>
-              </w:rPr>
-            </w:r>
-            <w:r>
-              <w:rPr>
+                <w:rFonts w:cs="Times New Roman"/>
+                <w:noProof/>
+                <w:webHidden/>
+              </w:rPr>
+            </w:r>
+            <w:r>
+              <w:rPr>
+                <w:rFonts w:cs="Times New Roman"/>
                 <w:noProof/>
                 <w:webHidden/>
               </w:rPr>
@@ -1523,6 +1565,7 @@
             </w:r>
             <w:r>
               <w:rPr>
+                <w:rFonts w:cs="Times New Roman"/>
                 <w:noProof/>
                 <w:webHidden/>
               </w:rPr>
@@ -1530,6 +1573,7 @@
             </w:r>
             <w:r>
               <w:rPr>
+                <w:rFonts w:cs="Times New Roman"/>
                 <w:noProof/>
                 <w:webHidden/>
               </w:rPr>
@@ -1544,6 +1588,7 @@
               <w:tab w:val="right" w:leader="dot" w:pos="9016"/>
             </w:tabs>
             <w:rPr>
+              <w:rFonts w:cs="Times New Roman"/>
               <w:noProof/>
             </w:rPr>
           </w:pPr>
@@ -1558,6 +1603,7 @@
             </w:r>
             <w:r>
               <w:rPr>
+                <w:rFonts w:cs="Times New Roman"/>
                 <w:noProof/>
                 <w:webHidden/>
               </w:rPr>
@@ -1565,6 +1611,7 @@
             </w:r>
             <w:r>
               <w:rPr>
+                <w:rFonts w:cs="Times New Roman"/>
                 <w:noProof/>
                 <w:webHidden/>
               </w:rPr>
@@ -1572,6 +1619,7 @@
             </w:r>
             <w:r>
               <w:rPr>
+                <w:rFonts w:cs="Times New Roman"/>
                 <w:noProof/>
                 <w:webHidden/>
               </w:rPr>
@@ -1579,12 +1627,14 @@
             </w:r>
             <w:r>
               <w:rPr>
-                <w:noProof/>
-                <w:webHidden/>
-              </w:rPr>
-            </w:r>
-            <w:r>
-              <w:rPr>
+                <w:rFonts w:cs="Times New Roman"/>
+                <w:noProof/>
+                <w:webHidden/>
+              </w:rPr>
+            </w:r>
+            <w:r>
+              <w:rPr>
+                <w:rFonts w:cs="Times New Roman"/>
                 <w:noProof/>
                 <w:webHidden/>
               </w:rPr>
@@ -1592,6 +1642,7 @@
             </w:r>
             <w:r>
               <w:rPr>
+                <w:rFonts w:cs="Times New Roman"/>
                 <w:noProof/>
                 <w:webHidden/>
               </w:rPr>
@@ -1599,6 +1650,7 @@
             </w:r>
             <w:r>
               <w:rPr>
+                <w:rFonts w:cs="Times New Roman"/>
                 <w:noProof/>
                 <w:webHidden/>
               </w:rPr>
@@ -1613,6 +1665,7 @@
               <w:tab w:val="right" w:leader="dot" w:pos="9016"/>
             </w:tabs>
             <w:rPr>
+              <w:rFonts w:cs="Times New Roman"/>
               <w:noProof/>
             </w:rPr>
           </w:pPr>
@@ -1627,6 +1680,7 @@
             </w:r>
             <w:r>
               <w:rPr>
+                <w:rFonts w:cs="Times New Roman"/>
                 <w:noProof/>
                 <w:webHidden/>
               </w:rPr>
@@ -1634,6 +1688,7 @@
             </w:r>
             <w:r>
               <w:rPr>
+                <w:rFonts w:cs="Times New Roman"/>
                 <w:noProof/>
                 <w:webHidden/>
               </w:rPr>
@@ -1641,6 +1696,7 @@
             </w:r>
             <w:r>
               <w:rPr>
+                <w:rFonts w:cs="Times New Roman"/>
                 <w:noProof/>
                 <w:webHidden/>
               </w:rPr>
@@ -1648,12 +1704,14 @@
             </w:r>
             <w:r>
               <w:rPr>
-                <w:noProof/>
-                <w:webHidden/>
-              </w:rPr>
-            </w:r>
-            <w:r>
-              <w:rPr>
+                <w:rFonts w:cs="Times New Roman"/>
+                <w:noProof/>
+                <w:webHidden/>
+              </w:rPr>
+            </w:r>
+            <w:r>
+              <w:rPr>
+                <w:rFonts w:cs="Times New Roman"/>
                 <w:noProof/>
                 <w:webHidden/>
               </w:rPr>
@@ -1661,6 +1719,7 @@
             </w:r>
             <w:r>
               <w:rPr>
+                <w:rFonts w:cs="Times New Roman"/>
                 <w:noProof/>
                 <w:webHidden/>
               </w:rPr>
@@ -1668,6 +1727,7 @@
             </w:r>
             <w:r>
               <w:rPr>
+                <w:rFonts w:cs="Times New Roman"/>
                 <w:noProof/>
                 <w:webHidden/>
               </w:rPr>
@@ -1682,6 +1742,7 @@
               <w:tab w:val="right" w:leader="dot" w:pos="9016"/>
             </w:tabs>
             <w:rPr>
+              <w:rFonts w:cs="Times New Roman"/>
               <w:noProof/>
             </w:rPr>
           </w:pPr>
@@ -1696,6 +1757,7 @@
             </w:r>
             <w:r>
               <w:rPr>
+                <w:rFonts w:cs="Times New Roman"/>
                 <w:noProof/>
                 <w:webHidden/>
               </w:rPr>
@@ -1703,6 +1765,7 @@
             </w:r>
             <w:r>
               <w:rPr>
+                <w:rFonts w:cs="Times New Roman"/>
                 <w:noProof/>
                 <w:webHidden/>
               </w:rPr>
@@ -1710,6 +1773,7 @@
             </w:r>
             <w:r>
               <w:rPr>
+                <w:rFonts w:cs="Times New Roman"/>
                 <w:noProof/>
                 <w:webHidden/>
               </w:rPr>
@@ -1717,12 +1781,14 @@
             </w:r>
             <w:r>
               <w:rPr>
-                <w:noProof/>
-                <w:webHidden/>
-              </w:rPr>
-            </w:r>
-            <w:r>
-              <w:rPr>
+                <w:rFonts w:cs="Times New Roman"/>
+                <w:noProof/>
+                <w:webHidden/>
+              </w:rPr>
+            </w:r>
+            <w:r>
+              <w:rPr>
+                <w:rFonts w:cs="Times New Roman"/>
                 <w:noProof/>
                 <w:webHidden/>
               </w:rPr>
@@ -1730,6 +1796,7 @@
             </w:r>
             <w:r>
               <w:rPr>
+                <w:rFonts w:cs="Times New Roman"/>
                 <w:noProof/>
                 <w:webHidden/>
               </w:rPr>
@@ -1737,6 +1804,7 @@
             </w:r>
             <w:r>
               <w:rPr>
+                <w:rFonts w:cs="Times New Roman"/>
                 <w:noProof/>
                 <w:webHidden/>
               </w:rPr>
@@ -1752,7 +1820,7 @@
               <w:tab w:val="right" w:leader="dot" w:pos="9016"/>
             </w:tabs>
             <w:rPr>
-              <w:rFonts w:asciiTheme="minorHAnsi" w:eastAsiaTheme="minorEastAsia" w:hAnsiTheme="minorHAnsi"/>
+              <w:rFonts w:eastAsiaTheme="minorEastAsia" w:cs="Times New Roman"/>
               <w:noProof/>
               <w:lang w:eastAsia="en-MY"/>
             </w:rPr>
@@ -1768,7 +1836,7 @@
             </w:r>
             <w:r>
               <w:rPr>
-                <w:rFonts w:asciiTheme="minorHAnsi" w:eastAsiaTheme="minorEastAsia" w:hAnsiTheme="minorHAnsi"/>
+                <w:rFonts w:eastAsiaTheme="minorEastAsia" w:cs="Times New Roman"/>
                 <w:noProof/>
                 <w:lang w:eastAsia="en-MY"/>
               </w:rPr>
@@ -1784,6 +1852,7 @@
             </w:r>
             <w:r>
               <w:rPr>
+                <w:rFonts w:cs="Times New Roman"/>
                 <w:noProof/>
                 <w:webHidden/>
               </w:rPr>
@@ -1791,6 +1860,7 @@
             </w:r>
             <w:r>
               <w:rPr>
+                <w:rFonts w:cs="Times New Roman"/>
                 <w:noProof/>
                 <w:webHidden/>
               </w:rPr>
@@ -1798,6 +1868,7 @@
             </w:r>
             <w:r>
               <w:rPr>
+                <w:rFonts w:cs="Times New Roman"/>
                 <w:noProof/>
                 <w:webHidden/>
               </w:rPr>
@@ -1805,12 +1876,14 @@
             </w:r>
             <w:r>
               <w:rPr>
-                <w:noProof/>
-                <w:webHidden/>
-              </w:rPr>
-            </w:r>
-            <w:r>
-              <w:rPr>
+                <w:rFonts w:cs="Times New Roman"/>
+                <w:noProof/>
+                <w:webHidden/>
+              </w:rPr>
+            </w:r>
+            <w:r>
+              <w:rPr>
+                <w:rFonts w:cs="Times New Roman"/>
                 <w:noProof/>
                 <w:webHidden/>
               </w:rPr>
@@ -1818,6 +1891,7 @@
             </w:r>
             <w:r>
               <w:rPr>
+                <w:rFonts w:cs="Times New Roman"/>
                 <w:noProof/>
                 <w:webHidden/>
               </w:rPr>
@@ -1825,6 +1899,7 @@
             </w:r>
             <w:r>
               <w:rPr>
+                <w:rFonts w:cs="Times New Roman"/>
                 <w:noProof/>
                 <w:webHidden/>
               </w:rPr>
@@ -1840,7 +1915,7 @@
               <w:tab w:val="right" w:leader="dot" w:pos="9016"/>
             </w:tabs>
             <w:rPr>
-              <w:rFonts w:asciiTheme="minorHAnsi" w:eastAsiaTheme="minorEastAsia" w:hAnsiTheme="minorHAnsi"/>
+              <w:rFonts w:eastAsiaTheme="minorEastAsia" w:cs="Times New Roman"/>
               <w:noProof/>
               <w:lang w:eastAsia="en-MY"/>
             </w:rPr>
@@ -1856,7 +1931,7 @@
             </w:r>
             <w:r>
               <w:rPr>
-                <w:rFonts w:asciiTheme="minorHAnsi" w:eastAsiaTheme="minorEastAsia" w:hAnsiTheme="minorHAnsi"/>
+                <w:rFonts w:eastAsiaTheme="minorEastAsia" w:cs="Times New Roman"/>
                 <w:noProof/>
                 <w:lang w:eastAsia="en-MY"/>
               </w:rPr>
@@ -1872,6 +1947,7 @@
             </w:r>
             <w:r>
               <w:rPr>
+                <w:rFonts w:cs="Times New Roman"/>
                 <w:noProof/>
                 <w:webHidden/>
               </w:rPr>
@@ -1879,6 +1955,7 @@
             </w:r>
             <w:r>
               <w:rPr>
+                <w:rFonts w:cs="Times New Roman"/>
                 <w:noProof/>
                 <w:webHidden/>
               </w:rPr>
@@ -1886,6 +1963,7 @@
             </w:r>
             <w:r>
               <w:rPr>
+                <w:rFonts w:cs="Times New Roman"/>
                 <w:noProof/>
                 <w:webHidden/>
               </w:rPr>
@@ -1893,12 +1971,14 @@
             </w:r>
             <w:r>
               <w:rPr>
-                <w:noProof/>
-                <w:webHidden/>
-              </w:rPr>
-            </w:r>
-            <w:r>
-              <w:rPr>
+                <w:rFonts w:cs="Times New Roman"/>
+                <w:noProof/>
+                <w:webHidden/>
+              </w:rPr>
+            </w:r>
+            <w:r>
+              <w:rPr>
+                <w:rFonts w:cs="Times New Roman"/>
                 <w:noProof/>
                 <w:webHidden/>
               </w:rPr>
@@ -1906,6 +1986,7 @@
             </w:r>
             <w:r>
               <w:rPr>
+                <w:rFonts w:cs="Times New Roman"/>
                 <w:noProof/>
                 <w:webHidden/>
               </w:rPr>
@@ -1913,6 +1994,7 @@
             </w:r>
             <w:r>
               <w:rPr>
+                <w:rFonts w:cs="Times New Roman"/>
                 <w:noProof/>
                 <w:webHidden/>
               </w:rPr>
@@ -2202,7 +2284,21 @@
         <w:rPr>
           <w:rFonts w:cs="Times New Roman"/>
         </w:rPr>
-        <w:t>Python was chosen as the programming language of choice due to its consequent presence in the data analytics field. The packages and libraries installed and their uses are as follows:</w:t>
+        <w:t xml:space="preserve">Python was chosen as the programming language of choice due to its consequent presence in the data analytics field. The packages and libraries </w:t>
+      </w:r>
+      <w:proofErr w:type="gramStart"/>
+      <w:r>
+        <w:rPr>
+          <w:rFonts w:cs="Times New Roman"/>
+        </w:rPr>
+        <w:t>installed</w:t>
+      </w:r>
+      <w:proofErr w:type="gramEnd"/>
+      <w:r>
+        <w:rPr>
+          <w:rFonts w:cs="Times New Roman"/>
+        </w:rPr>
+        <w:t xml:space="preserve"> and their uses are as follows:</w:t>
       </w:r>
     </w:p>
     <w:p>
@@ -2219,7 +2315,21 @@
         <w:rPr>
           <w:rFonts w:cs="Times New Roman"/>
         </w:rPr>
-        <w:t>Pandas and numpy for data wrangling</w:t>
+        <w:t>Pandas and </w:t>
+      </w:r>
+      <w:proofErr w:type="spellStart"/>
+      <w:r>
+        <w:rPr>
+          <w:rFonts w:cs="Times New Roman"/>
+        </w:rPr>
+        <w:t>numpy</w:t>
+      </w:r>
+      <w:proofErr w:type="spellEnd"/>
+      <w:r>
+        <w:rPr>
+          <w:rFonts w:cs="Times New Roman"/>
+        </w:rPr>
+        <w:t> for data wrangling</w:t>
       </w:r>
     </w:p>
     <w:p>
@@ -2232,11 +2342,47 @@
           <w:rFonts w:cs="Times New Roman"/>
         </w:rPr>
       </w:pPr>
-      <w:r>
-        <w:rPr>
-          <w:rFonts w:cs="Times New Roman"/>
-        </w:rPr>
-        <w:t>openpyxl / xlrd for reading .xlsx / older .xls files (Statistics Mauritius uses both)</w:t>
+      <w:proofErr w:type="spellStart"/>
+      <w:r>
+        <w:rPr>
+          <w:rFonts w:cs="Times New Roman"/>
+        </w:rPr>
+        <w:t>openpyxl</w:t>
+      </w:r>
+      <w:proofErr w:type="spellEnd"/>
+      <w:r>
+        <w:rPr>
+          <w:rFonts w:cs="Times New Roman"/>
+        </w:rPr>
+        <w:t> / </w:t>
+      </w:r>
+      <w:proofErr w:type="spellStart"/>
+      <w:r>
+        <w:rPr>
+          <w:rFonts w:cs="Times New Roman"/>
+        </w:rPr>
+        <w:t>xlrd</w:t>
+      </w:r>
+      <w:proofErr w:type="spellEnd"/>
+      <w:r>
+        <w:rPr>
+          <w:rFonts w:cs="Times New Roman"/>
+        </w:rPr>
+        <w:t xml:space="preserve"> for reading .xlsx / older .</w:t>
+      </w:r>
+      <w:proofErr w:type="spellStart"/>
+      <w:r>
+        <w:rPr>
+          <w:rFonts w:cs="Times New Roman"/>
+        </w:rPr>
+        <w:t>xls</w:t>
+      </w:r>
+      <w:proofErr w:type="spellEnd"/>
+      <w:r>
+        <w:rPr>
+          <w:rFonts w:cs="Times New Roman"/>
+        </w:rPr>
+        <w:t> files (Statistics Mauritius uses both)</w:t>
       </w:r>
     </w:p>
     <w:p>
@@ -2249,11 +2395,33 @@
           <w:rFonts w:cs="Times New Roman"/>
         </w:rPr>
       </w:pPr>
-      <w:r>
-        <w:rPr>
-          <w:rFonts w:cs="Times New Roman"/>
-        </w:rPr>
-        <w:t>sqlalchemy and pyodbc for connecting Python to SQL Server</w:t>
+      <w:proofErr w:type="spellStart"/>
+      <w:r>
+        <w:rPr>
+          <w:rFonts w:cs="Times New Roman"/>
+        </w:rPr>
+        <w:t>sqlalchemy</w:t>
+      </w:r>
+      <w:proofErr w:type="spellEnd"/>
+      <w:r>
+        <w:rPr>
+          <w:rFonts w:cs="Times New Roman"/>
+        </w:rPr>
+        <w:t> and </w:t>
+      </w:r>
+      <w:proofErr w:type="spellStart"/>
+      <w:r>
+        <w:rPr>
+          <w:rFonts w:cs="Times New Roman"/>
+        </w:rPr>
+        <w:t>pyodbc</w:t>
+      </w:r>
+      <w:proofErr w:type="spellEnd"/>
+      <w:r>
+        <w:rPr>
+          <w:rFonts w:cs="Times New Roman"/>
+        </w:rPr>
+        <w:t> for connecting Python to SQL Server</w:t>
       </w:r>
     </w:p>
     <w:p>
@@ -2266,11 +2434,19 @@
           <w:rFonts w:cs="Times New Roman"/>
         </w:rPr>
       </w:pPr>
-      <w:r>
-        <w:rPr>
-          <w:rFonts w:cs="Times New Roman"/>
-        </w:rPr>
-        <w:t>statsmodels for seasonal decomposition / ARIMA forecasting</w:t>
+      <w:proofErr w:type="spellStart"/>
+      <w:r>
+        <w:rPr>
+          <w:rFonts w:cs="Times New Roman"/>
+        </w:rPr>
+        <w:t>statsmodels</w:t>
+      </w:r>
+      <w:proofErr w:type="spellEnd"/>
+      <w:r>
+        <w:rPr>
+          <w:rFonts w:cs="Times New Roman"/>
+        </w:rPr>
+        <w:t> for seasonal decomposition / ARIMA forecasting</w:t>
       </w:r>
     </w:p>
     <w:p>
@@ -2300,11 +2476,19 @@
           <w:rFonts w:cs="Times New Roman"/>
         </w:rPr>
       </w:pPr>
-      <w:r>
-        <w:rPr>
-          <w:rFonts w:cs="Times New Roman"/>
-        </w:rPr>
-        <w:t>jupyter for exploratory notebooks</w:t>
+      <w:proofErr w:type="spellStart"/>
+      <w:r>
+        <w:rPr>
+          <w:rFonts w:cs="Times New Roman"/>
+        </w:rPr>
+        <w:t>jupyter</w:t>
+      </w:r>
+      <w:proofErr w:type="spellEnd"/>
+      <w:r>
+        <w:rPr>
+          <w:rFonts w:cs="Times New Roman"/>
+        </w:rPr>
+        <w:t xml:space="preserve"> for exploratory notebooks</w:t>
       </w:r>
     </w:p>
     <w:p>
@@ -2345,19 +2529,53 @@
       <w:bookmarkEnd w:id="6"/>
     </w:p>
     <w:p>
-      <w:r>
-        <w:t>These two are used in conjunction with each other. I  already had experience with SSMS in some university modules but SQL Server was totally new to me. Reading about databases and the</w:t>
-      </w:r>
-      <w:r>
+      <w:pPr>
+        <w:rPr>
+          <w:rFonts w:cs="Times New Roman"/>
+        </w:rPr>
+      </w:pPr>
+      <w:r>
+        <w:rPr>
+          <w:rFonts w:cs="Times New Roman"/>
+        </w:rPr>
+        <w:t xml:space="preserve">These two are used in conjunction with each other. I  already had experience with SSMS in some university </w:t>
+      </w:r>
+      <w:proofErr w:type="gramStart"/>
+      <w:r>
+        <w:rPr>
+          <w:rFonts w:cs="Times New Roman"/>
+        </w:rPr>
+        <w:t>modules</w:t>
+      </w:r>
+      <w:proofErr w:type="gramEnd"/>
+      <w:r>
+        <w:rPr>
+          <w:rFonts w:cs="Times New Roman"/>
+        </w:rPr>
+        <w:t xml:space="preserve"> but SQL Server was totally new to me. Reading about databases and the</w:t>
+      </w:r>
+      <w:r>
+        <w:rPr>
+          <w:rFonts w:cs="Times New Roman"/>
+        </w:rPr>
         <w:t xml:space="preserve"> different aspects of SQL Server and SSMS gave me a lot more insight into the whole database creation and management processes. </w:t>
       </w:r>
       <w:r>
+        <w:rPr>
+          <w:rFonts w:cs="Times New Roman"/>
+        </w:rPr>
         <w:t>To explain it crudely, I find it useful to view SQL Server as</w:t>
       </w:r>
       <w:r>
+        <w:rPr>
+          <w:rFonts w:cs="Times New Roman"/>
+        </w:rPr>
         <w:t xml:space="preserve"> the actual server room with all the towering computers and SSMS as being a dashboard in the neighbouring room that allows me to more easily view the data stored in the server using GUIs and </w:t>
       </w:r>
       <w:r>
+        <w:rPr>
+          <w:rFonts w:cs="Times New Roman"/>
+        </w:rPr>
         <w:t>SQL commands.</w:t>
       </w:r>
     </w:p>
@@ -2401,11 +2619,19 @@
           <w:rFonts w:cs="Times New Roman"/>
         </w:rPr>
       </w:pPr>
-      <w:r>
-        <w:rPr>
-          <w:rFonts w:cs="Times New Roman"/>
-        </w:rPr>
-        <w:t>Tidyverse for data wrangling</w:t>
+      <w:proofErr w:type="spellStart"/>
+      <w:r>
+        <w:rPr>
+          <w:rFonts w:cs="Times New Roman"/>
+        </w:rPr>
+        <w:t>Tidyverse</w:t>
+      </w:r>
+      <w:proofErr w:type="spellEnd"/>
+      <w:r>
+        <w:rPr>
+          <w:rFonts w:cs="Times New Roman"/>
+        </w:rPr>
+        <w:t xml:space="preserve"> for data wrangling</w:t>
       </w:r>
     </w:p>
     <w:p>
@@ -2419,11 +2645,33 @@
           <w:rFonts w:cs="Times New Roman"/>
         </w:rPr>
       </w:pPr>
-      <w:r>
-        <w:rPr>
-          <w:rFonts w:cs="Times New Roman"/>
-        </w:rPr>
-        <w:t>Readxl lets R read .xls and .xlsx files directly</w:t>
+      <w:proofErr w:type="spellStart"/>
+      <w:r>
+        <w:rPr>
+          <w:rFonts w:cs="Times New Roman"/>
+        </w:rPr>
+        <w:t>Readxl</w:t>
+      </w:r>
+      <w:proofErr w:type="spellEnd"/>
+      <w:r>
+        <w:rPr>
+          <w:rFonts w:cs="Times New Roman"/>
+        </w:rPr>
+        <w:t xml:space="preserve"> lets R read .</w:t>
+      </w:r>
+      <w:proofErr w:type="spellStart"/>
+      <w:r>
+        <w:rPr>
+          <w:rFonts w:cs="Times New Roman"/>
+        </w:rPr>
+        <w:t>xls</w:t>
+      </w:r>
+      <w:proofErr w:type="spellEnd"/>
+      <w:r>
+        <w:rPr>
+          <w:rFonts w:cs="Times New Roman"/>
+        </w:rPr>
+        <w:t xml:space="preserve"> and .xlsx files directly</w:t>
       </w:r>
     </w:p>
     <w:p>
@@ -2441,7 +2689,21 @@
         <w:rPr>
           <w:rFonts w:cs="Times New Roman"/>
         </w:rPr>
-        <w:t>DBI and Odbc work together to let R connect to SQL Server</w:t>
+        <w:t xml:space="preserve">DBI and </w:t>
+      </w:r>
+      <w:proofErr w:type="spellStart"/>
+      <w:r>
+        <w:rPr>
+          <w:rFonts w:cs="Times New Roman"/>
+        </w:rPr>
+        <w:t>Odbc</w:t>
+      </w:r>
+      <w:proofErr w:type="spellEnd"/>
+      <w:r>
+        <w:rPr>
+          <w:rFonts w:cs="Times New Roman"/>
+        </w:rPr>
+        <w:t xml:space="preserve"> work together to let R connect to SQL Server</w:t>
       </w:r>
     </w:p>
     <w:p>
@@ -2473,11 +2735,19 @@
           <w:rFonts w:cs="Times New Roman"/>
         </w:rPr>
       </w:pPr>
-      <w:r>
-        <w:rPr>
-          <w:rFonts w:cs="Times New Roman"/>
-        </w:rPr>
-        <w:t>Lubridate Makes working with dates in R much easier</w:t>
+      <w:proofErr w:type="spellStart"/>
+      <w:r>
+        <w:rPr>
+          <w:rFonts w:cs="Times New Roman"/>
+        </w:rPr>
+        <w:t>Lubridate</w:t>
+      </w:r>
+      <w:proofErr w:type="spellEnd"/>
+      <w:r>
+        <w:rPr>
+          <w:rFonts w:cs="Times New Roman"/>
+        </w:rPr>
+        <w:t xml:space="preserve"> Makes working with dates in R much easier</w:t>
       </w:r>
     </w:p>
     <w:p>
@@ -2741,7 +3011,21 @@
         <w:rPr>
           <w:rFonts w:cs="Times New Roman"/>
         </w:rPr>
-        <w:t>use the help of Claude AI to guide me through the process just to get a clear understanding of what I was actually doing.</w:t>
+        <w:t xml:space="preserve">use the help of Claude AI to guide me through the process just to get a clear understanding of what I was </w:t>
+      </w:r>
+      <w:proofErr w:type="gramStart"/>
+      <w:r>
+        <w:rPr>
+          <w:rFonts w:cs="Times New Roman"/>
+        </w:rPr>
+        <w:t>actually doing</w:t>
+      </w:r>
+      <w:proofErr w:type="gramEnd"/>
+      <w:r>
+        <w:rPr>
+          <w:rFonts w:cs="Times New Roman"/>
+        </w:rPr>
+        <w:t>.</w:t>
       </w:r>
     </w:p>
     <w:p>
@@ -2755,6 +3039,7 @@
       <w:r>
         <w:rPr>
           <w:rFonts w:cs="Times New Roman"/>
+          <w:noProof/>
         </w:rPr>
         <w:drawing>
           <wp:inline distT="0" distB="0" distL="0" distR="0" wp14:anchorId="169BF811" wp14:editId="78886D3A">
@@ -2912,12 +3197,14 @@
         </w:rPr>
         <w:t xml:space="preserve">that will be used, docs </w:t>
       </w:r>
+      <w:proofErr w:type="gramStart"/>
       <w:r>
         <w:rPr>
           <w:rFonts w:cs="Times New Roman"/>
         </w:rPr>
         <w:t>contains</w:t>
       </w:r>
+      <w:proofErr w:type="gramEnd"/>
       <w:r>
         <w:rPr>
           <w:rFonts w:cs="Times New Roman"/>
@@ -2970,13 +3257,55 @@
         <w:rPr>
           <w:rFonts w:cs="Times New Roman"/>
         </w:rPr>
-        <w:t>A .gitignore file was added</w:t>
-      </w:r>
-      <w:r>
-        <w:rPr>
-          <w:rFonts w:cs="Times New Roman"/>
-        </w:rPr>
-        <w:t xml:space="preserve"> so as to ignore any cache or unwanted files. .gitkeep files were added in each folder to make sure that changed were always staged at any time in the process.</w:t>
+        <w:t>A .</w:t>
+      </w:r>
+      <w:proofErr w:type="spellStart"/>
+      <w:r>
+        <w:rPr>
+          <w:rFonts w:cs="Times New Roman"/>
+        </w:rPr>
+        <w:t>gitignore</w:t>
+      </w:r>
+      <w:proofErr w:type="spellEnd"/>
+      <w:r>
+        <w:rPr>
+          <w:rFonts w:cs="Times New Roman"/>
+        </w:rPr>
+        <w:t xml:space="preserve"> file was added</w:t>
+      </w:r>
+      <w:r>
+        <w:rPr>
+          <w:rFonts w:cs="Times New Roman"/>
+        </w:rPr>
+        <w:t xml:space="preserve"> </w:t>
+      </w:r>
+      <w:proofErr w:type="gramStart"/>
+      <w:r>
+        <w:rPr>
+          <w:rFonts w:cs="Times New Roman"/>
+        </w:rPr>
+        <w:t>so as to</w:t>
+      </w:r>
+      <w:proofErr w:type="gramEnd"/>
+      <w:r>
+        <w:rPr>
+          <w:rFonts w:cs="Times New Roman"/>
+        </w:rPr>
+        <w:t xml:space="preserve"> ignore any cache or unwanted files. .</w:t>
+      </w:r>
+      <w:proofErr w:type="spellStart"/>
+      <w:r>
+        <w:rPr>
+          <w:rFonts w:cs="Times New Roman"/>
+        </w:rPr>
+        <w:t>gitkeep</w:t>
+      </w:r>
+      <w:proofErr w:type="spellEnd"/>
+      <w:r>
+        <w:rPr>
+          <w:rFonts w:cs="Times New Roman"/>
+        </w:rPr>
+        <w:t xml:space="preserve"> files were added in each folder to make sure that changed were always staged at any time in the process.</w:t>
       </w:r>
     </w:p>
     <w:p>
@@ -3062,8 +3391,425 @@
       </w:r>
       <w:bookmarkEnd w:id="12"/>
     </w:p>
+    <w:p>
+      <w:pPr>
+        <w:rPr>
+          <w:rFonts w:cs="Times New Roman"/>
+        </w:rPr>
+      </w:pPr>
+      <w:r>
+        <w:rPr>
+          <w:rFonts w:cs="Times New Roman"/>
+        </w:rPr>
+        <w:t>I gathered the data through various webpages from the archives of statistics Mauritius, as well as some government portals. Upon my primary investigation of the data, it came to my attention that the excel files had been configured in such a way that they would be easy to understand when looking at the spreadsheets themselves, however, should someone (like me) want to extract this data and load it into a visualisation software, a fair deal of cleanup would be required.</w:t>
+      </w:r>
+    </w:p>
+    <w:p>
+      <w:pPr>
+        <w:pStyle w:val="Caption"/>
+        <w:jc w:val="center"/>
+        <w:rPr>
+          <w:rFonts w:cs="Times New Roman"/>
+        </w:rPr>
+      </w:pPr>
+      <w:r>
+        <w:rPr>
+          <w:rFonts w:cs="Times New Roman"/>
+        </w:rPr>
+        <w:drawing>
+          <wp:inline distT="0" distB="0" distL="0" distR="0" wp14:anchorId="3E0E4889" wp14:editId="58086B4E">
+            <wp:extent cx="5731510" cy="3343275"/>
+            <wp:effectExtent l="0" t="0" r="2540" b="9525"/>
+            <wp:docPr id="197790361" name="Picture 1"/>
+            <wp:cNvGraphicFramePr>
+              <a:graphicFrameLocks xmlns:a="http://schemas.openxmlformats.org/drawingml/2006/main" noChangeAspect="1"/>
+            </wp:cNvGraphicFramePr>
+            <a:graphic xmlns:a="http://schemas.openxmlformats.org/drawingml/2006/main">
+              <a:graphicData uri="http://schemas.openxmlformats.org/drawingml/2006/picture">
+                <pic:pic xmlns:pic="http://schemas.openxmlformats.org/drawingml/2006/picture">
+                  <pic:nvPicPr>
+                    <pic:cNvPr id="197790361" name=""/>
+                    <pic:cNvPicPr/>
+                  </pic:nvPicPr>
+                  <pic:blipFill>
+                    <a:blip r:embed="rId10"/>
+                    <a:stretch>
+                      <a:fillRect/>
+                    </a:stretch>
+                  </pic:blipFill>
+                  <pic:spPr>
+                    <a:xfrm>
+                      <a:off x="0" y="0"/>
+                      <a:ext cx="5731510" cy="3343275"/>
+                    </a:xfrm>
+                    <a:prstGeom prst="rect">
+                      <a:avLst/>
+                    </a:prstGeom>
+                  </pic:spPr>
+                </pic:pic>
+              </a:graphicData>
+            </a:graphic>
+          </wp:inline>
+        </w:drawing>
+      </w:r>
+      <w:r>
+        <w:rPr>
+          <w:rFonts w:cs="Times New Roman"/>
+        </w:rPr>
+        <w:t xml:space="preserve">Figure </w:t>
+      </w:r>
+      <w:r>
+        <w:rPr>
+          <w:rFonts w:cs="Times New Roman"/>
+        </w:rPr>
+        <w:fldChar w:fldCharType="begin"/>
+      </w:r>
+      <w:r>
+        <w:rPr>
+          <w:rFonts w:cs="Times New Roman"/>
+        </w:rPr>
+        <w:instrText xml:space="preserve"> STYLEREF 1 \s </w:instrText>
+      </w:r>
+      <w:r>
+        <w:rPr>
+          <w:rFonts w:cs="Times New Roman"/>
+        </w:rPr>
+        <w:fldChar w:fldCharType="separate"/>
+      </w:r>
+      <w:r>
+        <w:rPr>
+          <w:rFonts w:cs="Times New Roman"/>
+          <w:noProof/>
+        </w:rPr>
+        <w:t>4</w:t>
+      </w:r>
+      <w:r>
+        <w:rPr>
+          <w:rFonts w:cs="Times New Roman"/>
+        </w:rPr>
+        <w:fldChar w:fldCharType="end"/>
+      </w:r>
+      <w:r>
+        <w:rPr>
+          <w:rFonts w:cs="Times New Roman"/>
+        </w:rPr>
+        <w:t>.</w:t>
+      </w:r>
+      <w:r>
+        <w:rPr>
+          <w:rFonts w:cs="Times New Roman"/>
+        </w:rPr>
+        <w:fldChar w:fldCharType="begin"/>
+      </w:r>
+      <w:r>
+        <w:rPr>
+          <w:rFonts w:cs="Times New Roman"/>
+        </w:rPr>
+        <w:instrText xml:space="preserve"> SEQ Figure \* ARABIC \s 1 </w:instrText>
+      </w:r>
+      <w:r>
+        <w:rPr>
+          <w:rFonts w:cs="Times New Roman"/>
+        </w:rPr>
+        <w:fldChar w:fldCharType="separate"/>
+      </w:r>
+      <w:r>
+        <w:rPr>
+          <w:rFonts w:cs="Times New Roman"/>
+          <w:noProof/>
+        </w:rPr>
+        <w:t>1</w:t>
+      </w:r>
+      <w:r>
+        <w:rPr>
+          <w:rFonts w:cs="Times New Roman"/>
+        </w:rPr>
+        <w:fldChar w:fldCharType="end"/>
+      </w:r>
+      <w:r>
+        <w:rPr>
+          <w:rFonts w:cs="Times New Roman"/>
+        </w:rPr>
+        <w:t>: snippet of the table having data from 2019 - 2025</w:t>
+      </w:r>
+    </w:p>
+    <w:p>
+      <w:pPr>
+        <w:rPr>
+          <w:rFonts w:cs="Times New Roman"/>
+        </w:rPr>
+      </w:pPr>
+    </w:p>
+    <w:p>
+      <w:pPr>
+        <w:rPr>
+          <w:rFonts w:cs="Times New Roman"/>
+        </w:rPr>
+      </w:pPr>
+      <w:r>
+        <w:rPr>
+          <w:rFonts w:cs="Times New Roman"/>
+        </w:rPr>
+        <w:t>The raw data is spread out over a few files. I selected the monthly data from each year, from 2018 till 2025. This time range was selected so that I can gather data from a pre and post covid-19 perspective. For the years 2023 onwards, fortnightly reports are available, however I have found out that each fortnightly report contains only the data for the 1</w:t>
+      </w:r>
+      <w:r>
+        <w:rPr>
+          <w:rFonts w:cs="Times New Roman"/>
+          <w:vertAlign w:val="superscript"/>
+        </w:rPr>
+        <w:t>st</w:t>
+      </w:r>
+      <w:r>
+        <w:rPr>
+          <w:rFonts w:cs="Times New Roman"/>
+        </w:rPr>
+        <w:t xml:space="preserve"> till the 15</w:t>
+      </w:r>
+      <w:r>
+        <w:rPr>
+          <w:rFonts w:cs="Times New Roman"/>
+          <w:vertAlign w:val="superscript"/>
+        </w:rPr>
+        <w:t>th</w:t>
+      </w:r>
+      <w:r>
+        <w:rPr>
+          <w:rFonts w:cs="Times New Roman"/>
+        </w:rPr>
+        <w:t xml:space="preserve"> of that </w:t>
+      </w:r>
+      <w:proofErr w:type="gramStart"/>
+      <w:r>
+        <w:rPr>
+          <w:rFonts w:cs="Times New Roman"/>
+        </w:rPr>
+        <w:t>particularly</w:t>
+      </w:r>
+      <w:proofErr w:type="gramEnd"/>
+      <w:r>
+        <w:rPr>
+          <w:rFonts w:cs="Times New Roman"/>
+        </w:rPr>
+        <w:t xml:space="preserve"> month, hence I will have to subtract that amount of tourist arrivals from the total from the next available month in order to find the number of arrivals in the second fortnight of that month. </w:t>
+      </w:r>
+    </w:p>
+    <w:p>
+      <w:pPr>
+        <w:rPr>
+          <w:rFonts w:cs="Times New Roman"/>
+        </w:rPr>
+      </w:pPr>
+      <w:r>
+        <w:rPr>
+          <w:rFonts w:cs="Times New Roman"/>
+        </w:rPr>
+        <w:t>The next phase of the project involves carefully inspecting each dataset and creating the appropriate database schema to properly clean and view the data available. I will do so while following the standards of 3</w:t>
+      </w:r>
+      <w:r>
+        <w:rPr>
+          <w:rFonts w:cs="Times New Roman"/>
+          <w:vertAlign w:val="superscript"/>
+        </w:rPr>
+        <w:t>rd</w:t>
+      </w:r>
+      <w:r>
+        <w:rPr>
+          <w:rFonts w:cs="Times New Roman"/>
+        </w:rPr>
+        <w:t xml:space="preserve"> normal form and set the relationships between each table to the best of my abilities. This step will </w:t>
+      </w:r>
+      <w:proofErr w:type="gramStart"/>
+      <w:r>
+        <w:rPr>
+          <w:rFonts w:cs="Times New Roman"/>
+        </w:rPr>
+        <w:t>definitely be</w:t>
+      </w:r>
+      <w:proofErr w:type="gramEnd"/>
+      <w:r>
+        <w:rPr>
+          <w:rFonts w:cs="Times New Roman"/>
+        </w:rPr>
+        <w:t xml:space="preserve"> tedious but will provide the foundation and initial cleaning required for me to be able to work with the data.</w:t>
+      </w:r>
+    </w:p>
+    <w:p>
+      <w:pPr>
+        <w:rPr>
+          <w:rFonts w:cs="Times New Roman"/>
+        </w:rPr>
+      </w:pPr>
+    </w:p>
+    <w:p>
+      <w:pPr>
+        <w:rPr>
+          <w:rFonts w:cs="Times New Roman"/>
+        </w:rPr>
+      </w:pPr>
+      <w:r>
+        <w:rPr>
+          <w:rFonts w:cs="Times New Roman"/>
+        </w:rPr>
+        <w:br w:type="page"/>
+      </w:r>
+    </w:p>
+    <w:p>
+      <w:pPr>
+        <w:pStyle w:val="Heading1"/>
+        <w:numPr>
+          <w:ilvl w:val="0"/>
+          <w:numId w:val="8"/>
+        </w:numPr>
+        <w:rPr>
+          <w:rFonts w:ascii="Times New Roman" w:hAnsi="Times New Roman" w:cs="Times New Roman"/>
+        </w:rPr>
+      </w:pPr>
+      <w:r>
+        <w:rPr>
+          <w:rFonts w:ascii="Times New Roman" w:hAnsi="Times New Roman" w:cs="Times New Roman"/>
+        </w:rPr>
+        <w:lastRenderedPageBreak/>
+        <w:t>Phase 4: creating the database schema</w:t>
+      </w:r>
+    </w:p>
+    <w:p>
+      <w:pPr>
+        <w:rPr>
+          <w:rFonts w:cs="Times New Roman"/>
+        </w:rPr>
+      </w:pPr>
+    </w:p>
+    <w:p>
+      <w:pPr>
+        <w:rPr>
+          <w:rFonts w:cs="Times New Roman"/>
+        </w:rPr>
+      </w:pPr>
+      <w:r>
+        <w:rPr>
+          <w:rFonts w:cs="Times New Roman"/>
+        </w:rPr>
+        <w:br w:type="page"/>
+      </w:r>
+    </w:p>
+    <w:sdt>
+      <w:sdtPr>
+        <w:rPr>
+          <w:rFonts w:ascii="Times New Roman" w:hAnsi="Times New Roman" w:cs="Times New Roman"/>
+        </w:rPr>
+        <w:id w:val="1131754066"/>
+        <w:docPartObj>
+          <w:docPartGallery w:val="Bibliographies"/>
+          <w:docPartUnique/>
+        </w:docPartObj>
+      </w:sdtPr>
+      <w:sdtEndPr>
+        <w:rPr>
+          <w:rFonts w:eastAsiaTheme="minorHAnsi"/>
+          <w:color w:val="auto"/>
+          <w:sz w:val="24"/>
+          <w:szCs w:val="24"/>
+        </w:rPr>
+      </w:sdtEndPr>
+      <w:sdtContent>
+        <w:p>
+          <w:pPr>
+            <w:pStyle w:val="Heading1"/>
+            <w:rPr>
+              <w:rFonts w:ascii="Times New Roman" w:hAnsi="Times New Roman" w:cs="Times New Roman"/>
+            </w:rPr>
+          </w:pPr>
+          <w:r>
+            <w:rPr>
+              <w:rFonts w:ascii="Times New Roman" w:hAnsi="Times New Roman" w:cs="Times New Roman"/>
+            </w:rPr>
+            <w:t>References</w:t>
+          </w:r>
+        </w:p>
+        <w:sdt>
+          <w:sdtPr>
+            <w:rPr>
+              <w:rFonts w:cs="Times New Roman"/>
+            </w:rPr>
+            <w:id w:val="-573587230"/>
+            <w:bibliography/>
+          </w:sdtPr>
+          <w:sdtContent>
+            <w:p>
+              <w:pPr>
+                <w:pStyle w:val="Bibliography"/>
+                <w:ind w:left="720" w:hanging="720"/>
+                <w:rPr>
+                  <w:rFonts w:cs="Times New Roman"/>
+                  <w:noProof/>
+                  <w:kern w:val="0"/>
+                  <w14:ligatures w14:val="none"/>
+                </w:rPr>
+              </w:pPr>
+              <w:r>
+                <w:rPr>
+                  <w:rFonts w:cs="Times New Roman"/>
+                </w:rPr>
+                <w:fldChar w:fldCharType="begin"/>
+              </w:r>
+              <w:r>
+                <w:rPr>
+                  <w:rFonts w:cs="Times New Roman"/>
+                </w:rPr>
+                <w:instrText xml:space="preserve"> BIBLIOGRAPHY </w:instrText>
+              </w:r>
+              <w:r>
+                <w:rPr>
+                  <w:rFonts w:cs="Times New Roman"/>
+                </w:rPr>
+                <w:fldChar w:fldCharType="separate"/>
+              </w:r>
+              <w:r>
+                <w:rPr>
+                  <w:rFonts w:cs="Times New Roman"/>
+                  <w:i/>
+                  <w:iCs/>
+                  <w:noProof/>
+                </w:rPr>
+                <w:t>statistics mauritius</w:t>
+              </w:r>
+              <w:r>
+                <w:rPr>
+                  <w:rFonts w:cs="Times New Roman"/>
+                  <w:noProof/>
+                </w:rPr>
+                <w:t>. (2026). Retrieved from https://statsmauritius.govmu.org/Pages/Statistics/</w:t>
+              </w:r>
+            </w:p>
+            <w:p>
+              <w:pPr>
+                <w:rPr>
+                  <w:rFonts w:cs="Times New Roman"/>
+                </w:rPr>
+              </w:pPr>
+              <w:r>
+                <w:rPr>
+                  <w:rFonts w:cs="Times New Roman"/>
+                  <w:b/>
+                  <w:bCs/>
+                  <w:noProof/>
+                </w:rPr>
+                <w:fldChar w:fldCharType="end"/>
+              </w:r>
+            </w:p>
+          </w:sdtContent>
+        </w:sdt>
+      </w:sdtContent>
+    </w:sdt>
+    <w:p>
+      <w:pPr>
+        <w:rPr>
+          <w:rFonts w:cs="Times New Roman"/>
+        </w:rPr>
+      </w:pPr>
+    </w:p>
     <w:sectPr>
-      <w:footerReference w:type="default" r:id="rId10"/>
+      <w:footerReference w:type="default" r:id="rId11"/>
       <w:pgSz w:w="11906" w:h="16838"/>
       <w:pgMar w:top="1440" w:right="1440" w:bottom="1440" w:left="1440" w:header="708" w:footer="708" w:gutter="0"/>
       <w:pgNumType w:start="0"/>
@@ -4016,6 +4762,92 @@
       </w:rPr>
     </w:lvl>
   </w:abstractNum>
+  <w:abstractNum w:abstractNumId="8" w15:restartNumberingAfterBreak="0">
+    <w:nsid w:val="747B50BA"/>
+    <w:multiLevelType w:val="multilevel"/>
+    <w:tmpl w:val="4409001F"/>
+    <w:lvl w:ilvl="0">
+      <w:start w:val="1"/>
+      <w:numFmt w:val="decimal"/>
+      <w:lvlText w:val="%1."/>
+      <w:lvlJc w:val="left"/>
+      <w:pPr>
+        <w:ind w:left="360" w:hanging="360"/>
+      </w:pPr>
+    </w:lvl>
+    <w:lvl w:ilvl="1">
+      <w:start w:val="1"/>
+      <w:numFmt w:val="decimal"/>
+      <w:lvlText w:val="%1.%2."/>
+      <w:lvlJc w:val="left"/>
+      <w:pPr>
+        <w:ind w:left="792" w:hanging="432"/>
+      </w:pPr>
+    </w:lvl>
+    <w:lvl w:ilvl="2">
+      <w:start w:val="1"/>
+      <w:numFmt w:val="decimal"/>
+      <w:lvlText w:val="%1.%2.%3."/>
+      <w:lvlJc w:val="left"/>
+      <w:pPr>
+        <w:ind w:left="1224" w:hanging="504"/>
+      </w:pPr>
+    </w:lvl>
+    <w:lvl w:ilvl="3">
+      <w:start w:val="1"/>
+      <w:numFmt w:val="decimal"/>
+      <w:lvlText w:val="%1.%2.%3.%4."/>
+      <w:lvlJc w:val="left"/>
+      <w:pPr>
+        <w:ind w:left="1728" w:hanging="648"/>
+      </w:pPr>
+    </w:lvl>
+    <w:lvl w:ilvl="4">
+      <w:start w:val="1"/>
+      <w:numFmt w:val="decimal"/>
+      <w:lvlText w:val="%1.%2.%3.%4.%5."/>
+      <w:lvlJc w:val="left"/>
+      <w:pPr>
+        <w:ind w:left="2232" w:hanging="792"/>
+      </w:pPr>
+    </w:lvl>
+    <w:lvl w:ilvl="5">
+      <w:start w:val="1"/>
+      <w:numFmt w:val="decimal"/>
+      <w:lvlText w:val="%1.%2.%3.%4.%5.%6."/>
+      <w:lvlJc w:val="left"/>
+      <w:pPr>
+        <w:ind w:left="2736" w:hanging="936"/>
+      </w:pPr>
+    </w:lvl>
+    <w:lvl w:ilvl="6">
+      <w:start w:val="1"/>
+      <w:numFmt w:val="decimal"/>
+      <w:lvlText w:val="%1.%2.%3.%4.%5.%6.%7."/>
+      <w:lvlJc w:val="left"/>
+      <w:pPr>
+        <w:ind w:left="3240" w:hanging="1080"/>
+      </w:pPr>
+    </w:lvl>
+    <w:lvl w:ilvl="7">
+      <w:start w:val="1"/>
+      <w:numFmt w:val="decimal"/>
+      <w:lvlText w:val="%1.%2.%3.%4.%5.%6.%7.%8."/>
+      <w:lvlJc w:val="left"/>
+      <w:pPr>
+        <w:ind w:left="3744" w:hanging="1224"/>
+      </w:pPr>
+    </w:lvl>
+    <w:lvl w:ilvl="8">
+      <w:start w:val="1"/>
+      <w:numFmt w:val="decimal"/>
+      <w:lvlText w:val="%1.%2.%3.%4.%5.%6.%7.%8.%9."/>
+      <w:lvlJc w:val="left"/>
+      <w:pPr>
+        <w:ind w:left="4320" w:hanging="1440"/>
+      </w:pPr>
+    </w:lvl>
+  </w:abstractNum>
   <w:num w:numId="1" w16cid:durableId="922448085">
     <w:abstractNumId w:val="2"/>
   </w:num>
@@ -4039,6 +4871,9 @@
   </w:num>
   <w:num w:numId="8" w16cid:durableId="1123622351">
     <w:abstractNumId w:val="5"/>
+  </w:num>
+  <w:num w:numId="9" w16cid:durableId="1775902551">
+    <w:abstractNumId w:val="8"/>
   </w:num>
 </w:numbering>
 </file>
@@ -5123,6 +5958,14 @@
       <w:ind w:left="240"/>
     </w:pPr>
   </w:style>
+  <w:style w:type="paragraph" w:styleId="Bibliography">
+    <w:name w:val="Bibliography"/>
+    <w:basedOn w:val="Normal"/>
+    <w:next w:val="Normal"/>
+    <w:uiPriority w:val="37"/>
+    <w:unhideWhenUsed/>
+    <w:rsid w:val="00B01056"/>
+  </w:style>
 </w:styles>
 </file>
 
@@ -5453,7 +6296,17 @@
 </file>
 
 <file path=customXml/item2.xml><?xml version="1.0" encoding="utf-8"?>
-<b:Sources xmlns:b="http://schemas.openxmlformats.org/officeDocument/2006/bibliography" xmlns="http://schemas.openxmlformats.org/officeDocument/2006/bibliography" SelectedStyle="\APASixthEditionOfficeOnline.xsl" StyleName="APA" Version="6"/>
+<b:Sources xmlns:b="http://schemas.openxmlformats.org/officeDocument/2006/bibliography" xmlns="http://schemas.openxmlformats.org/officeDocument/2006/bibliography" SelectedStyle="\APASixthEditionOfficeOnline.xsl" StyleName="APA" Version="6">
+  <b:Source>
+    <b:Tag>sta26</b:Tag>
+    <b:SourceType>InternetSite</b:SourceType>
+    <b:Guid>{8EC478B7-C73E-4878-8D3B-0D48A7F1A516}</b:Guid>
+    <b:Title>statistics mauritius</b:Title>
+    <b:Year>2026</b:Year>
+    <b:URL>https://statsmauritius.govmu.org/Pages/Statistics/</b:URL>
+    <b:RefOrder>1</b:RefOrder>
+  </b:Source>
+</b:Sources>
 </file>
 
 <file path=customXml/itemProps1.xml><?xml version="1.0" encoding="utf-8"?>
@@ -5465,7 +6318,7 @@
 </file>
 
 <file path=customXml/itemProps2.xml><?xml version="1.0" encoding="utf-8"?>
-<ds:datastoreItem xmlns:ds="http://schemas.openxmlformats.org/officeDocument/2006/customXml" ds:itemID="{4421E2BB-2660-46B0-870C-F65946F7E28F}">
+<ds:datastoreItem xmlns:ds="http://schemas.openxmlformats.org/officeDocument/2006/customXml" ds:itemID="{03FF08B5-0FBE-4EE8-BED0-1A7132502838}">
   <ds:schemaRefs>
     <ds:schemaRef ds:uri="http://schemas.openxmlformats.org/officeDocument/2006/bibliography"/>
   </ds:schemaRefs>

--- a/docs/Documentation.docx
+++ b/docs/Documentation.docx
@@ -1,6 +1,6 @@
 
 <file path=word/document.xml><?xml version="1.0" encoding="utf-8"?>
-<w:document xmlns:wpc="http://schemas.microsoft.com/office/word/2010/wordprocessingCanvas" xmlns:cx="http://schemas.microsoft.com/office/drawing/2014/chartex" xmlns:cx1="http://schemas.microsoft.com/office/drawing/2015/9/8/chartex" xmlns:cx2="http://schemas.microsoft.com/office/drawing/2015/10/21/chartex" xmlns:cx3="http://schemas.microsoft.com/office/drawing/2016/5/9/chartex" xmlns:cx4="http://schemas.microsoft.com/office/drawing/2016/5/10/chartex" xmlns:cx5="http://schemas.microsoft.com/office/drawing/2016/5/11/chartex" xmlns:cx6="http://schemas.microsoft.com/office/drawing/2016/5/12/chartex" xmlns:cx7="http://schemas.microsoft.com/office/drawing/2016/5/13/chartex" xmlns:cx8="http://schemas.microsoft.com/office/drawing/2016/5/14/chartex" xmlns:mc="http://schemas.openxmlformats.org/markup-compatibility/2006" xmlns:aink="http://schemas.microsoft.com/office/drawing/2016/ink" xmlns:am3d="http://schemas.microsoft.com/office/drawing/2017/model3d" xmlns:o="urn:schemas-microsoft-com:office:office" xmlns:oel="http://schemas.microsoft.com/office/2019/extlst" xmlns:r="http://schemas.openxmlformats.org/officeDocument/2006/relationships" xmlns:m="http://schemas.openxmlformats.org/officeDocument/2006/math" xmlns:v="urn:schemas-microsoft-com:vml" xmlns:wp14="http://schemas.microsoft.com/office/word/2010/wordprocessingDrawing" xmlns:wp="http://schemas.openxmlformats.org/drawingml/2006/wordprocessingDrawing" xmlns:w10="urn:schemas-microsoft-com:office:word" xmlns:w="http://schemas.openxmlformats.org/wordprocessingml/2006/main" xmlns:w14="http://schemas.microsoft.com/office/word/2010/wordml" xmlns:w15="http://schemas.microsoft.com/office/word/2012/wordml" xmlns:w16cei="http://schemas.microsoft.com/office/word/2026/wordml/cei" xmlns:w16cex="http://schemas.microsoft.com/office/word/2018/wordml/cex" xmlns:w16cid="http://schemas.microsoft.com/office/word/2016/wordml/cid" xmlns:w16="http://schemas.microsoft.com/office/word/2018/wordml" xmlns:w16du="http://schemas.microsoft.com/office/word/2023/wordml/word16du" xmlns:w16sdtdh="http://schemas.microsoft.com/office/word/2020/wordml/sdtdatahash" xmlns:w16sdtfl="http://schemas.microsoft.com/office/word/2024/wordml/sdtformatlock" xmlns:w16se="http://schemas.microsoft.com/office/word/2015/wordml/symex" xmlns:wpg="http://schemas.microsoft.com/office/word/2010/wordprocessingGroup" xmlns:wpi="http://schemas.microsoft.com/office/word/2010/wordprocessingInk" xmlns:wne="http://schemas.microsoft.com/office/word/2006/wordml" xmlns:wps="http://schemas.microsoft.com/office/word/2010/wordprocessingShape" mc:Ignorable="w14 w15 w16se w16cid w16 w16cex w16sdtdh w16sdtfl w16du wp14">
+<w:document xmlns:wpc="http://schemas.microsoft.com/office/word/2010/wordprocessingCanvas" xmlns:cx="http://schemas.microsoft.com/office/drawing/2014/chartex" xmlns:cx1="http://schemas.microsoft.com/office/drawing/2015/9/8/chartex" xmlns:cx2="http://schemas.microsoft.com/office/drawing/2015/10/21/chartex" xmlns:cx3="http://schemas.microsoft.com/office/drawing/2016/5/9/chartex" xmlns:cx4="http://schemas.microsoft.com/office/drawing/2016/5/10/chartex" xmlns:cx5="http://schemas.microsoft.com/office/drawing/2016/5/11/chartex" xmlns:cx6="http://schemas.microsoft.com/office/drawing/2016/5/12/chartex" xmlns:cx7="http://schemas.microsoft.com/office/drawing/2016/5/13/chartex" xmlns:cx8="http://schemas.microsoft.com/office/drawing/2016/5/14/chartex" xmlns:mc="http://schemas.openxmlformats.org/markup-compatibility/2006" xmlns:aink="http://schemas.microsoft.com/office/drawing/2016/ink" xmlns:am3d="http://schemas.microsoft.com/office/drawing/2017/model3d" xmlns:o="urn:schemas-microsoft-com:office:office" xmlns:oel="http://schemas.microsoft.com/office/2019/extlst" xmlns:r="http://schemas.openxmlformats.org/officeDocument/2006/relationships" xmlns:m="http://schemas.openxmlformats.org/officeDocument/2006/math" xmlns:v="urn:schemas-microsoft-com:vml" xmlns:wp14="http://schemas.microsoft.com/office/word/2010/wordprocessingDrawing" xmlns:wp="http://schemas.openxmlformats.org/drawingml/2006/wordprocessingDrawing" xmlns:w10="urn:schemas-microsoft-com:office:word" xmlns:w="http://schemas.openxmlformats.org/wordprocessingml/2006/main" xmlns:w14="http://schemas.microsoft.com/office/word/2010/wordml" xmlns:w15="http://schemas.microsoft.com/office/word/2012/wordml" xmlns:w16cex="http://schemas.microsoft.com/office/word/2018/wordml/cex" xmlns:w16cid="http://schemas.microsoft.com/office/word/2016/wordml/cid" xmlns:w16="http://schemas.microsoft.com/office/word/2018/wordml" xmlns:w16du="http://schemas.microsoft.com/office/word/2023/wordml/word16du" xmlns:w16sdtdh="http://schemas.microsoft.com/office/word/2020/wordml/sdtdatahash" xmlns:w16sdtfl="http://schemas.microsoft.com/office/word/2024/wordml/sdtformatlock" xmlns:w16se="http://schemas.microsoft.com/office/word/2015/wordml/symex" xmlns:wpg="http://schemas.microsoft.com/office/word/2010/wordprocessingGroup" xmlns:wpi="http://schemas.microsoft.com/office/word/2010/wordprocessingInk" xmlns:wne="http://schemas.microsoft.com/office/word/2006/wordml" xmlns:wps="http://schemas.microsoft.com/office/word/2010/wordprocessingShape" mc:Ignorable="w14 w15 w16se w16cid w16 w16cex w16sdtdh w16sdtfl w16du wp14">
   <w:body>
     <w:sdt>
       <w:sdtPr>
@@ -2315,21 +2315,7 @@
         <w:rPr>
           <w:rFonts w:cs="Times New Roman"/>
         </w:rPr>
-        <w:t>Pandas and </w:t>
-      </w:r>
-      <w:proofErr w:type="spellStart"/>
-      <w:r>
-        <w:rPr>
-          <w:rFonts w:cs="Times New Roman"/>
-        </w:rPr>
-        <w:t>numpy</w:t>
-      </w:r>
-      <w:proofErr w:type="spellEnd"/>
-      <w:r>
-        <w:rPr>
-          <w:rFonts w:cs="Times New Roman"/>
-        </w:rPr>
-        <w:t> for data wrangling</w:t>
+        <w:t>Pandas and numpy for data wrangling</w:t>
       </w:r>
     </w:p>
     <w:p>
@@ -2342,47 +2328,11 @@
           <w:rFonts w:cs="Times New Roman"/>
         </w:rPr>
       </w:pPr>
-      <w:proofErr w:type="spellStart"/>
-      <w:r>
-        <w:rPr>
-          <w:rFonts w:cs="Times New Roman"/>
-        </w:rPr>
-        <w:t>openpyxl</w:t>
-      </w:r>
-      <w:proofErr w:type="spellEnd"/>
-      <w:r>
-        <w:rPr>
-          <w:rFonts w:cs="Times New Roman"/>
-        </w:rPr>
-        <w:t> / </w:t>
-      </w:r>
-      <w:proofErr w:type="spellStart"/>
-      <w:r>
-        <w:rPr>
-          <w:rFonts w:cs="Times New Roman"/>
-        </w:rPr>
-        <w:t>xlrd</w:t>
-      </w:r>
-      <w:proofErr w:type="spellEnd"/>
-      <w:r>
-        <w:rPr>
-          <w:rFonts w:cs="Times New Roman"/>
-        </w:rPr>
-        <w:t xml:space="preserve"> for reading .xlsx / older .</w:t>
-      </w:r>
-      <w:proofErr w:type="spellStart"/>
-      <w:r>
-        <w:rPr>
-          <w:rFonts w:cs="Times New Roman"/>
-        </w:rPr>
-        <w:t>xls</w:t>
-      </w:r>
-      <w:proofErr w:type="spellEnd"/>
-      <w:r>
-        <w:rPr>
-          <w:rFonts w:cs="Times New Roman"/>
-        </w:rPr>
-        <w:t> files (Statistics Mauritius uses both)</w:t>
+      <w:r>
+        <w:rPr>
+          <w:rFonts w:cs="Times New Roman"/>
+        </w:rPr>
+        <w:t>openpyxl / xlrd for reading .xlsx / older .xls files (Statistics Mauritius uses both)</w:t>
       </w:r>
     </w:p>
     <w:p>
@@ -2395,33 +2345,11 @@
           <w:rFonts w:cs="Times New Roman"/>
         </w:rPr>
       </w:pPr>
-      <w:proofErr w:type="spellStart"/>
-      <w:r>
-        <w:rPr>
-          <w:rFonts w:cs="Times New Roman"/>
-        </w:rPr>
-        <w:t>sqlalchemy</w:t>
-      </w:r>
-      <w:proofErr w:type="spellEnd"/>
-      <w:r>
-        <w:rPr>
-          <w:rFonts w:cs="Times New Roman"/>
-        </w:rPr>
-        <w:t> and </w:t>
-      </w:r>
-      <w:proofErr w:type="spellStart"/>
-      <w:r>
-        <w:rPr>
-          <w:rFonts w:cs="Times New Roman"/>
-        </w:rPr>
-        <w:t>pyodbc</w:t>
-      </w:r>
-      <w:proofErr w:type="spellEnd"/>
-      <w:r>
-        <w:rPr>
-          <w:rFonts w:cs="Times New Roman"/>
-        </w:rPr>
-        <w:t> for connecting Python to SQL Server</w:t>
+      <w:r>
+        <w:rPr>
+          <w:rFonts w:cs="Times New Roman"/>
+        </w:rPr>
+        <w:t>sqlalchemy and pyodbc for connecting Python to SQL Server</w:t>
       </w:r>
     </w:p>
     <w:p>
@@ -2434,19 +2362,11 @@
           <w:rFonts w:cs="Times New Roman"/>
         </w:rPr>
       </w:pPr>
-      <w:proofErr w:type="spellStart"/>
-      <w:r>
-        <w:rPr>
-          <w:rFonts w:cs="Times New Roman"/>
-        </w:rPr>
-        <w:t>statsmodels</w:t>
-      </w:r>
-      <w:proofErr w:type="spellEnd"/>
-      <w:r>
-        <w:rPr>
-          <w:rFonts w:cs="Times New Roman"/>
-        </w:rPr>
-        <w:t> for seasonal decomposition / ARIMA forecasting</w:t>
+      <w:r>
+        <w:rPr>
+          <w:rFonts w:cs="Times New Roman"/>
+        </w:rPr>
+        <w:t>statsmodels for seasonal decomposition / ARIMA forecasting</w:t>
       </w:r>
     </w:p>
     <w:p>
@@ -2476,19 +2396,11 @@
           <w:rFonts w:cs="Times New Roman"/>
         </w:rPr>
       </w:pPr>
-      <w:proofErr w:type="spellStart"/>
-      <w:r>
-        <w:rPr>
-          <w:rFonts w:cs="Times New Roman"/>
-        </w:rPr>
-        <w:t>jupyter</w:t>
-      </w:r>
-      <w:proofErr w:type="spellEnd"/>
-      <w:r>
-        <w:rPr>
-          <w:rFonts w:cs="Times New Roman"/>
-        </w:rPr>
-        <w:t xml:space="preserve"> for exploratory notebooks</w:t>
+      <w:r>
+        <w:rPr>
+          <w:rFonts w:cs="Times New Roman"/>
+        </w:rPr>
+        <w:t>jupyter for exploratory notebooks</w:t>
       </w:r>
     </w:p>
     <w:p>
@@ -2619,19 +2531,11 @@
           <w:rFonts w:cs="Times New Roman"/>
         </w:rPr>
       </w:pPr>
-      <w:proofErr w:type="spellStart"/>
-      <w:r>
-        <w:rPr>
-          <w:rFonts w:cs="Times New Roman"/>
-        </w:rPr>
-        <w:t>Tidyverse</w:t>
-      </w:r>
-      <w:proofErr w:type="spellEnd"/>
-      <w:r>
-        <w:rPr>
-          <w:rFonts w:cs="Times New Roman"/>
-        </w:rPr>
-        <w:t xml:space="preserve"> for data wrangling</w:t>
+      <w:r>
+        <w:rPr>
+          <w:rFonts w:cs="Times New Roman"/>
+        </w:rPr>
+        <w:t>Tidyverse for data wrangling</w:t>
       </w:r>
     </w:p>
     <w:p>
@@ -2645,33 +2549,11 @@
           <w:rFonts w:cs="Times New Roman"/>
         </w:rPr>
       </w:pPr>
-      <w:proofErr w:type="spellStart"/>
-      <w:r>
-        <w:rPr>
-          <w:rFonts w:cs="Times New Roman"/>
-        </w:rPr>
-        <w:t>Readxl</w:t>
-      </w:r>
-      <w:proofErr w:type="spellEnd"/>
-      <w:r>
-        <w:rPr>
-          <w:rFonts w:cs="Times New Roman"/>
-        </w:rPr>
-        <w:t xml:space="preserve"> lets R read .</w:t>
-      </w:r>
-      <w:proofErr w:type="spellStart"/>
-      <w:r>
-        <w:rPr>
-          <w:rFonts w:cs="Times New Roman"/>
-        </w:rPr>
-        <w:t>xls</w:t>
-      </w:r>
-      <w:proofErr w:type="spellEnd"/>
-      <w:r>
-        <w:rPr>
-          <w:rFonts w:cs="Times New Roman"/>
-        </w:rPr>
-        <w:t xml:space="preserve"> and .xlsx files directly</w:t>
+      <w:r>
+        <w:rPr>
+          <w:rFonts w:cs="Times New Roman"/>
+        </w:rPr>
+        <w:t>Readxl lets R read .xls and .xlsx files directly</w:t>
       </w:r>
     </w:p>
     <w:p>
@@ -2689,21 +2571,7 @@
         <w:rPr>
           <w:rFonts w:cs="Times New Roman"/>
         </w:rPr>
-        <w:t xml:space="preserve">DBI and </w:t>
-      </w:r>
-      <w:proofErr w:type="spellStart"/>
-      <w:r>
-        <w:rPr>
-          <w:rFonts w:cs="Times New Roman"/>
-        </w:rPr>
-        <w:t>Odbc</w:t>
-      </w:r>
-      <w:proofErr w:type="spellEnd"/>
-      <w:r>
-        <w:rPr>
-          <w:rFonts w:cs="Times New Roman"/>
-        </w:rPr>
-        <w:t xml:space="preserve"> work together to let R connect to SQL Server</w:t>
+        <w:t>DBI and Odbc work together to let R connect to SQL Server</w:t>
       </w:r>
     </w:p>
     <w:p>
@@ -2735,19 +2603,11 @@
           <w:rFonts w:cs="Times New Roman"/>
         </w:rPr>
       </w:pPr>
-      <w:proofErr w:type="spellStart"/>
-      <w:r>
-        <w:rPr>
-          <w:rFonts w:cs="Times New Roman"/>
-        </w:rPr>
-        <w:t>Lubridate</w:t>
-      </w:r>
-      <w:proofErr w:type="spellEnd"/>
-      <w:r>
-        <w:rPr>
-          <w:rFonts w:cs="Times New Roman"/>
-        </w:rPr>
-        <w:t xml:space="preserve"> Makes working with dates in R much easier</w:t>
+      <w:r>
+        <w:rPr>
+          <w:rFonts w:cs="Times New Roman"/>
+        </w:rPr>
+        <w:t>Lubridate Makes working with dates in R much easier</w:t>
       </w:r>
     </w:p>
     <w:p>
@@ -3257,21 +3117,7 @@
         <w:rPr>
           <w:rFonts w:cs="Times New Roman"/>
         </w:rPr>
-        <w:t>A .</w:t>
-      </w:r>
-      <w:proofErr w:type="spellStart"/>
-      <w:r>
-        <w:rPr>
-          <w:rFonts w:cs="Times New Roman"/>
-        </w:rPr>
-        <w:t>gitignore</w:t>
-      </w:r>
-      <w:proofErr w:type="spellEnd"/>
-      <w:r>
-        <w:rPr>
-          <w:rFonts w:cs="Times New Roman"/>
-        </w:rPr>
-        <w:t xml:space="preserve"> file was added</w:t>
+        <w:t>A .gitignore file was added</w:t>
       </w:r>
       <w:r>
         <w:rPr>
@@ -3291,21 +3137,7 @@
         <w:rPr>
           <w:rFonts w:cs="Times New Roman"/>
         </w:rPr>
-        <w:t xml:space="preserve"> ignore any cache or unwanted files. .</w:t>
-      </w:r>
-      <w:proofErr w:type="spellStart"/>
-      <w:r>
-        <w:rPr>
-          <w:rFonts w:cs="Times New Roman"/>
-        </w:rPr>
-        <w:t>gitkeep</w:t>
-      </w:r>
-      <w:proofErr w:type="spellEnd"/>
-      <w:r>
-        <w:rPr>
-          <w:rFonts w:cs="Times New Roman"/>
-        </w:rPr>
-        <w:t xml:space="preserve"> files were added in each folder to make sure that changed were always staged at any time in the process.</w:t>
+        <w:t xml:space="preserve"> ignore any cache or unwanted files. .gitkeep files were added in each folder to make sure that changed were always staged at any time in the process.</w:t>
       </w:r>
     </w:p>
     <w:p>
@@ -3415,6 +3247,7 @@
       <w:r>
         <w:rPr>
           <w:rFonts w:cs="Times New Roman"/>
+          <w:noProof/>
         </w:rPr>
         <w:drawing>
           <wp:inline distT="0" distB="0" distL="0" distR="0" wp14:anchorId="3E0E4889" wp14:editId="58086B4E">
@@ -3673,18 +3506,311 @@
       </w:r>
     </w:p>
     <w:p>
-      <w:pPr>
-        <w:rPr>
-          <w:rFonts w:cs="Times New Roman"/>
-        </w:rPr>
-      </w:pPr>
-    </w:p>
-    <w:p>
-      <w:pPr>
-        <w:rPr>
-          <w:rFonts w:cs="Times New Roman"/>
-        </w:rPr>
-      </w:pPr>
+      <w:r>
+        <w:t xml:space="preserve">This phase required me to learn more about Jupyter notebooks and Python coding, specifically pandas and NumPy libraries. Through online tutorials, videos and help from Claude AI, I did some </w:t>
+      </w:r>
+      <w:proofErr w:type="gramStart"/>
+      <w:r>
+        <w:t>trial and error</w:t>
+      </w:r>
+      <w:proofErr w:type="gramEnd"/>
+      <w:r>
+        <w:t xml:space="preserve"> work and managed to grasp a preliminary understanding of the processes I would have to get familiar with. I used the 2</w:t>
+      </w:r>
+      <w:r>
+        <w:rPr>
+          <w:vertAlign w:val="superscript"/>
+        </w:rPr>
+        <w:t>nd</w:t>
+      </w:r>
+      <w:r>
+        <w:t xml:space="preserve"> table from my “</w:t>
+      </w:r>
+      <w:r>
+        <w:t>HS_Tourism_Yr25_220526</w:t>
+      </w:r>
+      <w:r>
+        <w:t>” file from my raw files, this contained a table of total arrivals by country by year. The format was as depicted below:</w:t>
+      </w:r>
+    </w:p>
+    <w:p>
+      <w:pPr>
+        <w:keepNext/>
+        <w:jc w:val="center"/>
+      </w:pPr>
+      <w:r>
+        <w:drawing>
+          <wp:inline distT="0" distB="0" distL="0" distR="0" wp14:anchorId="3CA2FECC" wp14:editId="542D7B7D">
+            <wp:extent cx="5731510" cy="3185160"/>
+            <wp:effectExtent l="0" t="0" r="2540" b="0"/>
+            <wp:docPr id="61365988" name="Picture 1"/>
+            <wp:cNvGraphicFramePr>
+              <a:graphicFrameLocks xmlns:a="http://schemas.openxmlformats.org/drawingml/2006/main" noChangeAspect="1"/>
+            </wp:cNvGraphicFramePr>
+            <a:graphic xmlns:a="http://schemas.openxmlformats.org/drawingml/2006/main">
+              <a:graphicData uri="http://schemas.openxmlformats.org/drawingml/2006/picture">
+                <pic:pic xmlns:pic="http://schemas.openxmlformats.org/drawingml/2006/picture">
+                  <pic:nvPicPr>
+                    <pic:cNvPr id="61365988" name=""/>
+                    <pic:cNvPicPr/>
+                  </pic:nvPicPr>
+                  <pic:blipFill>
+                    <a:blip r:embed="rId11"/>
+                    <a:stretch>
+                      <a:fillRect/>
+                    </a:stretch>
+                  </pic:blipFill>
+                  <pic:spPr>
+                    <a:xfrm>
+                      <a:off x="0" y="0"/>
+                      <a:ext cx="5731510" cy="3185160"/>
+                    </a:xfrm>
+                    <a:prstGeom prst="rect">
+                      <a:avLst/>
+                    </a:prstGeom>
+                  </pic:spPr>
+                </pic:pic>
+              </a:graphicData>
+            </a:graphic>
+          </wp:inline>
+        </w:drawing>
+      </w:r>
+    </w:p>
+    <w:p>
+      <w:pPr>
+        <w:pStyle w:val="Caption"/>
+        <w:jc w:val="center"/>
+      </w:pPr>
+      <w:r>
+        <w:t xml:space="preserve">Figure </w:t>
+      </w:r>
+      <w:fldSimple w:instr=" STYLEREF 1 \s ">
+        <w:r>
+          <w:rPr>
+            <w:noProof/>
+          </w:rPr>
+          <w:t>5</w:t>
+        </w:r>
+      </w:fldSimple>
+      <w:r>
+        <w:t>.</w:t>
+      </w:r>
+      <w:fldSimple w:instr=" SEQ Figure \* ARABIC \s 1 ">
+        <w:r>
+          <w:rPr>
+            <w:noProof/>
+          </w:rPr>
+          <w:t>1</w:t>
+        </w:r>
+      </w:fldSimple>
+      <w:r>
+        <w:t>: Raw excel sheet</w:t>
+      </w:r>
+    </w:p>
+    <w:p>
+      <w:pPr>
+        <w:rPr>
+          <w:rFonts w:cs="Times New Roman"/>
+        </w:rPr>
+      </w:pPr>
+    </w:p>
+    <w:p>
+      <w:pPr>
+        <w:rPr>
+          <w:rFonts w:cs="Times New Roman"/>
+        </w:rPr>
+      </w:pPr>
+      <w:r>
+        <w:rPr>
+          <w:rFonts w:cs="Times New Roman"/>
+        </w:rPr>
+        <w:t xml:space="preserve">Obviously, this was not usable for any of my purposes. I started by loading the table into a Jupyter notebook using the </w:t>
+      </w:r>
+      <w:proofErr w:type="gramStart"/>
+      <w:r>
+        <w:rPr>
+          <w:rFonts w:cs="Times New Roman"/>
+        </w:rPr>
+        <w:t>pandas</w:t>
+      </w:r>
+      <w:proofErr w:type="gramEnd"/>
+      <w:r>
+        <w:rPr>
+          <w:rFonts w:cs="Times New Roman"/>
+        </w:rPr>
+        <w:t xml:space="preserve"> library. I imported the data into a dataframe and started experimenting with functions till I got the result I desired. In the end, I was successful in creating a better table that I then exported into CSV format.</w:t>
+      </w:r>
+    </w:p>
+    <w:p>
+      <w:pPr>
+        <w:keepNext/>
+        <w:jc w:val="center"/>
+      </w:pPr>
+      <w:r>
+        <w:rPr>
+          <w:rFonts w:cs="Times New Roman"/>
+        </w:rPr>
+        <w:lastRenderedPageBreak/>
+        <w:drawing>
+          <wp:inline distT="0" distB="0" distL="0" distR="0" wp14:anchorId="6CA8E253" wp14:editId="2557BA44">
+            <wp:extent cx="3377453" cy="4191000"/>
+            <wp:effectExtent l="0" t="0" r="0" b="0"/>
+            <wp:docPr id="246595601" name="Picture 1"/>
+            <wp:cNvGraphicFramePr>
+              <a:graphicFrameLocks xmlns:a="http://schemas.openxmlformats.org/drawingml/2006/main" noChangeAspect="1"/>
+            </wp:cNvGraphicFramePr>
+            <a:graphic xmlns:a="http://schemas.openxmlformats.org/drawingml/2006/main">
+              <a:graphicData uri="http://schemas.openxmlformats.org/drawingml/2006/picture">
+                <pic:pic xmlns:pic="http://schemas.openxmlformats.org/drawingml/2006/picture">
+                  <pic:nvPicPr>
+                    <pic:cNvPr id="246595601" name=""/>
+                    <pic:cNvPicPr/>
+                  </pic:nvPicPr>
+                  <pic:blipFill>
+                    <a:blip r:embed="rId12"/>
+                    <a:stretch>
+                      <a:fillRect/>
+                    </a:stretch>
+                  </pic:blipFill>
+                  <pic:spPr>
+                    <a:xfrm>
+                      <a:off x="0" y="0"/>
+                      <a:ext cx="3383541" cy="4198554"/>
+                    </a:xfrm>
+                    <a:prstGeom prst="rect">
+                      <a:avLst/>
+                    </a:prstGeom>
+                  </pic:spPr>
+                </pic:pic>
+              </a:graphicData>
+            </a:graphic>
+          </wp:inline>
+        </w:drawing>
+      </w:r>
+    </w:p>
+    <w:p>
+      <w:pPr>
+        <w:pStyle w:val="Caption"/>
+        <w:jc w:val="center"/>
+      </w:pPr>
+      <w:r>
+        <w:t xml:space="preserve">Figure </w:t>
+      </w:r>
+      <w:fldSimple w:instr=" STYLEREF 1 \s ">
+        <w:r>
+          <w:rPr>
+            <w:noProof/>
+          </w:rPr>
+          <w:t>5</w:t>
+        </w:r>
+      </w:fldSimple>
+      <w:r>
+        <w:t>.</w:t>
+      </w:r>
+      <w:fldSimple w:instr=" SEQ Figure \* ARABIC \s 1 ">
+        <w:r>
+          <w:rPr>
+            <w:noProof/>
+          </w:rPr>
+          <w:t>2</w:t>
+        </w:r>
+      </w:fldSimple>
+      <w:r>
+        <w:t>: Cleaned table</w:t>
+      </w:r>
+    </w:p>
+    <w:p>
+      <w:r>
+        <w:rPr>
+          <w:rFonts w:cs="Times New Roman"/>
+        </w:rPr>
+        <w:t>To see just how usable this data would be, I loaded it into Power BI and tested if I was able to draw conclusions from it</w:t>
+      </w:r>
+    </w:p>
+    <w:p>
+      <w:pPr>
+        <w:jc w:val="center"/>
+      </w:pPr>
+      <w:r>
+        <w:rPr>
+          <w:rFonts w:cs="Times New Roman"/>
+        </w:rPr>
+        <w:t>.</w:t>
+      </w:r>
+      <w:r>
+        <w:rPr>
+          <w:rFonts w:cs="Times New Roman"/>
+        </w:rPr>
+        <w:drawing>
+          <wp:inline distT="0" distB="0" distL="0" distR="0" wp14:anchorId="530D3121" wp14:editId="6929311E">
+            <wp:extent cx="5242126" cy="3421380"/>
+            <wp:effectExtent l="0" t="0" r="0" b="7620"/>
+            <wp:docPr id="1252994241" name="Picture 1"/>
+            <wp:cNvGraphicFramePr>
+              <a:graphicFrameLocks xmlns:a="http://schemas.openxmlformats.org/drawingml/2006/main" noChangeAspect="1"/>
+            </wp:cNvGraphicFramePr>
+            <a:graphic xmlns:a="http://schemas.openxmlformats.org/drawingml/2006/main">
+              <a:graphicData uri="http://schemas.openxmlformats.org/drawingml/2006/picture">
+                <pic:pic xmlns:pic="http://schemas.openxmlformats.org/drawingml/2006/picture">
+                  <pic:nvPicPr>
+                    <pic:cNvPr id="1252994241" name=""/>
+                    <pic:cNvPicPr/>
+                  </pic:nvPicPr>
+                  <pic:blipFill>
+                    <a:blip r:embed="rId13"/>
+                    <a:stretch>
+                      <a:fillRect/>
+                    </a:stretch>
+                  </pic:blipFill>
+                  <pic:spPr>
+                    <a:xfrm>
+                      <a:off x="0" y="0"/>
+                      <a:ext cx="5264806" cy="3436182"/>
+                    </a:xfrm>
+                    <a:prstGeom prst="rect">
+                      <a:avLst/>
+                    </a:prstGeom>
+                  </pic:spPr>
+                </pic:pic>
+              </a:graphicData>
+            </a:graphic>
+          </wp:inline>
+        </w:drawing>
+      </w:r>
+    </w:p>
+    <w:p>
+      <w:pPr>
+        <w:pStyle w:val="Caption"/>
+        <w:jc w:val="center"/>
+      </w:pPr>
+      <w:r>
+        <w:t>Figure.</w:t>
+      </w:r>
+      <w:fldSimple w:instr=" SEQ Figure \* ARABIC \s 1 ">
+        <w:r>
+          <w:rPr>
+            <w:noProof/>
+          </w:rPr>
+          <w:t>3</w:t>
+        </w:r>
+      </w:fldSimple>
+      <w:r>
+        <w:t>: Initial test of cleaned data</w:t>
+      </w:r>
+    </w:p>
+    <w:p>
+      <w:pPr>
+        <w:rPr>
+          <w:rFonts w:cs="Times New Roman"/>
+        </w:rPr>
+      </w:pPr>
+      <w:r>
+        <w:rPr>
+          <w:rFonts w:cs="Times New Roman"/>
+        </w:rPr>
+        <w:lastRenderedPageBreak/>
+        <w:t>Suffice to say, the initial results were very satisfactory and promising for the future cleanup of the data.</w:t>
+      </w:r>
       <w:r>
         <w:rPr>
           <w:rFonts w:cs="Times New Roman"/>
@@ -3695,7 +3821,10 @@
     <w:sdt>
       <w:sdtPr>
         <w:rPr>
-          <w:rFonts w:ascii="Times New Roman" w:hAnsi="Times New Roman" w:cs="Times New Roman"/>
+          <w:rFonts w:ascii="Times New Roman" w:eastAsiaTheme="minorHAnsi" w:hAnsi="Times New Roman" w:cs="Times New Roman"/>
+          <w:color w:val="auto"/>
+          <w:sz w:val="24"/>
+          <w:szCs w:val="24"/>
         </w:rPr>
         <w:id w:val="1131754066"/>
         <w:docPartObj>
@@ -3703,14 +3832,6 @@
           <w:docPartUnique/>
         </w:docPartObj>
       </w:sdtPr>
-      <w:sdtEndPr>
-        <w:rPr>
-          <w:rFonts w:eastAsiaTheme="minorHAnsi"/>
-          <w:color w:val="auto"/>
-          <w:sz w:val="24"/>
-          <w:szCs w:val="24"/>
-        </w:rPr>
-      </w:sdtEndPr>
       <w:sdtContent>
         <w:p>
           <w:pPr>
@@ -3809,7 +3930,7 @@
       </w:pPr>
     </w:p>
     <w:sectPr>
-      <w:footerReference w:type="default" r:id="rId11"/>
+      <w:footerReference w:type="default" r:id="rId14"/>
       <w:pgSz w:w="11906" w:h="16838"/>
       <w:pgMar w:top="1440" w:right="1440" w:bottom="1440" w:left="1440" w:header="708" w:footer="708" w:gutter="0"/>
       <w:pgNumType w:start="0"/>
@@ -3822,7 +3943,7 @@
 </file>
 
 <file path=word/endnotes.xml><?xml version="1.0" encoding="utf-8"?>
-<w:endnotes xmlns:wpc="http://schemas.microsoft.com/office/word/2010/wordprocessingCanvas" xmlns:cx="http://schemas.microsoft.com/office/drawing/2014/chartex" xmlns:cx1="http://schemas.microsoft.com/office/drawing/2015/9/8/chartex" xmlns:cx2="http://schemas.microsoft.com/office/drawing/2015/10/21/chartex" xmlns:cx3="http://schemas.microsoft.com/office/drawing/2016/5/9/chartex" xmlns:cx4="http://schemas.microsoft.com/office/drawing/2016/5/10/chartex" xmlns:cx5="http://schemas.microsoft.com/office/drawing/2016/5/11/chartex" xmlns:cx6="http://schemas.microsoft.com/office/drawing/2016/5/12/chartex" xmlns:cx7="http://schemas.microsoft.com/office/drawing/2016/5/13/chartex" xmlns:cx8="http://schemas.microsoft.com/office/drawing/2016/5/14/chartex" xmlns:mc="http://schemas.openxmlformats.org/markup-compatibility/2006" xmlns:aink="http://schemas.microsoft.com/office/drawing/2016/ink" xmlns:am3d="http://schemas.microsoft.com/office/drawing/2017/model3d" xmlns:o="urn:schemas-microsoft-com:office:office" xmlns:oel="http://schemas.microsoft.com/office/2019/extlst" xmlns:r="http://schemas.openxmlformats.org/officeDocument/2006/relationships" xmlns:m="http://schemas.openxmlformats.org/officeDocument/2006/math" xmlns:v="urn:schemas-microsoft-com:vml" xmlns:wp14="http://schemas.microsoft.com/office/word/2010/wordprocessingDrawing" xmlns:wp="http://schemas.openxmlformats.org/drawingml/2006/wordprocessingDrawing" xmlns:w10="urn:schemas-microsoft-com:office:word" xmlns:w="http://schemas.openxmlformats.org/wordprocessingml/2006/main" xmlns:w14="http://schemas.microsoft.com/office/word/2010/wordml" xmlns:w15="http://schemas.microsoft.com/office/word/2012/wordml" xmlns:w16cei="http://schemas.microsoft.com/office/word/2026/wordml/cei" xmlns:w16cex="http://schemas.microsoft.com/office/word/2018/wordml/cex" xmlns:w16cid="http://schemas.microsoft.com/office/word/2016/wordml/cid" xmlns:w16="http://schemas.microsoft.com/office/word/2018/wordml" xmlns:w16du="http://schemas.microsoft.com/office/word/2023/wordml/word16du" xmlns:w16sdtdh="http://schemas.microsoft.com/office/word/2020/wordml/sdtdatahash" xmlns:w16sdtfl="http://schemas.microsoft.com/office/word/2024/wordml/sdtformatlock" xmlns:w16se="http://schemas.microsoft.com/office/word/2015/wordml/symex" xmlns:wpg="http://schemas.microsoft.com/office/word/2010/wordprocessingGroup" xmlns:wpi="http://schemas.microsoft.com/office/word/2010/wordprocessingInk" xmlns:wne="http://schemas.microsoft.com/office/word/2006/wordml" xmlns:wps="http://schemas.microsoft.com/office/word/2010/wordprocessingShape" mc:Ignorable="w14 w15 w16se w16cid w16 w16cex w16sdtdh w16sdtfl w16du wp14">
+<w:endnotes xmlns:wpc="http://schemas.microsoft.com/office/word/2010/wordprocessingCanvas" xmlns:cx="http://schemas.microsoft.com/office/drawing/2014/chartex" xmlns:cx1="http://schemas.microsoft.com/office/drawing/2015/9/8/chartex" xmlns:cx2="http://schemas.microsoft.com/office/drawing/2015/10/21/chartex" xmlns:cx3="http://schemas.microsoft.com/office/drawing/2016/5/9/chartex" xmlns:cx4="http://schemas.microsoft.com/office/drawing/2016/5/10/chartex" xmlns:cx5="http://schemas.microsoft.com/office/drawing/2016/5/11/chartex" xmlns:cx6="http://schemas.microsoft.com/office/drawing/2016/5/12/chartex" xmlns:cx7="http://schemas.microsoft.com/office/drawing/2016/5/13/chartex" xmlns:cx8="http://schemas.microsoft.com/office/drawing/2016/5/14/chartex" xmlns:mc="http://schemas.openxmlformats.org/markup-compatibility/2006" xmlns:aink="http://schemas.microsoft.com/office/drawing/2016/ink" xmlns:am3d="http://schemas.microsoft.com/office/drawing/2017/model3d" xmlns:o="urn:schemas-microsoft-com:office:office" xmlns:oel="http://schemas.microsoft.com/office/2019/extlst" xmlns:r="http://schemas.openxmlformats.org/officeDocument/2006/relationships" xmlns:m="http://schemas.openxmlformats.org/officeDocument/2006/math" xmlns:v="urn:schemas-microsoft-com:vml" xmlns:wp14="http://schemas.microsoft.com/office/word/2010/wordprocessingDrawing" xmlns:wp="http://schemas.openxmlformats.org/drawingml/2006/wordprocessingDrawing" xmlns:w10="urn:schemas-microsoft-com:office:word" xmlns:w="http://schemas.openxmlformats.org/wordprocessingml/2006/main" xmlns:w14="http://schemas.microsoft.com/office/word/2010/wordml" xmlns:w15="http://schemas.microsoft.com/office/word/2012/wordml" xmlns:w16cex="http://schemas.microsoft.com/office/word/2018/wordml/cex" xmlns:w16cid="http://schemas.microsoft.com/office/word/2016/wordml/cid" xmlns:w16="http://schemas.microsoft.com/office/word/2018/wordml" xmlns:w16du="http://schemas.microsoft.com/office/word/2023/wordml/word16du" xmlns:w16sdtdh="http://schemas.microsoft.com/office/word/2020/wordml/sdtdatahash" xmlns:w16sdtfl="http://schemas.microsoft.com/office/word/2024/wordml/sdtformatlock" xmlns:w16se="http://schemas.microsoft.com/office/word/2015/wordml/symex" xmlns:wpg="http://schemas.microsoft.com/office/word/2010/wordprocessingGroup" xmlns:wpi="http://schemas.microsoft.com/office/word/2010/wordprocessingInk" xmlns:wne="http://schemas.microsoft.com/office/word/2006/wordml" xmlns:wps="http://schemas.microsoft.com/office/word/2010/wordprocessingShape" mc:Ignorable="w14 w15 w16se w16cid w16 w16cex w16sdtdh w16sdtfl w16du wp14">
   <w:endnote w:type="separator" w:id="-1">
     <w:p>
       <w:pPr>
@@ -3847,7 +3968,7 @@
 </file>
 
 <file path=word/footer1.xml><?xml version="1.0" encoding="utf-8"?>
-<w:ftr xmlns:wpc="http://schemas.microsoft.com/office/word/2010/wordprocessingCanvas" xmlns:cx="http://schemas.microsoft.com/office/drawing/2014/chartex" xmlns:cx1="http://schemas.microsoft.com/office/drawing/2015/9/8/chartex" xmlns:cx2="http://schemas.microsoft.com/office/drawing/2015/10/21/chartex" xmlns:cx3="http://schemas.microsoft.com/office/drawing/2016/5/9/chartex" xmlns:cx4="http://schemas.microsoft.com/office/drawing/2016/5/10/chartex" xmlns:cx5="http://schemas.microsoft.com/office/drawing/2016/5/11/chartex" xmlns:cx6="http://schemas.microsoft.com/office/drawing/2016/5/12/chartex" xmlns:cx7="http://schemas.microsoft.com/office/drawing/2016/5/13/chartex" xmlns:cx8="http://schemas.microsoft.com/office/drawing/2016/5/14/chartex" xmlns:mc="http://schemas.openxmlformats.org/markup-compatibility/2006" xmlns:aink="http://schemas.microsoft.com/office/drawing/2016/ink" xmlns:am3d="http://schemas.microsoft.com/office/drawing/2017/model3d" xmlns:o="urn:schemas-microsoft-com:office:office" xmlns:oel="http://schemas.microsoft.com/office/2019/extlst" xmlns:r="http://schemas.openxmlformats.org/officeDocument/2006/relationships" xmlns:m="http://schemas.openxmlformats.org/officeDocument/2006/math" xmlns:v="urn:schemas-microsoft-com:vml" xmlns:wp14="http://schemas.microsoft.com/office/word/2010/wordprocessingDrawing" xmlns:wp="http://schemas.openxmlformats.org/drawingml/2006/wordprocessingDrawing" xmlns:w10="urn:schemas-microsoft-com:office:word" xmlns:w="http://schemas.openxmlformats.org/wordprocessingml/2006/main" xmlns:w14="http://schemas.microsoft.com/office/word/2010/wordml" xmlns:w15="http://schemas.microsoft.com/office/word/2012/wordml" xmlns:w16cei="http://schemas.microsoft.com/office/word/2026/wordml/cei" xmlns:w16cex="http://schemas.microsoft.com/office/word/2018/wordml/cex" xmlns:w16cid="http://schemas.microsoft.com/office/word/2016/wordml/cid" xmlns:w16="http://schemas.microsoft.com/office/word/2018/wordml" xmlns:w16du="http://schemas.microsoft.com/office/word/2023/wordml/word16du" xmlns:w16sdtdh="http://schemas.microsoft.com/office/word/2020/wordml/sdtdatahash" xmlns:w16sdtfl="http://schemas.microsoft.com/office/word/2024/wordml/sdtformatlock" xmlns:w16se="http://schemas.microsoft.com/office/word/2015/wordml/symex" xmlns:wpg="http://schemas.microsoft.com/office/word/2010/wordprocessingGroup" xmlns:wpi="http://schemas.microsoft.com/office/word/2010/wordprocessingInk" xmlns:wne="http://schemas.microsoft.com/office/word/2006/wordml" xmlns:wps="http://schemas.microsoft.com/office/word/2010/wordprocessingShape" mc:Ignorable="w14 w15 w16se w16cid w16 w16cex w16sdtdh w16sdtfl w16du wp14">
+<w:ftr xmlns:wpc="http://schemas.microsoft.com/office/word/2010/wordprocessingCanvas" xmlns:cx="http://schemas.microsoft.com/office/drawing/2014/chartex" xmlns:cx1="http://schemas.microsoft.com/office/drawing/2015/9/8/chartex" xmlns:cx2="http://schemas.microsoft.com/office/drawing/2015/10/21/chartex" xmlns:cx3="http://schemas.microsoft.com/office/drawing/2016/5/9/chartex" xmlns:cx4="http://schemas.microsoft.com/office/drawing/2016/5/10/chartex" xmlns:cx5="http://schemas.microsoft.com/office/drawing/2016/5/11/chartex" xmlns:cx6="http://schemas.microsoft.com/office/drawing/2016/5/12/chartex" xmlns:cx7="http://schemas.microsoft.com/office/drawing/2016/5/13/chartex" xmlns:cx8="http://schemas.microsoft.com/office/drawing/2016/5/14/chartex" xmlns:mc="http://schemas.openxmlformats.org/markup-compatibility/2006" xmlns:aink="http://schemas.microsoft.com/office/drawing/2016/ink" xmlns:am3d="http://schemas.microsoft.com/office/drawing/2017/model3d" xmlns:o="urn:schemas-microsoft-com:office:office" xmlns:oel="http://schemas.microsoft.com/office/2019/extlst" xmlns:r="http://schemas.openxmlformats.org/officeDocument/2006/relationships" xmlns:m="http://schemas.openxmlformats.org/officeDocument/2006/math" xmlns:v="urn:schemas-microsoft-com:vml" xmlns:wp14="http://schemas.microsoft.com/office/word/2010/wordprocessingDrawing" xmlns:wp="http://schemas.openxmlformats.org/drawingml/2006/wordprocessingDrawing" xmlns:w10="urn:schemas-microsoft-com:office:word" xmlns:w="http://schemas.openxmlformats.org/wordprocessingml/2006/main" xmlns:w14="http://schemas.microsoft.com/office/word/2010/wordml" xmlns:w15="http://schemas.microsoft.com/office/word/2012/wordml" xmlns:w16cex="http://schemas.microsoft.com/office/word/2018/wordml/cex" xmlns:w16cid="http://schemas.microsoft.com/office/word/2016/wordml/cid" xmlns:w16="http://schemas.microsoft.com/office/word/2018/wordml" xmlns:w16du="http://schemas.microsoft.com/office/word/2023/wordml/word16du" xmlns:w16sdtdh="http://schemas.microsoft.com/office/word/2020/wordml/sdtdatahash" xmlns:w16sdtfl="http://schemas.microsoft.com/office/word/2024/wordml/sdtformatlock" xmlns:w16se="http://schemas.microsoft.com/office/word/2015/wordml/symex" xmlns:wpg="http://schemas.microsoft.com/office/word/2010/wordprocessingGroup" xmlns:wpi="http://schemas.microsoft.com/office/word/2010/wordprocessingInk" xmlns:wne="http://schemas.microsoft.com/office/word/2006/wordml" xmlns:wps="http://schemas.microsoft.com/office/word/2010/wordprocessingShape" mc:Ignorable="w14 w15 w16se w16cid w16 w16cex w16sdtdh w16sdtfl w16du wp14">
   <w:sdt>
     <w:sdtPr>
       <w:id w:val="1195888458"/>
@@ -3925,7 +4046,7 @@
 </file>
 
 <file path=word/footnotes.xml><?xml version="1.0" encoding="utf-8"?>
-<w:footnotes xmlns:wpc="http://schemas.microsoft.com/office/word/2010/wordprocessingCanvas" xmlns:cx="http://schemas.microsoft.com/office/drawing/2014/chartex" xmlns:cx1="http://schemas.microsoft.com/office/drawing/2015/9/8/chartex" xmlns:cx2="http://schemas.microsoft.com/office/drawing/2015/10/21/chartex" xmlns:cx3="http://schemas.microsoft.com/office/drawing/2016/5/9/chartex" xmlns:cx4="http://schemas.microsoft.com/office/drawing/2016/5/10/chartex" xmlns:cx5="http://schemas.microsoft.com/office/drawing/2016/5/11/chartex" xmlns:cx6="http://schemas.microsoft.com/office/drawing/2016/5/12/chartex" xmlns:cx7="http://schemas.microsoft.com/office/drawing/2016/5/13/chartex" xmlns:cx8="http://schemas.microsoft.com/office/drawing/2016/5/14/chartex" xmlns:mc="http://schemas.openxmlformats.org/markup-compatibility/2006" xmlns:aink="http://schemas.microsoft.com/office/drawing/2016/ink" xmlns:am3d="http://schemas.microsoft.com/office/drawing/2017/model3d" xmlns:o="urn:schemas-microsoft-com:office:office" xmlns:oel="http://schemas.microsoft.com/office/2019/extlst" xmlns:r="http://schemas.openxmlformats.org/officeDocument/2006/relationships" xmlns:m="http://schemas.openxmlformats.org/officeDocument/2006/math" xmlns:v="urn:schemas-microsoft-com:vml" xmlns:wp14="http://schemas.microsoft.com/office/word/2010/wordprocessingDrawing" xmlns:wp="http://schemas.openxmlformats.org/drawingml/2006/wordprocessingDrawing" xmlns:w10="urn:schemas-microsoft-com:office:word" xmlns:w="http://schemas.openxmlformats.org/wordprocessingml/2006/main" xmlns:w14="http://schemas.microsoft.com/office/word/2010/wordml" xmlns:w15="http://schemas.microsoft.com/office/word/2012/wordml" xmlns:w16cei="http://schemas.microsoft.com/office/word/2026/wordml/cei" xmlns:w16cex="http://schemas.microsoft.com/office/word/2018/wordml/cex" xmlns:w16cid="http://schemas.microsoft.com/office/word/2016/wordml/cid" xmlns:w16="http://schemas.microsoft.com/office/word/2018/wordml" xmlns:w16du="http://schemas.microsoft.com/office/word/2023/wordml/word16du" xmlns:w16sdtdh="http://schemas.microsoft.com/office/word/2020/wordml/sdtdatahash" xmlns:w16sdtfl="http://schemas.microsoft.com/office/word/2024/wordml/sdtformatlock" xmlns:w16se="http://schemas.microsoft.com/office/word/2015/wordml/symex" xmlns:wpg="http://schemas.microsoft.com/office/word/2010/wordprocessingGroup" xmlns:wpi="http://schemas.microsoft.com/office/word/2010/wordprocessingInk" xmlns:wne="http://schemas.microsoft.com/office/word/2006/wordml" xmlns:wps="http://schemas.microsoft.com/office/word/2010/wordprocessingShape" mc:Ignorable="w14 w15 w16se w16cid w16 w16cex w16sdtdh w16sdtfl w16du wp14">
+<w:footnotes xmlns:wpc="http://schemas.microsoft.com/office/word/2010/wordprocessingCanvas" xmlns:cx="http://schemas.microsoft.com/office/drawing/2014/chartex" xmlns:cx1="http://schemas.microsoft.com/office/drawing/2015/9/8/chartex" xmlns:cx2="http://schemas.microsoft.com/office/drawing/2015/10/21/chartex" xmlns:cx3="http://schemas.microsoft.com/office/drawing/2016/5/9/chartex" xmlns:cx4="http://schemas.microsoft.com/office/drawing/2016/5/10/chartex" xmlns:cx5="http://schemas.microsoft.com/office/drawing/2016/5/11/chartex" xmlns:cx6="http://schemas.microsoft.com/office/drawing/2016/5/12/chartex" xmlns:cx7="http://schemas.microsoft.com/office/drawing/2016/5/13/chartex" xmlns:cx8="http://schemas.microsoft.com/office/drawing/2016/5/14/chartex" xmlns:mc="http://schemas.openxmlformats.org/markup-compatibility/2006" xmlns:aink="http://schemas.microsoft.com/office/drawing/2016/ink" xmlns:am3d="http://schemas.microsoft.com/office/drawing/2017/model3d" xmlns:o="urn:schemas-microsoft-com:office:office" xmlns:oel="http://schemas.microsoft.com/office/2019/extlst" xmlns:r="http://schemas.openxmlformats.org/officeDocument/2006/relationships" xmlns:m="http://schemas.openxmlformats.org/officeDocument/2006/math" xmlns:v="urn:schemas-microsoft-com:vml" xmlns:wp14="http://schemas.microsoft.com/office/word/2010/wordprocessingDrawing" xmlns:wp="http://schemas.openxmlformats.org/drawingml/2006/wordprocessingDrawing" xmlns:w10="urn:schemas-microsoft-com:office:word" xmlns:w="http://schemas.openxmlformats.org/wordprocessingml/2006/main" xmlns:w14="http://schemas.microsoft.com/office/word/2010/wordml" xmlns:w15="http://schemas.microsoft.com/office/word/2012/wordml" xmlns:w16cex="http://schemas.microsoft.com/office/word/2018/wordml/cex" xmlns:w16cid="http://schemas.microsoft.com/office/word/2016/wordml/cid" xmlns:w16="http://schemas.microsoft.com/office/word/2018/wordml" xmlns:w16du="http://schemas.microsoft.com/office/word/2023/wordml/word16du" xmlns:w16sdtdh="http://schemas.microsoft.com/office/word/2020/wordml/sdtdatahash" xmlns:w16sdtfl="http://schemas.microsoft.com/office/word/2024/wordml/sdtformatlock" xmlns:w16se="http://schemas.microsoft.com/office/word/2015/wordml/symex" xmlns:wpg="http://schemas.microsoft.com/office/word/2010/wordprocessingGroup" xmlns:wpi="http://schemas.microsoft.com/office/word/2010/wordprocessingInk" xmlns:wne="http://schemas.microsoft.com/office/word/2006/wordml" xmlns:wps="http://schemas.microsoft.com/office/word/2010/wordprocessingShape" mc:Ignorable="w14 w15 w16se w16cid w16 w16cex w16sdtdh w16sdtfl w16du wp14">
   <w:footnote w:type="separator" w:id="-1">
     <w:p>
       <w:pPr>
@@ -3950,7 +4071,7 @@
 </file>
 
 <file path=word/numbering.xml><?xml version="1.0" encoding="utf-8"?>
-<w:numbering xmlns:wpc="http://schemas.microsoft.com/office/word/2010/wordprocessingCanvas" xmlns:cx="http://schemas.microsoft.com/office/drawing/2014/chartex" xmlns:cx1="http://schemas.microsoft.com/office/drawing/2015/9/8/chartex" xmlns:cx2="http://schemas.microsoft.com/office/drawing/2015/10/21/chartex" xmlns:cx3="http://schemas.microsoft.com/office/drawing/2016/5/9/chartex" xmlns:cx4="http://schemas.microsoft.com/office/drawing/2016/5/10/chartex" xmlns:cx5="http://schemas.microsoft.com/office/drawing/2016/5/11/chartex" xmlns:cx6="http://schemas.microsoft.com/office/drawing/2016/5/12/chartex" xmlns:cx7="http://schemas.microsoft.com/office/drawing/2016/5/13/chartex" xmlns:cx8="http://schemas.microsoft.com/office/drawing/2016/5/14/chartex" xmlns:mc="http://schemas.openxmlformats.org/markup-compatibility/2006" xmlns:aink="http://schemas.microsoft.com/office/drawing/2016/ink" xmlns:am3d="http://schemas.microsoft.com/office/drawing/2017/model3d" xmlns:o="urn:schemas-microsoft-com:office:office" xmlns:oel="http://schemas.microsoft.com/office/2019/extlst" xmlns:r="http://schemas.openxmlformats.org/officeDocument/2006/relationships" xmlns:m="http://schemas.openxmlformats.org/officeDocument/2006/math" xmlns:v="urn:schemas-microsoft-com:vml" xmlns:wp14="http://schemas.microsoft.com/office/word/2010/wordprocessingDrawing" xmlns:wp="http://schemas.openxmlformats.org/drawingml/2006/wordprocessingDrawing" xmlns:w10="urn:schemas-microsoft-com:office:word" xmlns:w="http://schemas.openxmlformats.org/wordprocessingml/2006/main" xmlns:w14="http://schemas.microsoft.com/office/word/2010/wordml" xmlns:w15="http://schemas.microsoft.com/office/word/2012/wordml" xmlns:w16cei="http://schemas.microsoft.com/office/word/2026/wordml/cei" xmlns:w16cex="http://schemas.microsoft.com/office/word/2018/wordml/cex" xmlns:w16cid="http://schemas.microsoft.com/office/word/2016/wordml/cid" xmlns:w16="http://schemas.microsoft.com/office/word/2018/wordml" xmlns:w16du="http://schemas.microsoft.com/office/word/2023/wordml/word16du" xmlns:w16sdtdh="http://schemas.microsoft.com/office/word/2020/wordml/sdtdatahash" xmlns:w16sdtfl="http://schemas.microsoft.com/office/word/2024/wordml/sdtformatlock" xmlns:w16se="http://schemas.microsoft.com/office/word/2015/wordml/symex" xmlns:wpg="http://schemas.microsoft.com/office/word/2010/wordprocessingGroup" xmlns:wpi="http://schemas.microsoft.com/office/word/2010/wordprocessingInk" xmlns:wne="http://schemas.microsoft.com/office/word/2006/wordml" xmlns:wps="http://schemas.microsoft.com/office/word/2010/wordprocessingShape" mc:Ignorable="w14 w15 w16se w16cid w16 w16cex w16sdtdh w16sdtfl w16du wp14">
+<w:numbering xmlns:wpc="http://schemas.microsoft.com/office/word/2010/wordprocessingCanvas" xmlns:cx="http://schemas.microsoft.com/office/drawing/2014/chartex" xmlns:cx1="http://schemas.microsoft.com/office/drawing/2015/9/8/chartex" xmlns:cx2="http://schemas.microsoft.com/office/drawing/2015/10/21/chartex" xmlns:cx3="http://schemas.microsoft.com/office/drawing/2016/5/9/chartex" xmlns:cx4="http://schemas.microsoft.com/office/drawing/2016/5/10/chartex" xmlns:cx5="http://schemas.microsoft.com/office/drawing/2016/5/11/chartex" xmlns:cx6="http://schemas.microsoft.com/office/drawing/2016/5/12/chartex" xmlns:cx7="http://schemas.microsoft.com/office/drawing/2016/5/13/chartex" xmlns:cx8="http://schemas.microsoft.com/office/drawing/2016/5/14/chartex" xmlns:mc="http://schemas.openxmlformats.org/markup-compatibility/2006" xmlns:aink="http://schemas.microsoft.com/office/drawing/2016/ink" xmlns:am3d="http://schemas.microsoft.com/office/drawing/2017/model3d" xmlns:o="urn:schemas-microsoft-com:office:office" xmlns:oel="http://schemas.microsoft.com/office/2019/extlst" xmlns:r="http://schemas.openxmlformats.org/officeDocument/2006/relationships" xmlns:m="http://schemas.openxmlformats.org/officeDocument/2006/math" xmlns:v="urn:schemas-microsoft-com:vml" xmlns:wp14="http://schemas.microsoft.com/office/word/2010/wordprocessingDrawing" xmlns:wp="http://schemas.openxmlformats.org/drawingml/2006/wordprocessingDrawing" xmlns:w10="urn:schemas-microsoft-com:office:word" xmlns:w="http://schemas.openxmlformats.org/wordprocessingml/2006/main" xmlns:w14="http://schemas.microsoft.com/office/word/2010/wordml" xmlns:w15="http://schemas.microsoft.com/office/word/2012/wordml" xmlns:w16cex="http://schemas.microsoft.com/office/word/2018/wordml/cex" xmlns:w16cid="http://schemas.microsoft.com/office/word/2016/wordml/cid" xmlns:w16="http://schemas.microsoft.com/office/word/2018/wordml" xmlns:w16du="http://schemas.microsoft.com/office/word/2023/wordml/word16du" xmlns:w16sdtdh="http://schemas.microsoft.com/office/word/2020/wordml/sdtdatahash" xmlns:w16sdtfl="http://schemas.microsoft.com/office/word/2024/wordml/sdtformatlock" xmlns:w16se="http://schemas.microsoft.com/office/word/2015/wordml/symex" xmlns:wpg="http://schemas.microsoft.com/office/word/2010/wordprocessingGroup" xmlns:wpi="http://schemas.microsoft.com/office/word/2010/wordprocessingInk" xmlns:wne="http://schemas.microsoft.com/office/word/2006/wordml" xmlns:wps="http://schemas.microsoft.com/office/word/2010/wordprocessingShape" mc:Ignorable="w14 w15 w16se w16cid w16 w16cex w16sdtdh w16sdtfl w16du wp14">
   <w:abstractNum w:abstractNumId="0" w15:restartNumberingAfterBreak="0">
     <w:nsid w:val="032A0A4F"/>
     <w:multiLevelType w:val="hybridMultilevel"/>
